--- a/插件开发教程.docx
+++ b/插件开发教程.docx
@@ -6529,6 +6529,257 @@
       </w:r>
       <w:r>
         <w:t xml:space="preserve"> 省事。</w:t>
+      </w:r>
+    </w:p>
+    <w:p>
+      <w:pPr>
+        <w:spacing w:after="60"/>
+        <w:ind w:left="283"/>
+      </w:pPr>
+      <w:r>
+        <w:rPr>
+          <w:color w:val="64748B"/>
+        </w:rPr>
+        <w:t xml:space="preserve">⚠️ </w:t>
+      </w:r>
+      <w:r>
+        <w:rPr>
+          <w:b/>
+          <w:color w:val="64748B"/>
+        </w:rPr>
+        <w:t>很容易踩的坑</w:t>
+      </w:r>
+      <w:r>
+        <w:rPr>
+          <w:color w:val="64748B"/>
+        </w:rPr>
+        <w:t>：</w:t>
+      </w:r>
+      <w:r>
+        <w:rPr>
+          <w:rFonts w:ascii="Consolas" w:hAnsi="Consolas" w:eastAsia="Consolas"/>
+          <w:color w:val="64748B"/>
+          <w:sz w:val="19"/>
+        </w:rPr>
+        <w:t>App.api</w:t>
+      </w:r>
+      <w:r>
+        <w:rPr>
+          <w:color w:val="64748B"/>
+        </w:rPr>
+        <w:t xml:space="preserve"> 提交的对象会被转成 </w:t>
+      </w:r>
+      <w:r>
+        <w:rPr>
+          <w:b/>
+          <w:color w:val="64748B"/>
+        </w:rPr>
+        <w:t>JSON</w:t>
+      </w:r>
+      <w:r>
+        <w:rPr>
+          <w:color w:val="64748B"/>
+        </w:rPr>
+        <w:t>，</w:t>
+      </w:r>
+    </w:p>
+    <w:p>
+      <w:pPr>
+        <w:spacing w:after="60"/>
+        <w:ind w:left="283"/>
+      </w:pPr>
+      <w:r>
+        <w:rPr>
+          <w:color w:val="64748B"/>
+        </w:rPr>
+        <w:t>而普通 HTML 表单提交的是</w:t>
+      </w:r>
+      <w:r>
+        <w:rPr>
+          <w:b/>
+          <w:color w:val="64748B"/>
+        </w:rPr>
+        <w:t>表单数据</w:t>
+      </w:r>
+      <w:r>
+        <w:rPr>
+          <w:color w:val="64748B"/>
+        </w:rPr>
+        <w:t xml:space="preserve">。如果接口只写 </w:t>
+      </w:r>
+      <w:r>
+        <w:rPr>
+          <w:rFonts w:ascii="Consolas" w:hAnsi="Consolas" w:eastAsia="Consolas"/>
+          <w:color w:val="64748B"/>
+          <w:sz w:val="19"/>
+        </w:rPr>
+        <w:t>request.form.get("x")</w:t>
+      </w:r>
+      <w:r>
+        <w:rPr>
+          <w:color w:val="64748B"/>
+        </w:rPr>
+        <w:t>，</w:t>
+      </w:r>
+    </w:p>
+    <w:p>
+      <w:pPr>
+        <w:spacing w:after="60"/>
+        <w:ind w:left="283"/>
+      </w:pPr>
+      <w:r>
+        <w:rPr>
+          <w:color w:val="64748B"/>
+        </w:rPr>
+        <w:t xml:space="preserve">前端用 </w:t>
+      </w:r>
+      <w:r>
+        <w:rPr>
+          <w:rFonts w:ascii="Consolas" w:hAnsi="Consolas" w:eastAsia="Consolas"/>
+          <w:color w:val="64748B"/>
+          <w:sz w:val="19"/>
+        </w:rPr>
+        <w:t>App.api</w:t>
+      </w:r>
+      <w:r>
+        <w:rPr>
+          <w:color w:val="64748B"/>
+        </w:rPr>
+        <w:t xml:space="preserve"> 调就会永远拿到空值。</w:t>
+      </w:r>
+    </w:p>
+    <w:p>
+      <w:pPr>
+        <w:spacing w:after="60"/>
+        <w:ind w:left="283"/>
+      </w:pPr>
+    </w:p>
+    <w:p>
+      <w:pPr>
+        <w:spacing w:after="60"/>
+        <w:ind w:left="283"/>
+      </w:pPr>
+      <w:r>
+        <w:rPr>
+          <w:color w:val="64748B"/>
+        </w:rPr>
+        <w:t>两种都兼容的写法：</w:t>
+      </w:r>
+    </w:p>
+    <w:p>
+      <w:pPr>
+        <w:spacing w:after="60"/>
+        <w:ind w:left="283"/>
+      </w:pPr>
+    </w:p>
+    <w:p>
+      <w:pPr>
+        <w:spacing w:after="60"/>
+        <w:ind w:left="283"/>
+      </w:pPr>
+      <w:r>
+        <w:rPr>
+          <w:color w:val="64748B"/>
+        </w:rPr>
+        <w:t>```python</w:t>
+      </w:r>
+    </w:p>
+    <w:p>
+      <w:pPr>
+        <w:spacing w:after="60"/>
+        <w:ind w:left="283"/>
+      </w:pPr>
+      <w:r>
+        <w:rPr>
+          <w:color w:val="64748B"/>
+        </w:rPr>
+        <w:t>data = request.get_json(silent=True) or request.form</w:t>
+      </w:r>
+    </w:p>
+    <w:p>
+      <w:pPr>
+        <w:spacing w:after="60"/>
+        <w:ind w:left="283"/>
+      </w:pPr>
+      <w:r>
+        <w:rPr>
+          <w:color w:val="64748B"/>
+        </w:rPr>
+        <w:t>value = data.get("x")</w:t>
+      </w:r>
+    </w:p>
+    <w:p>
+      <w:pPr>
+        <w:spacing w:after="60"/>
+        <w:ind w:left="283"/>
+      </w:pPr>
+      <w:r>
+        <w:rPr>
+          <w:rFonts w:ascii="Consolas" w:hAnsi="Consolas" w:eastAsia="Consolas"/>
+          <w:color w:val="64748B"/>
+          <w:sz w:val="19"/>
+        </w:rPr>
+        <w:t>`</w:t>
+      </w:r>
+    </w:p>
+    <w:p>
+      <w:pPr>
+        <w:spacing w:after="60"/>
+        <w:ind w:left="283"/>
+      </w:pPr>
+    </w:p>
+    <w:p>
+      <w:pPr>
+        <w:spacing w:after="60"/>
+        <w:ind w:left="283"/>
+      </w:pPr>
+      <w:r>
+        <w:rPr>
+          <w:color w:val="64748B"/>
+        </w:rPr>
+        <w:t xml:space="preserve">只用一种也行，但要前后端一致：原生表单 → </w:t>
+      </w:r>
+      <w:r>
+        <w:rPr>
+          <w:rFonts w:ascii="Consolas" w:hAnsi="Consolas" w:eastAsia="Consolas"/>
+          <w:color w:val="64748B"/>
+          <w:sz w:val="19"/>
+        </w:rPr>
+        <w:t>request.form</w:t>
+      </w:r>
+      <w:r>
+        <w:rPr>
+          <w:color w:val="64748B"/>
+        </w:rPr>
+        <w:t>；</w:t>
+      </w:r>
+      <w:r>
+        <w:rPr>
+          <w:rFonts w:ascii="Consolas" w:hAnsi="Consolas" w:eastAsia="Consolas"/>
+          <w:color w:val="64748B"/>
+          <w:sz w:val="19"/>
+        </w:rPr>
+        <w:t>App.api</w:t>
+      </w:r>
+      <w:r>
+        <w:rPr>
+          <w:color w:val="64748B"/>
+        </w:rPr>
+        <w:t xml:space="preserve"> → </w:t>
+      </w:r>
+      <w:r>
+        <w:rPr>
+          <w:rFonts w:ascii="Consolas" w:hAnsi="Consolas" w:eastAsia="Consolas"/>
+          <w:color w:val="64748B"/>
+          <w:sz w:val="19"/>
+        </w:rPr>
+        <w:t>request.get_json()</w:t>
+      </w:r>
+      <w:r>
+        <w:rPr>
+          <w:color w:val="64748B"/>
+        </w:rPr>
+        <w:t>。</w:t>
       </w:r>
     </w:p>
     <w:p>

--- a/插件开发教程.docx
+++ b/插件开发教程.docx
@@ -2239,7 +2239,7 @@
         <w:br/>
         <w:t xml:space="preserve">            "label": "你好插件",             # 菜单上显示的文字</w:t>
         <w:br/>
-        <w:t xml:space="preserve">            "url": f"{ctx.url_prefix}/",    # 点它跳到哪里（一定要用 ctx.url_prefix 拼）</w:t>
+        <w:t xml:space="preserve">            "endpoint": "index",            # 点它跳到 index() 这个页面（推荐写法）</w:t>
         <w:br/>
         <w:t xml:space="preserve">            "perm": "view",                 # 没这个权限的人看不到这行菜单</w:t>
         <w:br/>
@@ -6065,6 +6065,206 @@
       </w:r>
     </w:p>
     <w:p>
+      <w:r>
+        <w:rPr>
+          <w:b/>
+        </w:rPr>
+        <w:t>代码里还可以用系统给的两个"统一入口"</w:t>
+      </w:r>
+      <w:r>
+        <w:t>（</w:t>
+      </w:r>
+      <w:r>
+        <w:rPr>
+          <w:rFonts w:ascii="Consolas" w:hAnsi="Consolas" w:eastAsia="Consolas"/>
+          <w:color w:val="4338CA"/>
+          <w:sz w:val="19"/>
+        </w:rPr>
+        <w:t>ctx</w:t>
+      </w:r>
+      <w:r>
+        <w:t xml:space="preserve"> 就是你 </w:t>
+      </w:r>
+      <w:r>
+        <w:rPr>
+          <w:rFonts w:ascii="Consolas" w:hAnsi="Consolas" w:eastAsia="Consolas"/>
+          <w:color w:val="4338CA"/>
+          <w:sz w:val="19"/>
+        </w:rPr>
+        <w:t>register(ctx)</w:t>
+      </w:r>
+      <w:r>
+        <w:t xml:space="preserve"> 拿到的东西）：</w:t>
+      </w:r>
+    </w:p>
+    <w:p>
+      <w:pPr>
+        <w:spacing w:line="276" w:lineRule="auto" w:after="160"/>
+        <w:ind w:left="227"/>
+        <w:shd w:val="clear" w:color="auto" w:fill="F3F4F6"/>
+      </w:pPr>
+      <w:r>
+        <w:rPr>
+          <w:rFonts w:ascii="Consolas" w:hAnsi="Consolas" w:eastAsia="Consolas"/>
+          <w:sz w:val="18"/>
+        </w:rPr>
+        <w:t>ctx.url_for("list_page")          # → /notice/list      （当前实际前缀 + 视图）</w:t>
+        <w:br/>
+        <w:t>ctx.url_for("detail", pid=3)      # → /notice/detail/3</w:t>
+        <w:br/>
+        <w:t>ctx.url("/edit")                  # → /notice/edit      （纯拼地址，不校验视图）</w:t>
+      </w:r>
+    </w:p>
+    <w:p>
+      <w:r>
+        <w:t xml:space="preserve">模板里也可以用 </w:t>
+      </w:r>
+      <w:r>
+        <w:rPr>
+          <w:rFonts w:ascii="Consolas" w:hAnsi="Consolas" w:eastAsia="Consolas"/>
+          <w:color w:val="4338CA"/>
+          <w:sz w:val="19"/>
+        </w:rPr>
+        <w:t>url_for</w:t>
+      </w:r>
+      <w:r>
+        <w:t>，效果一样：</w:t>
+      </w:r>
+    </w:p>
+    <w:p>
+      <w:pPr>
+        <w:spacing w:line="276" w:lineRule="auto" w:after="160"/>
+        <w:ind w:left="227"/>
+        <w:shd w:val="clear" w:color="auto" w:fill="F3F4F6"/>
+      </w:pPr>
+      <w:r>
+        <w:rPr>
+          <w:rFonts w:ascii="Consolas" w:hAnsi="Consolas" w:eastAsia="Consolas"/>
+          <w:sz w:val="18"/>
+        </w:rPr>
+        <w:t>&lt;a href="{{ url_for('yezhongtao.tools.notice.list_page') }}"&gt;列表&lt;/a&gt;</w:t>
+      </w:r>
+    </w:p>
+    <w:p>
+      <w:pPr>
+        <w:spacing w:after="60"/>
+        <w:ind w:left="283"/>
+      </w:pPr>
+      <w:r>
+        <w:rPr>
+          <w:b/>
+          <w:color w:val="64748B"/>
+        </w:rPr>
+        <w:t>记住一条就够了</w:t>
+      </w:r>
+      <w:r>
+        <w:rPr>
+          <w:color w:val="64748B"/>
+        </w:rPr>
+        <w:t xml:space="preserve">：地址不要写死，用 </w:t>
+      </w:r>
+      <w:r>
+        <w:rPr>
+          <w:rFonts w:ascii="Consolas" w:hAnsi="Consolas" w:eastAsia="Consolas"/>
+          <w:color w:val="64748B"/>
+          <w:sz w:val="19"/>
+        </w:rPr>
+        <w:t>url_for('.视图')</w:t>
+      </w:r>
+      <w:r>
+        <w:rPr>
+          <w:color w:val="64748B"/>
+        </w:rPr>
+        <w:t xml:space="preserve">（模板）或 </w:t>
+      </w:r>
+      <w:r>
+        <w:rPr>
+          <w:rFonts w:ascii="Consolas" w:hAnsi="Consolas" w:eastAsia="Consolas"/>
+          <w:color w:val="64748B"/>
+          <w:sz w:val="19"/>
+        </w:rPr>
+        <w:t>ctx.url_for("视图")</w:t>
+      </w:r>
+      <w:r>
+        <w:rPr>
+          <w:color w:val="64748B"/>
+        </w:rPr>
+        <w:t>（代码）。</w:t>
+      </w:r>
+    </w:p>
+    <w:p>
+      <w:pPr>
+        <w:spacing w:after="60"/>
+        <w:ind w:left="283"/>
+      </w:pPr>
+      <w:r>
+        <w:rPr>
+          <w:color w:val="64748B"/>
+        </w:rPr>
+        <w:t xml:space="preserve">这样管理员在「URL 映射」里把 </w:t>
+      </w:r>
+      <w:r>
+        <w:rPr>
+          <w:rFonts w:ascii="Consolas" w:hAnsi="Consolas" w:eastAsia="Consolas"/>
+          <w:color w:val="64748B"/>
+          <w:sz w:val="19"/>
+        </w:rPr>
+        <w:t>/notice</w:t>
+      </w:r>
+      <w:r>
+        <w:rPr>
+          <w:color w:val="64748B"/>
+        </w:rPr>
+        <w:t xml:space="preserve"> 改成 </w:t>
+      </w:r>
+      <w:r>
+        <w:rPr>
+          <w:rFonts w:ascii="Consolas" w:hAnsi="Consolas" w:eastAsia="Consolas"/>
+          <w:color w:val="64748B"/>
+          <w:sz w:val="19"/>
+        </w:rPr>
+        <w:t>/gonggao</w:t>
+      </w:r>
+      <w:r>
+        <w:rPr>
+          <w:color w:val="64748B"/>
+        </w:rPr>
+        <w:t>，你的页面、菜单、链接全都自动跟着变。</w:t>
+      </w:r>
+    </w:p>
+    <w:p>
+      <w:r>
+        <w:rPr>
+          <w:b/>
+        </w:rPr>
+        <w:t>唯一不会自动变的是"给外部软件用的 HTTP API 地址"</w:t>
+      </w:r>
+      <w:r>
+        <w:t>：它也在插件前缀下面</w:t>
+      </w:r>
+    </w:p>
+    <w:p>
+      <w:r>
+        <w:t>（</w:t>
+      </w:r>
+      <w:r>
+        <w:rPr>
+          <w:rFonts w:ascii="Consolas" w:hAnsi="Consolas" w:eastAsia="Consolas"/>
+          <w:color w:val="4338CA"/>
+          <w:sz w:val="19"/>
+        </w:rPr>
+        <w:t>/notice/api/...</w:t>
+      </w:r>
+      <w:r>
+        <w:t>），改了前缀外部系统就要同步改。所以改前缀前先通知调用方，</w:t>
+      </w:r>
+    </w:p>
+    <w:p>
+      <w:r>
+        <w:t>或者在插件里额外提供一个不随前缀变化的中转地址。</w:t>
+      </w:r>
+    </w:p>
+    <w:p>
       <w:pPr>
         <w:pStyle w:val="Heading3"/>
       </w:pPr>
@@ -6532,253 +6732,136 @@
       </w:r>
     </w:p>
     <w:p>
-      <w:pPr>
-        <w:spacing w:after="60"/>
-        <w:ind w:left="283"/>
-      </w:pPr>
-      <w:r>
-        <w:rPr>
-          <w:color w:val="64748B"/>
-        </w:rPr>
+      <w:r>
         <w:t xml:space="preserve">⚠️ </w:t>
       </w:r>
       <w:r>
         <w:rPr>
           <w:b/>
-          <w:color w:val="64748B"/>
         </w:rPr>
         <w:t>很容易踩的坑</w:t>
       </w:r>
       <w:r>
-        <w:rPr>
-          <w:color w:val="64748B"/>
-        </w:rPr>
         <w:t>：</w:t>
       </w:r>
       <w:r>
         <w:rPr>
           <w:rFonts w:ascii="Consolas" w:hAnsi="Consolas" w:eastAsia="Consolas"/>
-          <w:color w:val="64748B"/>
+          <w:color w:val="4338CA"/>
           <w:sz w:val="19"/>
         </w:rPr>
         <w:t>App.api</w:t>
       </w:r>
       <w:r>
-        <w:rPr>
-          <w:color w:val="64748B"/>
-        </w:rPr>
         <w:t xml:space="preserve"> 提交的对象会被转成 </w:t>
       </w:r>
       <w:r>
         <w:rPr>
           <w:b/>
-          <w:color w:val="64748B"/>
         </w:rPr>
         <w:t>JSON</w:t>
       </w:r>
       <w:r>
-        <w:rPr>
-          <w:color w:val="64748B"/>
-        </w:rPr>
         <w:t>，</w:t>
       </w:r>
     </w:p>
     <w:p>
-      <w:pPr>
-        <w:spacing w:after="60"/>
-        <w:ind w:left="283"/>
-      </w:pPr>
-      <w:r>
-        <w:rPr>
-          <w:color w:val="64748B"/>
-        </w:rPr>
+      <w:r>
         <w:t>而普通 HTML 表单提交的是</w:t>
       </w:r>
       <w:r>
         <w:rPr>
           <w:b/>
-          <w:color w:val="64748B"/>
         </w:rPr>
         <w:t>表单数据</w:t>
       </w:r>
       <w:r>
-        <w:rPr>
-          <w:color w:val="64748B"/>
-        </w:rPr>
         <w:t xml:space="preserve">。如果接口只写 </w:t>
       </w:r>
       <w:r>
         <w:rPr>
           <w:rFonts w:ascii="Consolas" w:hAnsi="Consolas" w:eastAsia="Consolas"/>
-          <w:color w:val="64748B"/>
+          <w:color w:val="4338CA"/>
           <w:sz w:val="19"/>
         </w:rPr>
         <w:t>request.form.get("x")</w:t>
       </w:r>
       <w:r>
-        <w:rPr>
-          <w:color w:val="64748B"/>
-        </w:rPr>
         <w:t>，</w:t>
       </w:r>
     </w:p>
     <w:p>
-      <w:pPr>
-        <w:spacing w:after="60"/>
-        <w:ind w:left="283"/>
-      </w:pPr>
-      <w:r>
-        <w:rPr>
-          <w:color w:val="64748B"/>
-        </w:rPr>
+      <w:r>
         <w:t xml:space="preserve">前端用 </w:t>
       </w:r>
       <w:r>
         <w:rPr>
           <w:rFonts w:ascii="Consolas" w:hAnsi="Consolas" w:eastAsia="Consolas"/>
-          <w:color w:val="64748B"/>
+          <w:color w:val="4338CA"/>
           <w:sz w:val="19"/>
         </w:rPr>
         <w:t>App.api</w:t>
       </w:r>
       <w:r>
+        <w:t xml:space="preserve"> 调就会永远拿到空值。</w:t>
+      </w:r>
+    </w:p>
+    <w:p>
+      <w:r>
+        <w:t>两种都兼容的写法：</w:t>
+      </w:r>
+    </w:p>
+    <w:p>
+      <w:pPr>
+        <w:spacing w:line="276" w:lineRule="auto" w:after="160"/>
+        <w:ind w:left="227"/>
+        <w:shd w:val="clear" w:color="auto" w:fill="F3F4F6"/>
+      </w:pPr>
+      <w:r>
         <w:rPr>
-          <w:color w:val="64748B"/>
-        </w:rPr>
-        <w:t xml:space="preserve"> 调就会永远拿到空值。</w:t>
-      </w:r>
-    </w:p>
-    <w:p>
-      <w:pPr>
-        <w:spacing w:after="60"/>
-        <w:ind w:left="283"/>
-      </w:pPr>
-    </w:p>
-    <w:p>
-      <w:pPr>
-        <w:spacing w:after="60"/>
-        <w:ind w:left="283"/>
-      </w:pPr>
-      <w:r>
-        <w:rPr>
-          <w:color w:val="64748B"/>
-        </w:rPr>
-        <w:t>两种都兼容的写法：</w:t>
-      </w:r>
-    </w:p>
-    <w:p>
-      <w:pPr>
-        <w:spacing w:after="60"/>
-        <w:ind w:left="283"/>
-      </w:pPr>
-    </w:p>
-    <w:p>
-      <w:pPr>
-        <w:spacing w:after="60"/>
-        <w:ind w:left="283"/>
-      </w:pPr>
-      <w:r>
-        <w:rPr>
-          <w:color w:val="64748B"/>
-        </w:rPr>
-        <w:t>```python</w:t>
-      </w:r>
-    </w:p>
-    <w:p>
-      <w:pPr>
-        <w:spacing w:after="60"/>
-        <w:ind w:left="283"/>
-      </w:pPr>
-      <w:r>
-        <w:rPr>
-          <w:color w:val="64748B"/>
+          <w:rFonts w:ascii="Consolas" w:hAnsi="Consolas" w:eastAsia="Consolas"/>
+          <w:sz w:val="18"/>
         </w:rPr>
         <w:t>data = request.get_json(silent=True) or request.form</w:t>
-      </w:r>
-    </w:p>
-    <w:p>
-      <w:pPr>
-        <w:spacing w:after="60"/>
-        <w:ind w:left="283"/>
-      </w:pPr>
-      <w:r>
-        <w:rPr>
-          <w:color w:val="64748B"/>
-        </w:rPr>
+        <w:br/>
         <w:t>value = data.get("x")</w:t>
       </w:r>
     </w:p>
     <w:p>
-      <w:pPr>
-        <w:spacing w:after="60"/>
-        <w:ind w:left="283"/>
-      </w:pPr>
+      <w:r>
+        <w:t xml:space="preserve">只用一种也行，但要前后端一致：原生表单 → </w:t>
+      </w:r>
       <w:r>
         <w:rPr>
           <w:rFonts w:ascii="Consolas" w:hAnsi="Consolas" w:eastAsia="Consolas"/>
-          <w:color w:val="64748B"/>
-          <w:sz w:val="19"/>
-        </w:rPr>
-        <w:t>`</w:t>
-      </w:r>
-    </w:p>
-    <w:p>
-      <w:pPr>
-        <w:spacing w:after="60"/>
-        <w:ind w:left="283"/>
-      </w:pPr>
-    </w:p>
-    <w:p>
-      <w:pPr>
-        <w:spacing w:after="60"/>
-        <w:ind w:left="283"/>
-      </w:pPr>
-      <w:r>
-        <w:rPr>
-          <w:color w:val="64748B"/>
-        </w:rPr>
-        <w:t xml:space="preserve">只用一种也行，但要前后端一致：原生表单 → </w:t>
-      </w:r>
-      <w:r>
-        <w:rPr>
-          <w:rFonts w:ascii="Consolas" w:hAnsi="Consolas" w:eastAsia="Consolas"/>
-          <w:color w:val="64748B"/>
+          <w:color w:val="4338CA"/>
           <w:sz w:val="19"/>
         </w:rPr>
         <w:t>request.form</w:t>
       </w:r>
       <w:r>
-        <w:rPr>
-          <w:color w:val="64748B"/>
-        </w:rPr>
         <w:t>；</w:t>
       </w:r>
       <w:r>
         <w:rPr>
           <w:rFonts w:ascii="Consolas" w:hAnsi="Consolas" w:eastAsia="Consolas"/>
-          <w:color w:val="64748B"/>
+          <w:color w:val="4338CA"/>
           <w:sz w:val="19"/>
         </w:rPr>
         <w:t>App.api</w:t>
       </w:r>
       <w:r>
-        <w:rPr>
-          <w:color w:val="64748B"/>
-        </w:rPr>
         <w:t xml:space="preserve"> → </w:t>
       </w:r>
       <w:r>
         <w:rPr>
           <w:rFonts w:ascii="Consolas" w:hAnsi="Consolas" w:eastAsia="Consolas"/>
-          <w:color w:val="64748B"/>
+          <w:color w:val="4338CA"/>
           <w:sz w:val="19"/>
         </w:rPr>
         <w:t>request.get_json()</w:t>
       </w:r>
       <w:r>
-        <w:rPr>
-          <w:color w:val="64748B"/>
-        </w:rPr>
         <w:t>。</w:t>
       </w:r>
     </w:p>
@@ -8308,6 +8391,14 @@
       </w:r>
     </w:p>
     <w:p>
+      <w:r>
+        <w:rPr>
+          <w:b/>
+        </w:rPr>
+        <w:t>推荐写法：用 `endpoint`（写视图函数名），不写地址</w:t>
+      </w:r>
+    </w:p>
+    <w:p>
       <w:pPr>
         <w:spacing w:line="276" w:lineRule="auto" w:after="160"/>
         <w:ind w:left="227"/>
@@ -8326,7 +8417,7 @@
         <w:br/>
         <w:t xml:space="preserve">        "label": "公告通知",             # 菜单文字</w:t>
         <w:br/>
-        <w:t xml:space="preserve">        "url": f"{ctx.url_prefix}/",    # 点它去哪（必须用 ctx.url_prefix 拼！）</w:t>
+        <w:t xml:space="preserve">        "endpoint": "list_page",        # ← 点它跳到哪个视图（函数名）</w:t>
         <w:br/>
         <w:t xml:space="preserve">        "perm": "view",                 # 没这个权限看不到</w:t>
         <w:br/>
@@ -8342,7 +8433,7 @@
         <w:br/>
         <w:t xml:space="preserve">        "label": "发布公告",</w:t>
         <w:br/>
-        <w:t xml:space="preserve">        "url": f"{ctx.url_prefix}/new",</w:t>
+        <w:t xml:space="preserve">        "endpoint": "new",              # 跳到 new() 这个视图</w:t>
         <w:br/>
         <w:t xml:space="preserve">        "perm": "create",</w:t>
         <w:br/>
@@ -8353,6 +8444,121 @@
         <w:t xml:space="preserve">    },</w:t>
         <w:br/>
         <w:t>])</w:t>
+      </w:r>
+    </w:p>
+    <w:p>
+      <w:r>
+        <w:t>这样写的好处：菜单里存的是"跳到哪个页面"，不是"跳到哪个地址"。</w:t>
+      </w:r>
+    </w:p>
+    <w:p>
+      <w:r>
+        <w:t xml:space="preserve">管理员在「URL 映射」里把 </w:t>
+      </w:r>
+      <w:r>
+        <w:rPr>
+          <w:rFonts w:ascii="Consolas" w:hAnsi="Consolas" w:eastAsia="Consolas"/>
+          <w:color w:val="4338CA"/>
+          <w:sz w:val="19"/>
+        </w:rPr>
+        <w:t>/notice</w:t>
+      </w:r>
+      <w:r>
+        <w:t xml:space="preserve"> 改成 </w:t>
+      </w:r>
+      <w:r>
+        <w:rPr>
+          <w:rFonts w:ascii="Consolas" w:hAnsi="Consolas" w:eastAsia="Consolas"/>
+          <w:color w:val="4338CA"/>
+          <w:sz w:val="19"/>
+        </w:rPr>
+        <w:t>/gonggao</w:t>
+      </w:r>
+      <w:r>
+        <w:t xml:space="preserve"> 后，菜单会自动变成 </w:t>
+      </w:r>
+      <w:r>
+        <w:rPr>
+          <w:rFonts w:ascii="Consolas" w:hAnsi="Consolas" w:eastAsia="Consolas"/>
+          <w:color w:val="4338CA"/>
+          <w:sz w:val="19"/>
+        </w:rPr>
+        <w:t>/gonggao/...</w:t>
+      </w:r>
+      <w:r>
+        <w:t>，</w:t>
+      </w:r>
+    </w:p>
+    <w:p>
+      <w:r>
+        <w:rPr>
+          <w:b/>
+        </w:rPr>
+        <w:t>你什么都不用改</w:t>
+      </w:r>
+      <w:r>
+        <w:t>。</w:t>
+      </w:r>
+    </w:p>
+    <w:p>
+      <w:r>
+        <w:rPr>
+          <w:b/>
+        </w:rPr>
+        <w:t>兼容写法（老插件 / 确实要固定地址时）</w:t>
+      </w:r>
+      <w:r>
+        <w:t>：</w:t>
+      </w:r>
+    </w:p>
+    <w:p>
+      <w:pPr>
+        <w:spacing w:line="276" w:lineRule="auto" w:after="160"/>
+        <w:ind w:left="227"/>
+        <w:shd w:val="clear" w:color="auto" w:fill="F3F4F6"/>
+      </w:pPr>
+      <w:r>
+        <w:rPr>
+          <w:rFonts w:ascii="Consolas" w:hAnsi="Consolas" w:eastAsia="Consolas"/>
+          <w:sz w:val="18"/>
+        </w:rPr>
+        <w:t>ctx.register_menus([</w:t>
+        <w:br/>
+        <w:t xml:space="preserve">    {"name": "notice-list", "label": "公告通知",</w:t>
+        <w:br/>
+        <w:t xml:space="preserve">     "url": f"{ctx.url_prefix}/", "perm": "view", "order": 50, "icon": "list"},</w:t>
+        <w:br/>
+        <w:t>])</w:t>
+      </w:r>
+    </w:p>
+    <w:p>
+      <w:r>
+        <w:t xml:space="preserve">系统会把 </w:t>
+      </w:r>
+      <w:r>
+        <w:rPr>
+          <w:rFonts w:ascii="Consolas" w:hAnsi="Consolas" w:eastAsia="Consolas"/>
+          <w:color w:val="4338CA"/>
+          <w:sz w:val="19"/>
+        </w:rPr>
+        <w:t>ctx.url_prefix</w:t>
+      </w:r>
+      <w:r>
+        <w:t xml:space="preserve"> 那一段换成占位符，渲染时再填当前前缀，所以也能跟着变；</w:t>
+      </w:r>
+    </w:p>
+    <w:p>
+      <w:r>
+        <w:t>但</w:t>
+      </w:r>
+      <w:r>
+        <w:rPr>
+          <w:b/>
+        </w:rPr>
+        <w:t>不要写死 `"/notice/"`</w:t>
+      </w:r>
+      <w:r>
+        <w:t>，那才是会 404 的写法。</w:t>
       </w:r>
     </w:p>
     <w:p>
@@ -8515,6 +8721,54 @@
                 <w:color w:val="4338CA"/>
                 <w:sz w:val="19"/>
               </w:rPr>
+              <w:t>endpoint</w:t>
+            </w:r>
+          </w:p>
+        </w:tc>
+        <w:tc>
+          <w:tcPr>
+            <w:tcW w:type="dxa" w:w="3137"/>
+          </w:tcPr>
+          <w:p>
+            <w:r>
+              <w:t>推荐</w:t>
+            </w:r>
+          </w:p>
+        </w:tc>
+        <w:tc>
+          <w:tcPr>
+            <w:tcW w:type="dxa" w:w="3137"/>
+          </w:tcPr>
+          <w:p>
+            <w:r>
+              <w:t xml:space="preserve">视图函数名（如 </w:t>
+            </w:r>
+            <w:r>
+              <w:rPr>
+                <w:rFonts w:ascii="Consolas" w:hAnsi="Consolas" w:eastAsia="Consolas"/>
+                <w:color w:val="4338CA"/>
+                <w:sz w:val="19"/>
+              </w:rPr>
+              <w:t>list_page</w:t>
+            </w:r>
+            <w:r>
+              <w:t>）；系统用它现算地址，改前缀自动跟随</w:t>
+            </w:r>
+          </w:p>
+        </w:tc>
+      </w:tr>
+      <w:tr>
+        <w:tc>
+          <w:tcPr>
+            <w:tcW w:type="dxa" w:w="3137"/>
+          </w:tcPr>
+          <w:p>
+            <w:r>
+              <w:rPr>
+                <w:rFonts w:ascii="Consolas" w:hAnsi="Consolas" w:eastAsia="Consolas"/>
+                <w:color w:val="4338CA"/>
+                <w:sz w:val="19"/>
+              </w:rPr>
               <w:t>url</w:t>
             </w:r>
           </w:p>
@@ -8525,7 +8779,7 @@
           </w:tcPr>
           <w:p>
             <w:r>
-              <w:t>✅</w:t>
+              <w:t>兼容</w:t>
             </w:r>
           </w:p>
         </w:tc>
@@ -8535,16 +8789,18 @@
           </w:tcPr>
           <w:p>
             <w:r>
-              <w:t>跳转地址。</w:t>
+              <w:t xml:space="preserve">跳转地址；用 </w:t>
             </w:r>
             <w:r>
               <w:rPr>
-                <w:b/>
+                <w:rFonts w:ascii="Consolas" w:hAnsi="Consolas" w:eastAsia="Consolas"/>
+                <w:color w:val="4338CA"/>
+                <w:sz w:val="19"/>
               </w:rPr>
-              <w:t>一定要用 `f"{ctx.url_prefix}/..."`</w:t>
-            </w:r>
-            <w:r>
-              <w:t>，否则管理员改了 URL 前缀后菜单会 404</w:t>
+              <w:t>f"{ctx.url_prefix}/..."</w:t>
+            </w:r>
+            <w:r>
+              <w:t xml:space="preserve"> 拼，不要写死</w:t>
             </w:r>
           </w:p>
         </w:tc>
@@ -8664,6 +8920,53 @@
     <w:p/>
     <w:p>
       <w:pPr>
+        <w:spacing w:after="60"/>
+        <w:ind w:left="283"/>
+      </w:pPr>
+      <w:r>
+        <w:rPr>
+          <w:rFonts w:ascii="Consolas" w:hAnsi="Consolas" w:eastAsia="Consolas"/>
+          <w:color w:val="64748B"/>
+          <w:sz w:val="19"/>
+        </w:rPr>
+        <w:t>endpoint</w:t>
+      </w:r>
+      <w:r>
+        <w:rPr>
+          <w:color w:val="64748B"/>
+        </w:rPr>
+        <w:t xml:space="preserve"> 和 </w:t>
+      </w:r>
+      <w:r>
+        <w:rPr>
+          <w:rFonts w:ascii="Consolas" w:hAnsi="Consolas" w:eastAsia="Consolas"/>
+          <w:color w:val="64748B"/>
+          <w:sz w:val="19"/>
+        </w:rPr>
+        <w:t>url</w:t>
+      </w:r>
+      <w:r>
+        <w:rPr>
+          <w:color w:val="64748B"/>
+        </w:rPr>
+        <w:t xml:space="preserve"> 同时写时，</w:t>
+      </w:r>
+      <w:r>
+        <w:rPr>
+          <w:b/>
+          <w:color w:val="64748B"/>
+        </w:rPr>
+        <w:t>以 endpoint 为准</w:t>
+      </w:r>
+      <w:r>
+        <w:rPr>
+          <w:color w:val="64748B"/>
+        </w:rPr>
+        <w:t>；两个都不写菜单不会显示。</w:t>
+      </w:r>
+    </w:p>
+    <w:p>
+      <w:pPr>
         <w:pStyle w:val="Heading3"/>
       </w:pPr>
       <w:r>
@@ -8771,279 +9074,10 @@
     </w:p>
     <w:p>
       <w:pPr>
-        <w:pStyle w:val="Heading2"/>
-      </w:pPr>
-      <w:r>
-        <w:t>第 8 章 插件之间互相调用</w:t>
-      </w:r>
-    </w:p>
-    <w:p>
-      <w:pPr>
-        <w:spacing w:after="60"/>
-        <w:ind w:left="283"/>
-      </w:pPr>
-      <w:r>
-        <w:rPr>
-          <w:color w:val="64748B"/>
-        </w:rPr>
-        <w:t>这一章是进阶内容。只有一个插件时可以先跳过。</w:t>
-      </w:r>
-    </w:p>
-    <w:p>
-      <w:pPr>
         <w:pStyle w:val="Heading3"/>
       </w:pPr>
       <w:r>
-        <w:t>8.1 场景</w:t>
-      </w:r>
-    </w:p>
-    <w:p>
-      <w:r>
-        <w:t>插件 A 有一份数据，插件 B 想用。两种做法：</w:t>
-      </w:r>
-    </w:p>
-    <w:p>
-      <w:pPr>
-        <w:pStyle w:val="ListBullet"/>
-      </w:pPr>
-      <w:r>
-        <w:t>❌ B 直接去读 A 的数据库/文件 —— 一旦 A 改结构就坏；</w:t>
-      </w:r>
-    </w:p>
-    <w:p>
-      <w:pPr>
-        <w:pStyle w:val="ListBullet"/>
-      </w:pPr>
-      <w:r>
-        <w:t>✅ A 提供"接口"，B 调用接口 —— 这是本系统推荐的方式。</w:t>
-      </w:r>
-    </w:p>
-    <w:p>
-      <w:pPr>
-        <w:pStyle w:val="Heading3"/>
-      </w:pPr>
-      <w:r>
-        <w:t>8.2 提供方（A）：写一个接口</w:t>
-      </w:r>
-    </w:p>
-    <w:p>
-      <w:r>
-        <w:rPr>
-          <w:b/>
-        </w:rPr>
-        <w:t>plugin.json</w:t>
-      </w:r>
-      <w:r>
-        <w:t>：</w:t>
-      </w:r>
-    </w:p>
-    <w:p>
-      <w:pPr>
-        <w:spacing w:line="276" w:lineRule="auto" w:after="160"/>
-        <w:ind w:left="227"/>
-        <w:shd w:val="clear" w:color="auto" w:fill="F3F4F6"/>
-      </w:pPr>
-      <w:r>
-        <w:rPr>
-          <w:rFonts w:ascii="Consolas" w:hAnsi="Consolas" w:eastAsia="Consolas"/>
-          <w:sz w:val="18"/>
-        </w:rPr>
-        <w:t>"provides": {</w:t>
-        <w:br/>
-        <w:t xml:space="preserve">  "notice.api": {</w:t>
-        <w:br/>
-        <w:t xml:space="preserve">    "label": "公告接口",</w:t>
-        <w:br/>
-        <w:t xml:space="preserve">    "methods": [</w:t>
-        <w:br/>
-        <w:t xml:space="preserve">      {"name": "list_posts", "label": "公告列表", "requires_perm": "view"},</w:t>
-        <w:br/>
-        <w:t xml:space="preserve">      {"name": "add_post", "label": "发布公告", "requires_perm": "create"}</w:t>
-        <w:br/>
-        <w:t xml:space="preserve">    ]</w:t>
-        <w:br/>
-        <w:t xml:space="preserve">  }</w:t>
-        <w:br/>
-        <w:t>}</w:t>
-      </w:r>
-    </w:p>
-    <w:p>
-      <w:r>
-        <w:rPr>
-          <w:rFonts w:ascii="Consolas" w:hAnsi="Consolas" w:eastAsia="Consolas"/>
-          <w:color w:val="4338CA"/>
-          <w:sz w:val="19"/>
-        </w:rPr>
-        <w:t>requires_perm</w:t>
-      </w:r>
-      <w:r>
-        <w:t xml:space="preserve"> 的意思是：别的插件调用这个方法，必须拥有 </w:t>
-      </w:r>
-      <w:r>
-        <w:rPr>
-          <w:rFonts w:ascii="Consolas" w:hAnsi="Consolas" w:eastAsia="Consolas"/>
-          <w:color w:val="4338CA"/>
-          <w:sz w:val="19"/>
-        </w:rPr>
-        <w:t>zhangsan.tools.notice.view</w:t>
-      </w:r>
-      <w:r>
-        <w:t xml:space="preserve"> 这个权限。</w:t>
-      </w:r>
-    </w:p>
-    <w:p>
-      <w:r>
-        <w:rPr>
-          <w:b/>
-        </w:rPr>
-        <w:t>hooks.py</w:t>
-      </w:r>
-      <w:r>
-        <w:t>：</w:t>
-      </w:r>
-    </w:p>
-    <w:p>
-      <w:pPr>
-        <w:spacing w:line="276" w:lineRule="auto" w:after="160"/>
-        <w:ind w:left="227"/>
-        <w:shd w:val="clear" w:color="auto" w:fill="F3F4F6"/>
-      </w:pPr>
-      <w:r>
-        <w:rPr>
-          <w:rFonts w:ascii="Consolas" w:hAnsi="Consolas" w:eastAsia="Consolas"/>
-          <w:sz w:val="18"/>
-        </w:rPr>
-        <w:t>class NoticeAPI:</w:t>
-        <w:br/>
-        <w:t xml:space="preserve">    """这里的 store 假设是你自己的数据对象（见第 9 章）。"""</w:t>
-        <w:br/>
-        <w:br/>
-        <w:t xml:space="preserve">    def __init__(self, store):</w:t>
-        <w:br/>
-        <w:t xml:space="preserve">        self.store = store</w:t>
-        <w:br/>
-        <w:br/>
-        <w:t xml:space="preserve">    def list_posts(self, limit=20):</w:t>
-        <w:br/>
-        <w:t xml:space="preserve">        return {"ok": True, "posts": self.store.recent(limit)}</w:t>
-        <w:br/>
-        <w:br/>
-        <w:t xml:space="preserve">    def add_post(self, title, body=""):</w:t>
-        <w:br/>
-        <w:t xml:space="preserve">        post = self.store.add(title, body)</w:t>
-        <w:br/>
-        <w:t xml:space="preserve">        return {"ok": True, "post": post}</w:t>
-        <w:br/>
-        <w:br/>
-        <w:br/>
-        <w:t>def register(ctx):</w:t>
-        <w:br/>
-        <w:t xml:space="preserve">    ...</w:t>
-        <w:br/>
-        <w:t xml:space="preserve">    ctx.provide("notice.api", NoticeAPI(store))     # 接口名 = plugin.json 里的 key</w:t>
-      </w:r>
-    </w:p>
-    <w:p>
-      <w:pPr>
-        <w:pStyle w:val="Heading3"/>
-      </w:pPr>
-      <w:r>
-        <w:t>8.3 使用方（B）：声明 + 调用</w:t>
-      </w:r>
-    </w:p>
-    <w:p>
-      <w:r>
-        <w:rPr>
-          <w:b/>
-        </w:rPr>
-        <w:t>plugin.json</w:t>
-      </w:r>
-      <w:r>
-        <w:t>：</w:t>
-      </w:r>
-    </w:p>
-    <w:p>
-      <w:pPr>
-        <w:spacing w:line="276" w:lineRule="auto" w:after="160"/>
-        <w:ind w:left="227"/>
-        <w:shd w:val="clear" w:color="auto" w:fill="F3F4F6"/>
-      </w:pPr>
-      <w:r>
-        <w:rPr>
-          <w:rFonts w:ascii="Consolas" w:hAnsi="Consolas" w:eastAsia="Consolas"/>
-          <w:sz w:val="18"/>
-        </w:rPr>
-        <w:t>"dependencies": { "zhangsan.tools.notice": "1.0.0" },</w:t>
-        <w:br/>
-        <w:t>"uses_permissions": {</w:t>
-        <w:br/>
-        <w:t xml:space="preserve">  "zhangsan.tools.notice.view": "首页显示最新公告"</w:t>
-        <w:br/>
-        <w:t>}</w:t>
-      </w:r>
-    </w:p>
-    <w:p>
-      <w:r>
-        <w:rPr>
-          <w:b/>
-        </w:rPr>
-        <w:t>hooks.py / 页面里</w:t>
-      </w:r>
-      <w:r>
-        <w:t>：</w:t>
-      </w:r>
-    </w:p>
-    <w:p>
-      <w:pPr>
-        <w:spacing w:line="276" w:lineRule="auto" w:after="160"/>
-        <w:ind w:left="227"/>
-        <w:shd w:val="clear" w:color="auto" w:fill="F3F4F6"/>
-      </w:pPr>
-      <w:r>
-        <w:rPr>
-          <w:rFonts w:ascii="Consolas" w:hAnsi="Consolas" w:eastAsia="Consolas"/>
-          <w:sz w:val="18"/>
-        </w:rPr>
-        <w:t>def register(ctx):</w:t>
-        <w:br/>
-        <w:t xml:space="preserve">    notice = ctx.require("notice.api")</w:t>
-        <w:br/>
-        <w:t xml:space="preserve">    posts = notice.list_posts(5)</w:t>
-      </w:r>
-    </w:p>
-    <w:p>
-      <w:r>
-        <w:t>或用到时再取：</w:t>
-      </w:r>
-    </w:p>
-    <w:p>
-      <w:pPr>
-        <w:spacing w:line="276" w:lineRule="auto" w:after="160"/>
-        <w:ind w:left="227"/>
-        <w:shd w:val="clear" w:color="auto" w:fill="F3F4F6"/>
-      </w:pPr>
-      <w:r>
-        <w:rPr>
-          <w:rFonts w:ascii="Consolas" w:hAnsi="Consolas" w:eastAsia="Consolas"/>
-          <w:sz w:val="18"/>
-        </w:rPr>
-        <w:t>notice = ctx.get("notice.api")       # 对方没装就得到 None</w:t>
-        <w:br/>
-        <w:t>if notice:</w:t>
-        <w:br/>
-        <w:t xml:space="preserve">    posts = notice.list_posts(5)</w:t>
-        <w:br/>
-        <w:t>else:</w:t>
-        <w:br/>
-        <w:t xml:space="preserve">    posts = []</w:t>
-      </w:r>
-    </w:p>
-    <w:p>
-      <w:pPr>
-        <w:pStyle w:val="Heading3"/>
-      </w:pPr>
-      <w:r>
-        <w:t>8.4 两种"被拦住"的情况</w:t>
+        <w:t>7.7 改了 URL 前缀之后，哪些地方会自动变</w:t>
       </w:r>
     </w:p>
     <w:tbl>
@@ -9075,7 +9109,7 @@
               <w:rPr>
                 <w:b/>
               </w:rPr>
-              <w:t>现象</w:t>
+              <w:t>地方</w:t>
             </w:r>
           </w:p>
         </w:tc>
@@ -9091,7 +9125,7 @@
               <w:rPr>
                 <w:b/>
               </w:rPr>
-              <w:t>原因</w:t>
+              <w:t>会不会自动变</w:t>
             </w:r>
           </w:p>
         </w:tc>
@@ -9107,7 +9141,7 @@
               <w:rPr>
                 <w:b/>
               </w:rPr>
-              <w:t>解决</w:t>
+              <w:t>怎么做到的</w:t>
             </w:r>
           </w:p>
         </w:tc>
@@ -9119,7 +9153,7 @@
           </w:tcPr>
           <w:p>
             <w:r>
-              <w:t>报错"未在 dependencies 中声明对 xxx 的依赖"</w:t>
+              <w:t>侧栏菜单</w:t>
             </w:r>
           </w:p>
         </w:tc>
@@ -9129,7 +9163,17 @@
           </w:tcPr>
           <w:p>
             <w:r>
-              <w:t xml:space="preserve">B 没在 </w:t>
+              <w:t>✅</w:t>
+            </w:r>
+          </w:p>
+        </w:tc>
+        <w:tc>
+          <w:tcPr>
+            <w:tcW w:type="dxa" w:w="3137"/>
+          </w:tcPr>
+          <w:p>
+            <w:r>
+              <w:t xml:space="preserve">菜单存 endpoint，渲染时 </w:t>
             </w:r>
             <w:r>
               <w:rPr>
@@ -9137,20 +9181,10 @@
                 <w:color w:val="4338CA"/>
                 <w:sz w:val="19"/>
               </w:rPr>
-              <w:t>dependencies</w:t>
-            </w:r>
-            <w:r>
-              <w:t xml:space="preserve"> 里声明 A</w:t>
-            </w:r>
-          </w:p>
-        </w:tc>
-        <w:tc>
-          <w:tcPr>
-            <w:tcW w:type="dxa" w:w="3137"/>
-          </w:tcPr>
-          <w:p>
-            <w:r>
-              <w:t>加上声明，重新打包上传</w:t>
+              <w:t>url_for</w:t>
+            </w:r>
+            <w:r>
+              <w:t xml:space="preserve"> 现算</w:t>
             </w:r>
           </w:p>
         </w:tc>
@@ -9162,7 +9196,7 @@
           </w:tcPr>
           <w:p>
             <w:r>
-              <w:t>报错"未声明使用权限 xxx.view"</w:t>
+              <w:t>插件页面里的链接</w:t>
             </w:r>
           </w:p>
         </w:tc>
@@ -9172,7 +9206,17 @@
           </w:tcPr>
           <w:p>
             <w:r>
-              <w:t xml:space="preserve">B 没在 </w:t>
+              <w:t>✅</w:t>
+            </w:r>
+          </w:p>
+        </w:tc>
+        <w:tc>
+          <w:tcPr>
+            <w:tcW w:type="dxa" w:w="3137"/>
+          </w:tcPr>
+          <w:p>
+            <w:r>
+              <w:t xml:space="preserve">模板用 </w:t>
             </w:r>
             <w:r>
               <w:rPr>
@@ -9180,20 +9224,217 @@
                 <w:color w:val="4338CA"/>
                 <w:sz w:val="19"/>
               </w:rPr>
-              <w:t>uses_permissions</w:t>
-            </w:r>
-            <w:r>
-              <w:t xml:space="preserve"> 里声明</w:t>
-            </w:r>
-          </w:p>
-        </w:tc>
+              <w:t>url_for('.视图')</w:t>
+            </w:r>
+            <w:r>
+              <w:t xml:space="preserve">、代码用 </w:t>
+            </w:r>
+            <w:r>
+              <w:rPr>
+                <w:rFonts w:ascii="Consolas" w:hAnsi="Consolas" w:eastAsia="Consolas"/>
+                <w:color w:val="4338CA"/>
+                <w:sz w:val="19"/>
+              </w:rPr>
+              <w:t>ctx.url_for(...)</w:t>
+            </w:r>
+          </w:p>
+        </w:tc>
+      </w:tr>
+      <w:tr>
         <w:tc>
           <w:tcPr>
             <w:tcW w:type="dxa" w:w="3137"/>
           </w:tcPr>
           <w:p>
             <w:r>
-              <w:t>加上声明，重新打包上传</w:t>
+              <w:t>插件管理页「打开管理页」按钮</w:t>
+            </w:r>
+          </w:p>
+        </w:tc>
+        <w:tc>
+          <w:tcPr>
+            <w:tcW w:type="dxa" w:w="3137"/>
+          </w:tcPr>
+          <w:p>
+            <w:r>
+              <w:t>✅</w:t>
+            </w:r>
+          </w:p>
+        </w:tc>
+        <w:tc>
+          <w:tcPr>
+            <w:tcW w:type="dxa" w:w="3137"/>
+          </w:tcPr>
+          <w:p>
+            <w:r>
+              <w:t>用插件的实际前缀</w:t>
+            </w:r>
+          </w:p>
+        </w:tc>
+      </w:tr>
+      <w:tr>
+        <w:tc>
+          <w:tcPr>
+            <w:tcW w:type="dxa" w:w="3137"/>
+          </w:tcPr>
+          <w:p>
+            <w:r>
+              <w:t>插件自己的 API 文档页</w:t>
+            </w:r>
+          </w:p>
+        </w:tc>
+        <w:tc>
+          <w:tcPr>
+            <w:tcW w:type="dxa" w:w="3137"/>
+          </w:tcPr>
+          <w:p>
+            <w:r>
+              <w:t>✅</w:t>
+            </w:r>
+          </w:p>
+        </w:tc>
+        <w:tc>
+          <w:tcPr>
+            <w:tcW w:type="dxa" w:w="3137"/>
+          </w:tcPr>
+          <w:p>
+            <w:r>
+              <w:t xml:space="preserve">页面里的 </w:t>
+            </w:r>
+            <w:r>
+              <w:rPr>
+                <w:rFonts w:ascii="Consolas" w:hAnsi="Consolas" w:eastAsia="Consolas"/>
+                <w:color w:val="4338CA"/>
+                <w:sz w:val="19"/>
+              </w:rPr>
+              <w:t>base</w:t>
+            </w:r>
+            <w:r>
+              <w:t xml:space="preserve"> 是 </w:t>
+            </w:r>
+            <w:r>
+              <w:rPr>
+                <w:rFonts w:ascii="Consolas" w:hAnsi="Consolas" w:eastAsia="Consolas"/>
+                <w:color w:val="4338CA"/>
+                <w:sz w:val="19"/>
+              </w:rPr>
+              <w:t>url_for('.dashboard')</w:t>
+            </w:r>
+          </w:p>
+        </w:tc>
+      </w:tr>
+      <w:tr>
+        <w:tc>
+          <w:tcPr>
+            <w:tcW w:type="dxa" w:w="3137"/>
+          </w:tcPr>
+          <w:p>
+            <w:r>
+              <w:t>内核的「URL 映射」页显示</w:t>
+            </w:r>
+          </w:p>
+        </w:tc>
+        <w:tc>
+          <w:tcPr>
+            <w:tcW w:type="dxa" w:w="3137"/>
+          </w:tcPr>
+          <w:p>
+            <w:r>
+              <w:t>✅</w:t>
+            </w:r>
+          </w:p>
+        </w:tc>
+        <w:tc>
+          <w:tcPr>
+            <w:tcW w:type="dxa" w:w="3137"/>
+          </w:tcPr>
+          <w:p>
+            <w:r>
+              <w:t>显示的是当前路由路径</w:t>
+            </w:r>
+          </w:p>
+        </w:tc>
+      </w:tr>
+      <w:tr>
+        <w:tc>
+          <w:tcPr>
+            <w:tcW w:type="dxa" w:w="3137"/>
+          </w:tcPr>
+          <w:p>
+            <w:r>
+              <w:t>外部软件调用的 HTTP API 地址</w:t>
+            </w:r>
+          </w:p>
+        </w:tc>
+        <w:tc>
+          <w:tcPr>
+            <w:tcW w:type="dxa" w:w="3137"/>
+          </w:tcPr>
+          <w:p>
+            <w:r>
+              <w:t xml:space="preserve">❌ </w:t>
+            </w:r>
+            <w:r>
+              <w:rPr>
+                <w:b/>
+              </w:rPr>
+              <w:t>不会</w:t>
+            </w:r>
+          </w:p>
+        </w:tc>
+        <w:tc>
+          <w:tcPr>
+            <w:tcW w:type="dxa" w:w="3137"/>
+          </w:tcPr>
+          <w:p>
+            <w:r>
+              <w:t>API 地址也在前缀下，改了要通知调用方</w:t>
+            </w:r>
+          </w:p>
+        </w:tc>
+      </w:tr>
+      <w:tr>
+        <w:tc>
+          <w:tcPr>
+            <w:tcW w:type="dxa" w:w="3137"/>
+          </w:tcPr>
+          <w:p>
+            <w:r>
+              <w:t xml:space="preserve">你自己写死的 </w:t>
+            </w:r>
+            <w:r>
+              <w:rPr>
+                <w:rFonts w:ascii="Consolas" w:hAnsi="Consolas" w:eastAsia="Consolas"/>
+                <w:color w:val="4338CA"/>
+                <w:sz w:val="19"/>
+              </w:rPr>
+              <w:t>"/notice/..."</w:t>
+            </w:r>
+          </w:p>
+        </w:tc>
+        <w:tc>
+          <w:tcPr>
+            <w:tcW w:type="dxa" w:w="3137"/>
+          </w:tcPr>
+          <w:p>
+            <w:r>
+              <w:t xml:space="preserve">❌ </w:t>
+            </w:r>
+            <w:r>
+              <w:rPr>
+                <w:b/>
+              </w:rPr>
+              <w:t>不会</w:t>
+            </w:r>
+          </w:p>
+        </w:tc>
+        <w:tc>
+          <w:tcPr>
+            <w:tcW w:type="dxa" w:w="3137"/>
+          </w:tcPr>
+          <w:p>
+            <w:r>
+              <w:t>一定不要写死，见 4.3</w:t>
             </w:r>
           </w:p>
         </w:tc>
@@ -9202,10 +9443,95 @@
     <w:p/>
     <w:p>
       <w:pPr>
+        <w:spacing w:after="60"/>
+        <w:ind w:left="283"/>
+      </w:pPr>
+      <w:r>
+        <w:rPr>
+          <w:color w:val="64748B"/>
+        </w:rPr>
+        <w:t>一句话：</w:t>
+      </w:r>
+      <w:r>
+        <w:rPr>
+          <w:b/>
+          <w:color w:val="64748B"/>
+        </w:rPr>
+        <w:t>菜单用 endpoint，链接用 url_for，绝不写死前缀</w:t>
+      </w:r>
+      <w:r>
+        <w:rPr>
+          <w:color w:val="64748B"/>
+        </w:rPr>
+        <w:t>。</w:t>
+      </w:r>
+    </w:p>
+    <w:p>
+      <w:pPr>
+        <w:pStyle w:val="Heading2"/>
+      </w:pPr>
+      <w:r>
+        <w:t>第 8 章 插件之间互相调用</w:t>
+      </w:r>
+    </w:p>
+    <w:p>
+      <w:pPr>
+        <w:spacing w:after="60"/>
+        <w:ind w:left="283"/>
+      </w:pPr>
+      <w:r>
+        <w:rPr>
+          <w:color w:val="64748B"/>
+        </w:rPr>
+        <w:t>这一章是进阶内容。只有一个插件时可以先跳过。</w:t>
+      </w:r>
+    </w:p>
+    <w:p>
+      <w:pPr>
         <w:pStyle w:val="Heading3"/>
       </w:pPr>
       <w:r>
-        <w:t>8.5 错误处理</w:t>
+        <w:t>8.1 场景</w:t>
+      </w:r>
+    </w:p>
+    <w:p>
+      <w:r>
+        <w:t>插件 A 有一份数据，插件 B 想用。两种做法：</w:t>
+      </w:r>
+    </w:p>
+    <w:p>
+      <w:pPr>
+        <w:pStyle w:val="ListBullet"/>
+      </w:pPr>
+      <w:r>
+        <w:t>❌ B 直接去读 A 的数据库/文件 —— 一旦 A 改结构就坏；</w:t>
+      </w:r>
+    </w:p>
+    <w:p>
+      <w:pPr>
+        <w:pStyle w:val="ListBullet"/>
+      </w:pPr>
+      <w:r>
+        <w:t>✅ A 提供"接口"，B 调用接口 —— 这是本系统推荐的方式。</w:t>
+      </w:r>
+    </w:p>
+    <w:p>
+      <w:pPr>
+        <w:pStyle w:val="Heading3"/>
+      </w:pPr>
+      <w:r>
+        <w:t>8.2 提供方（A）：写一个接口</w:t>
+      </w:r>
+    </w:p>
+    <w:p>
+      <w:r>
+        <w:rPr>
+          <w:b/>
+        </w:rPr>
+        <w:t>plugin.json</w:t>
+      </w:r>
+      <w:r>
+        <w:t>：</w:t>
       </w:r>
     </w:p>
     <w:p>
@@ -9219,94 +9545,36 @@
           <w:rFonts w:ascii="Consolas" w:hAnsi="Consolas" w:eastAsia="Consolas"/>
           <w:sz w:val="18"/>
         </w:rPr>
-        <w:t>try:</w:t>
-        <w:br/>
-        <w:t xml:space="preserve">    notice = ctx.require("notice.api")</w:t>
-        <w:br/>
-        <w:t xml:space="preserve">    posts = notice.list_posts(5)</w:t>
-        <w:br/>
-        <w:t>except LookupError:</w:t>
-        <w:br/>
-        <w:t xml:space="preserve">    posts = []                 # 对方没装/没启用</w:t>
-        <w:br/>
-        <w:t>except PermissionError as exc:</w:t>
-        <w:br/>
-        <w:t xml:space="preserve">    ctx.log().warning("接口权限不足：%s", exc)</w:t>
-        <w:br/>
-        <w:t xml:space="preserve">    posts = []</w:t>
-      </w:r>
-    </w:p>
-    <w:p>
-      <w:pPr>
-        <w:pStyle w:val="Heading3"/>
-      </w:pPr>
-      <w:r>
-        <w:t>8.6 谁调用谁要商量好</w:t>
-      </w:r>
-    </w:p>
-    <w:p>
-      <w:pPr>
-        <w:pStyle w:val="ListBullet"/>
-      </w:pPr>
-      <w:r>
-        <w:t>提供方负责：接口名（</w:t>
-      </w:r>
+        <w:t>"provides": {</w:t>
+        <w:br/>
+        <w:t xml:space="preserve">  "notice.api": {</w:t>
+        <w:br/>
+        <w:t xml:space="preserve">    "label": "公告接口",</w:t>
+        <w:br/>
+        <w:t xml:space="preserve">    "methods": [</w:t>
+        <w:br/>
+        <w:t xml:space="preserve">      {"name": "list_posts", "label": "公告列表", "requires_perm": "view"},</w:t>
+        <w:br/>
+        <w:t xml:space="preserve">      {"name": "add_post", "label": "发布公告", "requires_perm": "create"}</w:t>
+        <w:br/>
+        <w:t xml:space="preserve">    ]</w:t>
+        <w:br/>
+        <w:t xml:space="preserve">  }</w:t>
+        <w:br/>
+        <w:t>}</w:t>
+      </w:r>
+    </w:p>
+    <w:p>
       <w:r>
         <w:rPr>
           <w:rFonts w:ascii="Consolas" w:hAnsi="Consolas" w:eastAsia="Consolas"/>
           <w:color w:val="4338CA"/>
           <w:sz w:val="19"/>
         </w:rPr>
-        <w:t>notice.api</w:t>
-      </w:r>
-      <w:r>
-        <w:t>）、方法名、参数、返回格式；</w:t>
-      </w:r>
-    </w:p>
-    <w:p>
-      <w:pPr>
-        <w:pStyle w:val="ListBullet"/>
-      </w:pPr>
-      <w:r>
-        <w:t>使用方负责：声明依赖和权限；</w:t>
-      </w:r>
-    </w:p>
-    <w:p>
-      <w:pPr>
-        <w:pStyle w:val="ListBullet"/>
-      </w:pPr>
-      <w:r>
-        <w:t>接口一旦被别人用了，</w:t>
-      </w:r>
-      <w:r>
-        <w:rPr>
-          <w:b/>
-        </w:rPr>
-        <w:t>不要随便改方法名和参数</w:t>
-      </w:r>
-      <w:r>
-        <w:t>；要改就加新方法。</w:t>
-      </w:r>
-    </w:p>
-    <w:p>
-      <w:pPr>
-        <w:pStyle w:val="Heading2"/>
-      </w:pPr>
-      <w:r>
-        <w:t>第 9 章 数据：存什么、存在哪</w:t>
-      </w:r>
-    </w:p>
-    <w:p>
-      <w:pPr>
-        <w:pStyle w:val="Heading3"/>
-      </w:pPr>
-      <w:r>
-        <w:t>9.1 存哪里</w:t>
-      </w:r>
-    </w:p>
-    <w:p>
-      <w:r>
-        <w:t>每个插件有自己的数据目录：</w:t>
+        <w:t>requires_perm</w:t>
+      </w:r>
+      <w:r>
+        <w:t xml:space="preserve"> 的意思是：别的插件调用这个方法，必须拥有 </w:t>
       </w:r>
       <w:r>
         <w:rPr>
@@ -9314,52 +9582,21 @@
           <w:color w:val="4338CA"/>
           <w:sz w:val="19"/>
         </w:rPr>
-        <w:t>plugins/&lt;full_id&gt;/data/</w:t>
-      </w:r>
-      <w:r>
-        <w:t>。</w:t>
-      </w:r>
-    </w:p>
-    <w:p>
-      <w:pPr>
-        <w:pStyle w:val="ListBullet"/>
-      </w:pPr>
-      <w:r>
-        <w:t>打包 zip 时</w:t>
-      </w:r>
+        <w:t>zhangsan.tools.notice.view</w:t>
+      </w:r>
+      <w:r>
+        <w:t xml:space="preserve"> 这个权限。</w:t>
+      </w:r>
+    </w:p>
+    <w:p>
       <w:r>
         <w:rPr>
           <w:b/>
         </w:rPr>
-        <w:t>不会</w:t>
-      </w:r>
-      <w:r>
-        <w:t>包含它；</w:t>
-      </w:r>
-    </w:p>
-    <w:p>
-      <w:pPr>
-        <w:pStyle w:val="ListBullet"/>
-      </w:pPr>
-      <w:r>
-        <w:t>重新上传插件时它会被</w:t>
-      </w:r>
-      <w:r>
-        <w:rPr>
-          <w:b/>
-        </w:rPr>
-        <w:t>清空</w:t>
-      </w:r>
-      <w:r>
-        <w:t>（重要！见 9.5）；</w:t>
-      </w:r>
-    </w:p>
-    <w:p>
-      <w:pPr>
-        <w:pStyle w:val="ListBullet"/>
-      </w:pPr>
-      <w:r>
-        <w:t>在代码里这样拿到它：</w:t>
+        <w:t>hooks.py</w:t>
+      </w:r>
+      <w:r>
+        <w:t>：</w:t>
       </w:r>
     </w:p>
     <w:p>
@@ -9373,14 +9610,34 @@
           <w:rFonts w:ascii="Consolas" w:hAnsi="Consolas" w:eastAsia="Consolas"/>
           <w:sz w:val="18"/>
         </w:rPr>
-        <w:t>from pathlib import Path</w:t>
+        <w:t>class NoticeAPI:</w:t>
+        <w:br/>
+        <w:t xml:space="preserve">    """这里的 store 假设是你自己的数据对象（见第 9 章）。"""</w:t>
+        <w:br/>
+        <w:br/>
+        <w:t xml:space="preserve">    def __init__(self, store):</w:t>
+        <w:br/>
+        <w:t xml:space="preserve">        self.store = store</w:t>
+        <w:br/>
+        <w:br/>
+        <w:t xml:space="preserve">    def list_posts(self, limit=20):</w:t>
+        <w:br/>
+        <w:t xml:space="preserve">        return {"ok": True, "posts": self.store.recent(limit)}</w:t>
+        <w:br/>
+        <w:br/>
+        <w:t xml:space="preserve">    def add_post(self, title, body=""):</w:t>
+        <w:br/>
+        <w:t xml:space="preserve">        post = self.store.add(title, body)</w:t>
+        <w:br/>
+        <w:t xml:space="preserve">        return {"ok": True, "post": post}</w:t>
+        <w:br/>
         <w:br/>
         <w:br/>
         <w:t>def register(ctx):</w:t>
         <w:br/>
-        <w:t xml:space="preserve">    data_dir = Path(ctx.data_dir)     # 直接给你一个可写目录</w:t>
-        <w:br/>
-        <w:t xml:space="preserve">    data_dir.mkdir(parents=True, exist_ok=True)</w:t>
+        <w:t xml:space="preserve">    ...</w:t>
+        <w:br/>
+        <w:t xml:space="preserve">    ctx.provide("notice.api", NoticeAPI(store))     # 接口名 = plugin.json 里的 key</w:t>
       </w:r>
     </w:p>
     <w:p>
@@ -9388,7 +9645,18 @@
         <w:pStyle w:val="Heading3"/>
       </w:pPr>
       <w:r>
-        <w:t>9.2 存成 JSON 文件（简单够用）</w:t>
+        <w:t>8.3 使用方（B）：声明 + 调用</w:t>
+      </w:r>
+    </w:p>
+    <w:p>
+      <w:r>
+        <w:rPr>
+          <w:b/>
+        </w:rPr>
+        <w:t>plugin.json</w:t>
+      </w:r>
+      <w:r>
+        <w:t>：</w:t>
       </w:r>
     </w:p>
     <w:p>
@@ -9402,74 +9670,24 @@
           <w:rFonts w:ascii="Consolas" w:hAnsi="Consolas" w:eastAsia="Consolas"/>
           <w:sz w:val="18"/>
         </w:rPr>
-        <w:t>import json</w:t>
-        <w:br/>
-        <w:t>import os</w:t>
-        <w:br/>
-        <w:t>import tempfile</w:t>
-        <w:br/>
-        <w:t>from pathlib import Path</w:t>
-        <w:br/>
-        <w:br/>
-        <w:br/>
-        <w:t>class Store:</w:t>
-        <w:br/>
-        <w:t xml:space="preserve">    def __init__(self, data_dir):</w:t>
-        <w:br/>
-        <w:t xml:space="preserve">        self.dir = Path(data_dir)</w:t>
-        <w:br/>
-        <w:t xml:space="preserve">        self.dir.mkdir(parents=True, exist_ok=True)</w:t>
-        <w:br/>
-        <w:t xml:space="preserve">        self.path = self.dir / "items.json"</w:t>
-        <w:br/>
-        <w:br/>
-        <w:t xml:space="preserve">    def load(self):</w:t>
-        <w:br/>
-        <w:t xml:space="preserve">        try:</w:t>
-        <w:br/>
-        <w:t xml:space="preserve">            data = json.loads(self.path.read_text(encoding="utf-8"))</w:t>
-        <w:br/>
-        <w:t xml:space="preserve">            return data if isinstance(data, list) else []</w:t>
-        <w:br/>
-        <w:t xml:space="preserve">        except (OSError, json.JSONDecodeError):</w:t>
-        <w:br/>
-        <w:t xml:space="preserve">            return []</w:t>
-        <w:br/>
-        <w:br/>
-        <w:t xml:space="preserve">    def save(self, rows):</w:t>
-        <w:br/>
-        <w:t xml:space="preserve">        # 先写临时文件再替换：写到一半断电也不会把原文件写坏</w:t>
-        <w:br/>
-        <w:t xml:space="preserve">        fd, tmp = tempfile.mkstemp(prefix="items.", suffix=".tmp", dir=str(self.dir))</w:t>
-        <w:br/>
-        <w:t xml:space="preserve">        try:</w:t>
-        <w:br/>
-        <w:t xml:space="preserve">            with os.fdopen(fd, "w", encoding="utf-8") as f:</w:t>
-        <w:br/>
-        <w:t xml:space="preserve">                json.dump(rows, f, ensure_ascii=False, indent=2)</w:t>
-        <w:br/>
-        <w:t xml:space="preserve">                f.flush()</w:t>
-        <w:br/>
-        <w:t xml:space="preserve">                os.fsync(f.fileno())</w:t>
-        <w:br/>
-        <w:t xml:space="preserve">            os.replace(tmp, self.path)</w:t>
-        <w:br/>
-        <w:t xml:space="preserve">        except Exception:</w:t>
-        <w:br/>
-        <w:t xml:space="preserve">            try:</w:t>
-        <w:br/>
-        <w:t xml:space="preserve">                os.unlink(tmp)</w:t>
-        <w:br/>
-        <w:t xml:space="preserve">            except OSError:</w:t>
-        <w:br/>
-        <w:t xml:space="preserve">                pass</w:t>
-        <w:br/>
-        <w:t xml:space="preserve">            raise</w:t>
-      </w:r>
-    </w:p>
-    <w:p>
-      <w:r>
-        <w:t>用法：</w:t>
+        <w:t>"dependencies": { "zhangsan.tools.notice": "1.0.0" },</w:t>
+        <w:br/>
+        <w:t>"uses_permissions": {</w:t>
+        <w:br/>
+        <w:t xml:space="preserve">  "zhangsan.tools.notice.view": "首页显示最新公告"</w:t>
+        <w:br/>
+        <w:t>}</w:t>
+      </w:r>
+    </w:p>
+    <w:p>
+      <w:r>
+        <w:rPr>
+          <w:b/>
+        </w:rPr>
+        <w:t>hooks.py / 页面里</w:t>
+      </w:r>
+      <w:r>
+        <w:t>：</w:t>
       </w:r>
     </w:p>
     <w:p>
@@ -9483,37 +9701,16 @@
           <w:rFonts w:ascii="Consolas" w:hAnsi="Consolas" w:eastAsia="Consolas"/>
           <w:sz w:val="18"/>
         </w:rPr>
-        <w:t>store = Store(ctx.data_dir)</w:t>
-        <w:br/>
-        <w:t>rows = store.load()</w:t>
-        <w:br/>
-        <w:t>rows.append({"id": 1, "title": "第一条"})</w:t>
-        <w:br/>
-        <w:t>store.save(rows)</w:t>
-      </w:r>
-    </w:p>
-    <w:p>
-      <w:pPr>
-        <w:pStyle w:val="Heading3"/>
-      </w:pPr>
-      <w:r>
-        <w:t>9.3 插件的设置项</w:t>
-      </w:r>
-    </w:p>
-    <w:p>
-      <w:r>
-        <w:t xml:space="preserve">不要把配置写进内核的配置文件，用你自己的 </w:t>
-      </w:r>
-      <w:r>
-        <w:rPr>
-          <w:rFonts w:ascii="Consolas" w:hAnsi="Consolas" w:eastAsia="Consolas"/>
-          <w:color w:val="4338CA"/>
-          <w:sz w:val="19"/>
-        </w:rPr>
-        <w:t>data/settings.json</w:t>
-      </w:r>
-      <w:r>
-        <w:t>：</w:t>
+        <w:t>def register(ctx):</w:t>
+        <w:br/>
+        <w:t xml:space="preserve">    notice = ctx.require("notice.api")</w:t>
+        <w:br/>
+        <w:t xml:space="preserve">    posts = notice.list_posts(5)</w:t>
+      </w:r>
+    </w:p>
+    <w:p>
+      <w:r>
+        <w:t>或用到时再取：</w:t>
       </w:r>
     </w:p>
     <w:p>
@@ -9527,45 +9724,15 @@
           <w:rFonts w:ascii="Consolas" w:hAnsi="Consolas" w:eastAsia="Consolas"/>
           <w:sz w:val="18"/>
         </w:rPr>
-        <w:t>class Settings:</w:t>
-        <w:br/>
-        <w:t xml:space="preserve">    def __init__(self, data_dir):</w:t>
-        <w:br/>
-        <w:t xml:space="preserve">        self.path = Path(data_dir) / "settings.json"</w:t>
-        <w:br/>
-        <w:br/>
-        <w:t xml:space="preserve">    def load(self):</w:t>
-        <w:br/>
-        <w:t xml:space="preserve">        try:</w:t>
-        <w:br/>
-        <w:t xml:space="preserve">            return json.loads(self.path.read_text(encoding="utf-8"))</w:t>
-        <w:br/>
-        <w:t xml:space="preserve">        except (OSError, json.JSONDecodeError):</w:t>
-        <w:br/>
-        <w:t xml:space="preserve">            return {"page_size": 20, "theme": "light"}</w:t>
-        <w:br/>
-        <w:br/>
-        <w:t xml:space="preserve">    def save(self, data):</w:t>
-        <w:br/>
-        <w:t xml:space="preserve">        self.path.write_text(json.dumps(data, ensure_ascii=False, indent=2),</w:t>
-        <w:br/>
-        <w:t xml:space="preserve">                             encoding="utf-8")</w:t>
-      </w:r>
-    </w:p>
-    <w:p>
-      <w:r>
-        <w:t>然后做一个设置页（</w:t>
-      </w:r>
-      <w:r>
-        <w:rPr>
-          <w:rFonts w:ascii="Consolas" w:hAnsi="Consolas" w:eastAsia="Consolas"/>
-          <w:color w:val="4338CA"/>
-          <w:sz w:val="19"/>
-        </w:rPr>
-        <w:t>@require_perm("manage")</w:t>
-      </w:r>
-      <w:r>
-        <w:t>），用表单读写它。</w:t>
+        <w:t>notice = ctx.get("notice.api")       # 对方没装就得到 None</w:t>
+        <w:br/>
+        <w:t>if notice:</w:t>
+        <w:br/>
+        <w:t xml:space="preserve">    posts = notice.list_posts(5)</w:t>
+        <w:br/>
+        <w:t>else:</w:t>
+        <w:br/>
+        <w:t xml:space="preserve">    posts = []</w:t>
       </w:r>
     </w:p>
     <w:p>
@@ -9573,2215 +9740,7 @@
         <w:pStyle w:val="Heading3"/>
       </w:pPr>
       <w:r>
-        <w:t>9.4 用数据库（可选）</w:t>
-      </w:r>
-    </w:p>
-    <w:p>
-      <w:r>
-        <w:t>插件可以直接用系统自带的数据库，但</w:t>
-      </w:r>
-      <w:r>
-        <w:rPr>
-          <w:b/>
-        </w:rPr>
-        <w:t>表名要加前缀</w:t>
-      </w:r>
-      <w:r>
-        <w:t>，避免和内核的表撞名：</w:t>
-      </w:r>
-    </w:p>
-    <w:p>
-      <w:pPr>
-        <w:spacing w:line="276" w:lineRule="auto" w:after="160"/>
-        <w:ind w:left="227"/>
-        <w:shd w:val="clear" w:color="auto" w:fill="F3F4F6"/>
-      </w:pPr>
-      <w:r>
-        <w:rPr>
-          <w:rFonts w:ascii="Consolas" w:hAnsi="Consolas" w:eastAsia="Consolas"/>
-          <w:sz w:val="18"/>
-        </w:rPr>
-        <w:t>from core.db import db</w:t>
-        <w:br/>
-        <w:br/>
-        <w:br/>
-        <w:t>class NoticeItem(db.Model):</w:t>
-        <w:br/>
-        <w:t xml:space="preserve">    __tablename__ = "notice_items"      # 别用 users / plugins 这类名字</w:t>
-        <w:br/>
-        <w:t xml:space="preserve">    id = db.Column(db.Integer, primary_key=True)</w:t>
-        <w:br/>
-        <w:t xml:space="preserve">    title = db.Column(db.String(200), nullable=False)</w:t>
-      </w:r>
-    </w:p>
-    <w:p>
-      <w:pPr>
-        <w:spacing w:after="60"/>
-        <w:ind w:left="283"/>
-      </w:pPr>
-      <w:r>
-        <w:rPr>
-          <w:color w:val="64748B"/>
-        </w:rPr>
-        <w:t xml:space="preserve">模型文件必须在 </w:t>
-      </w:r>
-      <w:r>
-        <w:rPr>
-          <w:rFonts w:ascii="Consolas" w:hAnsi="Consolas" w:eastAsia="Consolas"/>
-          <w:color w:val="64748B"/>
-          <w:sz w:val="19"/>
-        </w:rPr>
-        <w:t>hooks.py</w:t>
-      </w:r>
-      <w:r>
-        <w:rPr>
-          <w:color w:val="64748B"/>
-        </w:rPr>
-        <w:t xml:space="preserve"> 里被 import 过，表才会建出来。</w:t>
-      </w:r>
-    </w:p>
-    <w:p>
-      <w:pPr>
-        <w:spacing w:after="60"/>
-        <w:ind w:left="283"/>
-      </w:pPr>
-      <w:r>
-        <w:rPr>
-          <w:color w:val="64748B"/>
-        </w:rPr>
-        <w:t>表结构改了要自己写迁移，或让用户重装插件（数据会丢，谨慎）。</w:t>
-      </w:r>
-    </w:p>
-    <w:p>
-      <w:pPr>
-        <w:pStyle w:val="Heading3"/>
-      </w:pPr>
-      <w:r>
-        <w:t>9.5 ⚠️ 升级会清空 data</w:t>
-      </w:r>
-    </w:p>
-    <w:p>
-      <w:r>
-        <w:rPr>
-          <w:b/>
-        </w:rPr>
-        <w:t>重新上传 zip（升级）时，插件的整个目录会被新 zip 替换，`data/` 不包含在 zip 里，因此会被清空。</w:t>
-      </w:r>
-    </w:p>
-    <w:p>
-      <w:r>
-        <w:t>对策：</w:t>
-      </w:r>
-    </w:p>
-    <w:p>
-      <w:pPr>
-        <w:pStyle w:val="ListNumber"/>
-      </w:pPr>
-      <w:r>
-        <w:t>升级前，先在你的插件里做一个"导出数据"按钮，导出成文件保存；</w:t>
-      </w:r>
-    </w:p>
-    <w:p>
-      <w:pPr>
-        <w:pStyle w:val="ListNumber"/>
-      </w:pPr>
-      <w:r>
-        <w:t xml:space="preserve">或者把重要数据存到系统 data 目录下你自己建的子目录（例如 </w:t>
-      </w:r>
-      <w:r>
-        <w:rPr>
-          <w:rFonts w:ascii="Consolas" w:hAnsi="Consolas" w:eastAsia="Consolas"/>
-          <w:color w:val="4338CA"/>
-          <w:sz w:val="19"/>
-        </w:rPr>
-        <w:t>data/notice/</w:t>
-      </w:r>
-      <w:r>
-        <w:t>），</w:t>
-      </w:r>
-    </w:p>
-    <w:p>
-      <w:r>
-        <w:t>这样不会随插件目录被替换 —— 但要自己处理权限和迁移；</w:t>
-      </w:r>
-    </w:p>
-    <w:p>
-      <w:pPr>
-        <w:pStyle w:val="ListNumber"/>
-      </w:pPr>
-      <w:r>
-        <w:t>小插件、测试阶段，直接接受清空。</w:t>
-      </w:r>
-    </w:p>
-    <w:p>
-      <w:pPr>
-        <w:pStyle w:val="Heading3"/>
-      </w:pPr>
-      <w:r>
-        <w:t>9.6 页面上不要显示绝对路径</w:t>
-      </w:r>
-    </w:p>
-    <w:p>
-      <w:r>
-        <w:t xml:space="preserve">如果要在页面上显示文件路径，请显示相对路径（例如 </w:t>
-      </w:r>
-      <w:r>
-        <w:rPr>
-          <w:rFonts w:ascii="Consolas" w:hAnsi="Consolas" w:eastAsia="Consolas"/>
-          <w:color w:val="4338CA"/>
-          <w:sz w:val="19"/>
-        </w:rPr>
-        <w:t>data/logs/app.log</w:t>
-      </w:r>
-      <w:r>
-        <w:t>），</w:t>
-      </w:r>
-    </w:p>
-    <w:p>
-      <w:r>
-        <w:t xml:space="preserve">不要显示 </w:t>
-      </w:r>
-      <w:r>
-        <w:rPr>
-          <w:rFonts w:ascii="Consolas" w:hAnsi="Consolas" w:eastAsia="Consolas"/>
-          <w:color w:val="4338CA"/>
-          <w:sz w:val="19"/>
-        </w:rPr>
-        <w:t>C:\...</w:t>
-      </w:r>
-      <w:r>
-        <w:t xml:space="preserve"> 这种完整路径。系统在模板里提供了现成的函数：</w:t>
-      </w:r>
-    </w:p>
-    <w:p>
-      <w:pPr>
-        <w:spacing w:line="276" w:lineRule="auto" w:after="160"/>
-        <w:ind w:left="227"/>
-        <w:shd w:val="clear" w:color="auto" w:fill="F3F4F6"/>
-      </w:pPr>
-      <w:r>
-        <w:rPr>
-          <w:rFonts w:ascii="Consolas" w:hAnsi="Consolas" w:eastAsia="Consolas"/>
-          <w:sz w:val="18"/>
-        </w:rPr>
-        <w:t>{{ rel_path(某个绝对路径) }}</w:t>
-      </w:r>
-    </w:p>
-    <w:p>
-      <w:pPr>
-        <w:pStyle w:val="Heading2"/>
-      </w:pPr>
-      <w:r>
-        <w:t>第 10 章 定时任务：让插件自己干活</w:t>
-      </w:r>
-    </w:p>
-    <w:p>
-      <w:pPr>
-        <w:pStyle w:val="Heading3"/>
-      </w:pPr>
-      <w:r>
-        <w:t>10.1 什么时候需要</w:t>
-      </w:r>
-    </w:p>
-    <w:p>
-      <w:pPr>
-        <w:pStyle w:val="ListBullet"/>
-      </w:pPr>
-      <w:r>
-        <w:t>定时去外部系统抓数据；</w:t>
-      </w:r>
-    </w:p>
-    <w:p>
-      <w:pPr>
-        <w:pStyle w:val="ListBullet"/>
-      </w:pPr>
-      <w:r>
-        <w:t>定时清理过期数据；</w:t>
-      </w:r>
-    </w:p>
-    <w:p>
-      <w:pPr>
-        <w:pStyle w:val="ListBullet"/>
-      </w:pPr>
-      <w:r>
-        <w:t>定时生成报表。</w:t>
-      </w:r>
-    </w:p>
-    <w:p>
-      <w:pPr>
-        <w:pStyle w:val="Heading3"/>
-      </w:pPr>
-      <w:r>
-        <w:t>10.2 线程模板（照抄）</w:t>
-      </w:r>
-    </w:p>
-    <w:p>
-      <w:pPr>
-        <w:spacing w:line="276" w:lineRule="auto" w:after="160"/>
-        <w:ind w:left="227"/>
-        <w:shd w:val="clear" w:color="auto" w:fill="F3F4F6"/>
-      </w:pPr>
-      <w:r>
-        <w:rPr>
-          <w:rFonts w:ascii="Consolas" w:hAnsi="Consolas" w:eastAsia="Consolas"/>
-          <w:sz w:val="18"/>
-        </w:rPr>
-        <w:t>import threading</w:t>
-        <w:br/>
-        <w:t>import time</w:t>
-        <w:br/>
-        <w:br/>
-        <w:br/>
-        <w:t>class Worker:</w:t>
-        <w:br/>
-        <w:t xml:space="preserve">    def __init__(self, interval_seconds, log):</w:t>
-        <w:br/>
-        <w:t xml:space="preserve">        self.interval = max(10, int(interval_seconds))</w:t>
-        <w:br/>
-        <w:t xml:space="preserve">        self.log = log</w:t>
-        <w:br/>
-        <w:t xml:space="preserve">        self._stop = threading.Event()</w:t>
-        <w:br/>
-        <w:t xml:space="preserve">        self._thread = None</w:t>
-        <w:br/>
-        <w:br/>
-        <w:t xml:space="preserve">    def start(self):</w:t>
-        <w:br/>
-        <w:t xml:space="preserve">        if self._thread and self._thread.is_alive():</w:t>
-        <w:br/>
-        <w:t xml:space="preserve">            return</w:t>
-        <w:br/>
-        <w:t xml:space="preserve">        self._stop.clear()</w:t>
-        <w:br/>
-        <w:t xml:space="preserve">        self._thread = threading.Thread(target=self._loop, daemon=True,</w:t>
-        <w:br/>
-        <w:t xml:space="preserve">                                        name="notice-worker")</w:t>
-        <w:br/>
-        <w:t xml:space="preserve">        self._thread.start()</w:t>
-        <w:br/>
-        <w:br/>
-        <w:t xml:space="preserve">    def _loop(self):</w:t>
-        <w:br/>
-        <w:t xml:space="preserve">        while not self._stop.is_set():</w:t>
-        <w:br/>
-        <w:t xml:space="preserve">            try:</w:t>
-        <w:br/>
-        <w:t xml:space="preserve">                self.tick()</w:t>
-        <w:br/>
-        <w:t xml:space="preserve">            except Exception as exc:</w:t>
-        <w:br/>
-        <w:t xml:space="preserve">                self.log.warning("定时任务出错：%s", exc)</w:t>
-        <w:br/>
-        <w:t xml:space="preserve">            self._stop.wait(self.interval)</w:t>
-        <w:br/>
-        <w:br/>
-        <w:t xml:space="preserve">    def tick(self):</w:t>
-        <w:br/>
-        <w:t xml:space="preserve">        # 这里写你真正要做的事</w:t>
-        <w:br/>
-        <w:t xml:space="preserve">        self.log.info("定时任务跑了一次")</w:t>
-      </w:r>
-    </w:p>
-    <w:p>
-      <w:r>
-        <w:t xml:space="preserve">在 </w:t>
-      </w:r>
-      <w:r>
-        <w:rPr>
-          <w:rFonts w:ascii="Consolas" w:hAnsi="Consolas" w:eastAsia="Consolas"/>
-          <w:color w:val="4338CA"/>
-          <w:sz w:val="19"/>
-        </w:rPr>
-        <w:t>register</w:t>
-      </w:r>
-      <w:r>
-        <w:t xml:space="preserve"> 里启动：</w:t>
-      </w:r>
-    </w:p>
-    <w:p>
-      <w:pPr>
-        <w:spacing w:line="276" w:lineRule="auto" w:after="160"/>
-        <w:ind w:left="227"/>
-        <w:shd w:val="clear" w:color="auto" w:fill="F3F4F6"/>
-      </w:pPr>
-      <w:r>
-        <w:rPr>
-          <w:rFonts w:ascii="Consolas" w:hAnsi="Consolas" w:eastAsia="Consolas"/>
-          <w:sz w:val="18"/>
-        </w:rPr>
-        <w:t>worker = Worker(60, ctx.log())</w:t>
-        <w:br/>
-        <w:t>worker.start()</w:t>
-      </w:r>
-    </w:p>
-    <w:p>
-      <w:pPr>
-        <w:pStyle w:val="Heading3"/>
-      </w:pPr>
-      <w:r>
-        <w:t>10.3 必须注意</w:t>
-      </w:r>
-    </w:p>
-    <w:tbl>
-      <w:tblPr>
-        <w:tblStyle w:val="TableGrid"/>
-        <w:tblW w:type="auto" w:w="0"/>
-        <w:jc w:val="center"/>
-        <w:tblLayout w:type="autofit"/>
-        <w:tblLook w:firstColumn="1" w:firstRow="1" w:lastColumn="0" w:lastRow="0" w:noHBand="0" w:noVBand="1" w:val="04A0"/>
-      </w:tblPr>
-      <w:tblGrid>
-        <w:gridCol w:w="4706"/>
-        <w:gridCol w:w="4706"/>
-      </w:tblGrid>
-      <w:tr>
-        <w:trPr>
-          <w:tblHeader w:val="true"/>
-        </w:trPr>
-        <w:tc>
-          <w:tcPr>
-            <w:tcW w:type="dxa" w:w="4706"/>
-          </w:tcPr>
-          <w:p>
-            <w:pPr>
-              <w:shd w:val="clear" w:color="auto" w:fill="EEEFF5"/>
-            </w:pPr>
-            <w:r>
-              <w:rPr>
-                <w:b/>
-              </w:rPr>
-              <w:t>注意点</w:t>
-            </w:r>
-          </w:p>
-        </w:tc>
-        <w:tc>
-          <w:tcPr>
-            <w:tcW w:type="dxa" w:w="4706"/>
-          </w:tcPr>
-          <w:p>
-            <w:pPr>
-              <w:shd w:val="clear" w:color="auto" w:fill="EEEFF5"/>
-            </w:pPr>
-            <w:r>
-              <w:rPr>
-                <w:b/>
-              </w:rPr>
-              <w:t>说明</w:t>
-            </w:r>
-          </w:p>
-        </w:tc>
-      </w:tr>
-      <w:tr>
-        <w:tc>
-          <w:tcPr>
-            <w:tcW w:type="dxa" w:w="4706"/>
-          </w:tcPr>
-          <w:p>
-            <w:r>
-              <w:t>一定是 daemon 线程</w:t>
-            </w:r>
-          </w:p>
-        </w:tc>
-        <w:tc>
-          <w:tcPr>
-            <w:tcW w:type="dxa" w:w="4706"/>
-          </w:tcPr>
-          <w:p>
-            <w:r>
-              <w:t>否则服务停不掉</w:t>
-            </w:r>
-          </w:p>
-        </w:tc>
-      </w:tr>
-      <w:tr>
-        <w:tc>
-          <w:tcPr>
-            <w:tcW w:type="dxa" w:w="4706"/>
-          </w:tcPr>
-          <w:p>
-            <w:r>
-              <w:t>循环里要 try/except</w:t>
-            </w:r>
-          </w:p>
-        </w:tc>
-        <w:tc>
-          <w:tcPr>
-            <w:tcW w:type="dxa" w:w="4706"/>
-          </w:tcPr>
-          <w:p>
-            <w:r>
-              <w:t>一次报错不能把线程打死</w:t>
-            </w:r>
-          </w:p>
-        </w:tc>
-      </w:tr>
-      <w:tr>
-        <w:tc>
-          <w:tcPr>
-            <w:tcW w:type="dxa" w:w="4706"/>
-          </w:tcPr>
-          <w:p>
-            <w:r>
-              <w:t>不要开外部进程</w:t>
-            </w:r>
-          </w:p>
-        </w:tc>
-        <w:tc>
-          <w:tcPr>
-            <w:tcW w:type="dxa" w:w="4706"/>
-          </w:tcPr>
-          <w:p>
-            <w:r>
-              <w:t>服务重启会重复启动</w:t>
-            </w:r>
-          </w:p>
-        </w:tc>
-      </w:tr>
-      <w:tr>
-        <w:tc>
-          <w:tcPr>
-            <w:tcW w:type="dxa" w:w="4706"/>
-          </w:tcPr>
-          <w:p>
-            <w:r>
-              <w:t>状态要落盘</w:t>
-            </w:r>
-          </w:p>
-        </w:tc>
-        <w:tc>
-          <w:tcPr>
-            <w:tcW w:type="dxa" w:w="4706"/>
-          </w:tcPr>
-          <w:p>
-            <w:r>
-              <w:t>内存里的"上次执行时间"重启就没了</w:t>
-            </w:r>
-          </w:p>
-        </w:tc>
-      </w:tr>
-      <w:tr>
-        <w:tc>
-          <w:tcPr>
-            <w:tcW w:type="dxa" w:w="4706"/>
-          </w:tcPr>
-          <w:p>
-            <w:r>
-              <w:t>不要阻塞 register</w:t>
-            </w:r>
-          </w:p>
-        </w:tc>
-        <w:tc>
-          <w:tcPr>
-            <w:tcW w:type="dxa" w:w="4706"/>
-          </w:tcPr>
-          <w:p>
-            <w:r>
-              <w:rPr>
-                <w:rFonts w:ascii="Consolas" w:hAnsi="Consolas" w:eastAsia="Consolas"/>
-                <w:color w:val="4338CA"/>
-                <w:sz w:val="19"/>
-              </w:rPr>
-              <w:t>register</w:t>
-            </w:r>
-            <w:r>
-              <w:t xml:space="preserve"> 里只 start，不要 sleep 等待</w:t>
-            </w:r>
-          </w:p>
-        </w:tc>
-      </w:tr>
-    </w:tbl>
-    <w:p/>
-    <w:p>
-      <w:pPr>
-        <w:pStyle w:val="Heading2"/>
-      </w:pPr>
-      <w:r>
-        <w:t>第 11 章 界面：好看、手机也能用</w:t>
-      </w:r>
-    </w:p>
-    <w:p>
-      <w:pPr>
-        <w:pStyle w:val="Heading3"/>
-      </w:pPr>
-      <w:r>
-        <w:t>11.1 直接用系统样式，不要从零写</w:t>
-      </w:r>
-    </w:p>
-    <w:p>
-      <w:r>
-        <w:t xml:space="preserve">系统自带一套样式，你的页面套上 </w:t>
-      </w:r>
-      <w:r>
-        <w:rPr>
-          <w:rFonts w:ascii="Consolas" w:hAnsi="Consolas" w:eastAsia="Consolas"/>
-          <w:color w:val="4338CA"/>
-          <w:sz w:val="19"/>
-        </w:rPr>
-        <w:t>&lt;link&gt;</w:t>
-      </w:r>
-      <w:r>
-        <w:t xml:space="preserve"> 或用外观 A（</w:t>
-      </w:r>
-      <w:r>
-        <w:rPr>
-          <w:rFonts w:ascii="Consolas" w:hAnsi="Consolas" w:eastAsia="Consolas"/>
-          <w:color w:val="4338CA"/>
-          <w:sz w:val="19"/>
-        </w:rPr>
-        <w:t>extends "base.html"</w:t>
-      </w:r>
-      <w:r>
-        <w:t>）就能用。</w:t>
-      </w:r>
-    </w:p>
-    <w:p>
-      <w:r>
-        <w:t>常用颜色变量（写 CSS 时用）：</w:t>
-      </w:r>
-    </w:p>
-    <w:p>
-      <w:pPr>
-        <w:spacing w:line="276" w:lineRule="auto" w:after="160"/>
-        <w:ind w:left="227"/>
-        <w:shd w:val="clear" w:color="auto" w:fill="F3F4F6"/>
-      </w:pPr>
-      <w:r>
-        <w:rPr>
-          <w:rFonts w:ascii="Consolas" w:hAnsi="Consolas" w:eastAsia="Consolas"/>
-          <w:sz w:val="18"/>
-        </w:rPr>
-        <w:t>--brand          主色</w:t>
-        <w:br/>
-        <w:t>--brand-strong   主色深</w:t>
-        <w:br/>
-        <w:t>--brand-soft     主色浅底</w:t>
-        <w:br/>
-        <w:t>--surface        卡片底色</w:t>
-        <w:br/>
-        <w:t>--surface-2      次要底色</w:t>
-        <w:br/>
-        <w:t>--border         边框色</w:t>
-        <w:br/>
-        <w:t>--text           正文色</w:t>
-        <w:br/>
-        <w:t>--muted          弱化文字</w:t>
-        <w:br/>
-        <w:t>--success --warn --danger --info</w:t>
-        <w:br/>
-        <w:t>--radius         圆角</w:t>
-      </w:r>
-    </w:p>
-    <w:p>
-      <w:r>
-        <w:t>常用类名：</w:t>
-      </w:r>
-    </w:p>
-    <w:tbl>
-      <w:tblPr>
-        <w:tblStyle w:val="TableGrid"/>
-        <w:tblW w:type="auto" w:w="0"/>
-        <w:jc w:val="center"/>
-        <w:tblLayout w:type="autofit"/>
-        <w:tblLook w:firstColumn="1" w:firstRow="1" w:lastColumn="0" w:lastRow="0" w:noHBand="0" w:noVBand="1" w:val="04A0"/>
-      </w:tblPr>
-      <w:tblGrid>
-        <w:gridCol w:w="4706"/>
-        <w:gridCol w:w="4706"/>
-      </w:tblGrid>
-      <w:tr>
-        <w:trPr>
-          <w:tblHeader w:val="true"/>
-        </w:trPr>
-        <w:tc>
-          <w:tcPr>
-            <w:tcW w:type="dxa" w:w="4706"/>
-          </w:tcPr>
-          <w:p>
-            <w:pPr>
-              <w:shd w:val="clear" w:color="auto" w:fill="EEEFF5"/>
-            </w:pPr>
-            <w:r>
-              <w:rPr>
-                <w:b/>
-              </w:rPr>
-              <w:t>类名</w:t>
-            </w:r>
-          </w:p>
-        </w:tc>
-        <w:tc>
-          <w:tcPr>
-            <w:tcW w:type="dxa" w:w="4706"/>
-          </w:tcPr>
-          <w:p>
-            <w:pPr>
-              <w:shd w:val="clear" w:color="auto" w:fill="EEEFF5"/>
-            </w:pPr>
-            <w:r>
-              <w:rPr>
-                <w:b/>
-              </w:rPr>
-              <w:t>效果</w:t>
-            </w:r>
-          </w:p>
-        </w:tc>
-      </w:tr>
-      <w:tr>
-        <w:tc>
-          <w:tcPr>
-            <w:tcW w:type="dxa" w:w="4706"/>
-          </w:tcPr>
-          <w:p>
-            <w:r>
-              <w:rPr>
-                <w:rFonts w:ascii="Consolas" w:hAnsi="Consolas" w:eastAsia="Consolas"/>
-                <w:color w:val="4338CA"/>
-                <w:sz w:val="19"/>
-              </w:rPr>
-              <w:t>card</w:t>
-            </w:r>
-            <w:r>
-              <w:t xml:space="preserve"> / </w:t>
-            </w:r>
-            <w:r>
-              <w:rPr>
-                <w:rFonts w:ascii="Consolas" w:hAnsi="Consolas" w:eastAsia="Consolas"/>
-                <w:color w:val="4338CA"/>
-                <w:sz w:val="19"/>
-              </w:rPr>
-              <w:t>card-head</w:t>
-            </w:r>
-            <w:r>
-              <w:t xml:space="preserve"> / </w:t>
-            </w:r>
-            <w:r>
-              <w:rPr>
-                <w:rFonts w:ascii="Consolas" w:hAnsi="Consolas" w:eastAsia="Consolas"/>
-                <w:color w:val="4338CA"/>
-                <w:sz w:val="19"/>
-              </w:rPr>
-              <w:t>card-body</w:t>
-            </w:r>
-            <w:r>
-              <w:t xml:space="preserve"> / </w:t>
-            </w:r>
-            <w:r>
-              <w:rPr>
-                <w:rFonts w:ascii="Consolas" w:hAnsi="Consolas" w:eastAsia="Consolas"/>
-                <w:color w:val="4338CA"/>
-                <w:sz w:val="19"/>
-              </w:rPr>
-              <w:t>card-foot</w:t>
-            </w:r>
-          </w:p>
-        </w:tc>
-        <w:tc>
-          <w:tcPr>
-            <w:tcW w:type="dxa" w:w="4706"/>
-          </w:tcPr>
-          <w:p>
-            <w:r>
-              <w:t>卡片</w:t>
-            </w:r>
-          </w:p>
-        </w:tc>
-      </w:tr>
-      <w:tr>
-        <w:tc>
-          <w:tcPr>
-            <w:tcW w:type="dxa" w:w="4706"/>
-          </w:tcPr>
-          <w:p>
-            <w:r>
-              <w:rPr>
-                <w:rFonts w:ascii="Consolas" w:hAnsi="Consolas" w:eastAsia="Consolas"/>
-                <w:color w:val="4338CA"/>
-                <w:sz w:val="19"/>
-              </w:rPr>
-              <w:t>btn btn-primary</w:t>
-            </w:r>
-            <w:r>
-              <w:t xml:space="preserve"> / </w:t>
-            </w:r>
-            <w:r>
-              <w:rPr>
-                <w:rFonts w:ascii="Consolas" w:hAnsi="Consolas" w:eastAsia="Consolas"/>
-                <w:color w:val="4338CA"/>
-                <w:sz w:val="19"/>
-              </w:rPr>
-              <w:t>btn-outline</w:t>
-            </w:r>
-            <w:r>
-              <w:t xml:space="preserve"> / </w:t>
-            </w:r>
-            <w:r>
-              <w:rPr>
-                <w:rFonts w:ascii="Consolas" w:hAnsi="Consolas" w:eastAsia="Consolas"/>
-                <w:color w:val="4338CA"/>
-                <w:sz w:val="19"/>
-              </w:rPr>
-              <w:t>btn-ghost</w:t>
-            </w:r>
-            <w:r>
-              <w:t xml:space="preserve"> / </w:t>
-            </w:r>
-            <w:r>
-              <w:rPr>
-                <w:rFonts w:ascii="Consolas" w:hAnsi="Consolas" w:eastAsia="Consolas"/>
-                <w:color w:val="4338CA"/>
-                <w:sz w:val="19"/>
-              </w:rPr>
-              <w:t>btn-danger</w:t>
-            </w:r>
-            <w:r>
-              <w:t xml:space="preserve"> / </w:t>
-            </w:r>
-            <w:r>
-              <w:rPr>
-                <w:rFonts w:ascii="Consolas" w:hAnsi="Consolas" w:eastAsia="Consolas"/>
-                <w:color w:val="4338CA"/>
-                <w:sz w:val="19"/>
-              </w:rPr>
-              <w:t>btn-sm</w:t>
-            </w:r>
-          </w:p>
-        </w:tc>
-        <w:tc>
-          <w:tcPr>
-            <w:tcW w:type="dxa" w:w="4706"/>
-          </w:tcPr>
-          <w:p>
-            <w:r>
-              <w:t>按钮</w:t>
-            </w:r>
-          </w:p>
-        </w:tc>
-      </w:tr>
-      <w:tr>
-        <w:tc>
-          <w:tcPr>
-            <w:tcW w:type="dxa" w:w="4706"/>
-          </w:tcPr>
-          <w:p>
-            <w:r>
-              <w:rPr>
-                <w:rFonts w:ascii="Consolas" w:hAnsi="Consolas" w:eastAsia="Consolas"/>
-                <w:color w:val="4338CA"/>
-                <w:sz w:val="19"/>
-              </w:rPr>
-              <w:t>input</w:t>
-            </w:r>
-            <w:r>
-              <w:t xml:space="preserve"> / </w:t>
-            </w:r>
-            <w:r>
-              <w:rPr>
-                <w:rFonts w:ascii="Consolas" w:hAnsi="Consolas" w:eastAsia="Consolas"/>
-                <w:color w:val="4338CA"/>
-                <w:sz w:val="19"/>
-              </w:rPr>
-              <w:t>select</w:t>
-            </w:r>
-            <w:r>
-              <w:t xml:space="preserve"> / </w:t>
-            </w:r>
-            <w:r>
-              <w:rPr>
-                <w:rFonts w:ascii="Consolas" w:hAnsi="Consolas" w:eastAsia="Consolas"/>
-                <w:color w:val="4338CA"/>
-                <w:sz w:val="19"/>
-              </w:rPr>
-              <w:t>textarea</w:t>
-            </w:r>
-            <w:r>
-              <w:t xml:space="preserve"> / </w:t>
-            </w:r>
-            <w:r>
-              <w:rPr>
-                <w:rFonts w:ascii="Consolas" w:hAnsi="Consolas" w:eastAsia="Consolas"/>
-                <w:color w:val="4338CA"/>
-                <w:sz w:val="19"/>
-              </w:rPr>
-              <w:t>field</w:t>
-            </w:r>
-          </w:p>
-        </w:tc>
-        <w:tc>
-          <w:tcPr>
-            <w:tcW w:type="dxa" w:w="4706"/>
-          </w:tcPr>
-          <w:p>
-            <w:r>
-              <w:t>表单</w:t>
-            </w:r>
-          </w:p>
-        </w:tc>
-      </w:tr>
-      <w:tr>
-        <w:tc>
-          <w:tcPr>
-            <w:tcW w:type="dxa" w:w="4706"/>
-          </w:tcPr>
-          <w:p>
-            <w:r>
-              <w:rPr>
-                <w:rFonts w:ascii="Consolas" w:hAnsi="Consolas" w:eastAsia="Consolas"/>
-                <w:color w:val="4338CA"/>
-                <w:sz w:val="19"/>
-              </w:rPr>
-              <w:t>table data responsive</w:t>
-            </w:r>
-            <w:r>
-              <w:t xml:space="preserve"> + </w:t>
-            </w:r>
-            <w:r>
-              <w:rPr>
-                <w:rFonts w:ascii="Consolas" w:hAnsi="Consolas" w:eastAsia="Consolas"/>
-                <w:color w:val="4338CA"/>
-                <w:sz w:val="19"/>
-              </w:rPr>
-              <w:t>&lt;td data-label="列名"&gt;</w:t>
-            </w:r>
-          </w:p>
-        </w:tc>
-        <w:tc>
-          <w:tcPr>
-            <w:tcW w:type="dxa" w:w="4706"/>
-          </w:tcPr>
-          <w:p>
-            <w:r>
-              <w:t>手机自动转卡片</w:t>
-            </w:r>
-          </w:p>
-        </w:tc>
-      </w:tr>
-      <w:tr>
-        <w:tc>
-          <w:tcPr>
-            <w:tcW w:type="dxa" w:w="4706"/>
-          </w:tcPr>
-          <w:p>
-            <w:r>
-              <w:rPr>
-                <w:rFonts w:ascii="Consolas" w:hAnsi="Consolas" w:eastAsia="Consolas"/>
-                <w:color w:val="4338CA"/>
-                <w:sz w:val="19"/>
-              </w:rPr>
-              <w:t>badge badge-outline</w:t>
-            </w:r>
-            <w:r>
-              <w:t xml:space="preserve"> / </w:t>
-            </w:r>
-            <w:r>
-              <w:rPr>
-                <w:rFonts w:ascii="Consolas" w:hAnsi="Consolas" w:eastAsia="Consolas"/>
-                <w:color w:val="4338CA"/>
-                <w:sz w:val="19"/>
-              </w:rPr>
-              <w:t>badge-brand</w:t>
-            </w:r>
-            <w:r>
-              <w:t xml:space="preserve"> / </w:t>
-            </w:r>
-            <w:r>
-              <w:rPr>
-                <w:rFonts w:ascii="Consolas" w:hAnsi="Consolas" w:eastAsia="Consolas"/>
-                <w:color w:val="4338CA"/>
-                <w:sz w:val="19"/>
-              </w:rPr>
-              <w:t>badge-success</w:t>
-            </w:r>
-          </w:p>
-        </w:tc>
-        <w:tc>
-          <w:tcPr>
-            <w:tcW w:type="dxa" w:w="4706"/>
-          </w:tcPr>
-          <w:p>
-            <w:r>
-              <w:t>小标签</w:t>
-            </w:r>
-          </w:p>
-        </w:tc>
-      </w:tr>
-      <w:tr>
-        <w:tc>
-          <w:tcPr>
-            <w:tcW w:type="dxa" w:w="4706"/>
-          </w:tcPr>
-          <w:p>
-            <w:r>
-              <w:rPr>
-                <w:rFonts w:ascii="Consolas" w:hAnsi="Consolas" w:eastAsia="Consolas"/>
-                <w:color w:val="4338CA"/>
-                <w:sz w:val="19"/>
-              </w:rPr>
-              <w:t>alert alert-success</w:t>
-            </w:r>
-            <w:r>
-              <w:t xml:space="preserve"> / </w:t>
-            </w:r>
-            <w:r>
-              <w:rPr>
-                <w:rFonts w:ascii="Consolas" w:hAnsi="Consolas" w:eastAsia="Consolas"/>
-                <w:color w:val="4338CA"/>
-                <w:sz w:val="19"/>
-              </w:rPr>
-              <w:t>alert-error</w:t>
-            </w:r>
-            <w:r>
-              <w:t xml:space="preserve"> / </w:t>
-            </w:r>
-            <w:r>
-              <w:rPr>
-                <w:rFonts w:ascii="Consolas" w:hAnsi="Consolas" w:eastAsia="Consolas"/>
-                <w:color w:val="4338CA"/>
-                <w:sz w:val="19"/>
-              </w:rPr>
-              <w:t>alert-warning</w:t>
-            </w:r>
-          </w:p>
-        </w:tc>
-        <w:tc>
-          <w:tcPr>
-            <w:tcW w:type="dxa" w:w="4706"/>
-          </w:tcPr>
-          <w:p>
-            <w:r>
-              <w:t>提示条</w:t>
-            </w:r>
-          </w:p>
-        </w:tc>
-      </w:tr>
-      <w:tr>
-        <w:tc>
-          <w:tcPr>
-            <w:tcW w:type="dxa" w:w="4706"/>
-          </w:tcPr>
-          <w:p>
-            <w:r>
-              <w:rPr>
-                <w:rFonts w:ascii="Consolas" w:hAnsi="Consolas" w:eastAsia="Consolas"/>
-                <w:color w:val="4338CA"/>
-                <w:sz w:val="19"/>
-              </w:rPr>
-              <w:t>page-head</w:t>
-            </w:r>
-          </w:p>
-        </w:tc>
-        <w:tc>
-          <w:tcPr>
-            <w:tcW w:type="dxa" w:w="4706"/>
-          </w:tcPr>
-          <w:p>
-            <w:r>
-              <w:t>页面标题区</w:t>
-            </w:r>
-          </w:p>
-        </w:tc>
-      </w:tr>
-      <w:tr>
-        <w:tc>
-          <w:tcPr>
-            <w:tcW w:type="dxa" w:w="4706"/>
-          </w:tcPr>
-          <w:p>
-            <w:r>
-              <w:rPr>
-                <w:rFonts w:ascii="Consolas" w:hAnsi="Consolas" w:eastAsia="Consolas"/>
-                <w:color w:val="4338CA"/>
-                <w:sz w:val="19"/>
-              </w:rPr>
-              <w:t>stat-grid</w:t>
-            </w:r>
-            <w:r>
-              <w:t xml:space="preserve"> / </w:t>
-            </w:r>
-            <w:r>
-              <w:rPr>
-                <w:rFonts w:ascii="Consolas" w:hAnsi="Consolas" w:eastAsia="Consolas"/>
-                <w:color w:val="4338CA"/>
-                <w:sz w:val="19"/>
-              </w:rPr>
-              <w:t>stat</w:t>
-            </w:r>
-          </w:p>
-        </w:tc>
-        <w:tc>
-          <w:tcPr>
-            <w:tcW w:type="dxa" w:w="4706"/>
-          </w:tcPr>
-          <w:p>
-            <w:r>
-              <w:t>统计卡片</w:t>
-            </w:r>
-          </w:p>
-        </w:tc>
-      </w:tr>
-      <w:tr>
-        <w:tc>
-          <w:tcPr>
-            <w:tcW w:type="dxa" w:w="4706"/>
-          </w:tcPr>
-          <w:p>
-            <w:r>
-              <w:rPr>
-                <w:rFonts w:ascii="Consolas" w:hAnsi="Consolas" w:eastAsia="Consolas"/>
-                <w:color w:val="4338CA"/>
-                <w:sz w:val="19"/>
-              </w:rPr>
-              <w:t>empty</w:t>
-            </w:r>
-          </w:p>
-        </w:tc>
-        <w:tc>
-          <w:tcPr>
-            <w:tcW w:type="dxa" w:w="4706"/>
-          </w:tcPr>
-          <w:p>
-            <w:r>
-              <w:t>空状态</w:t>
-            </w:r>
-          </w:p>
-        </w:tc>
-      </w:tr>
-      <w:tr>
-        <w:tc>
-          <w:tcPr>
-            <w:tcW w:type="dxa" w:w="4706"/>
-          </w:tcPr>
-          <w:p>
-            <w:r>
-              <w:rPr>
-                <w:rFonts w:ascii="Consolas" w:hAnsi="Consolas" w:eastAsia="Consolas"/>
-                <w:color w:val="4338CA"/>
-                <w:sz w:val="19"/>
-              </w:rPr>
-              <w:t>kv</w:t>
-            </w:r>
-            <w:r>
-              <w:t xml:space="preserve"> / </w:t>
-            </w:r>
-            <w:r>
-              <w:rPr>
-                <w:rFonts w:ascii="Consolas" w:hAnsi="Consolas" w:eastAsia="Consolas"/>
-                <w:color w:val="4338CA"/>
-                <w:sz w:val="19"/>
-              </w:rPr>
-              <w:t>kv-row</w:t>
-            </w:r>
-            <w:r>
-              <w:t xml:space="preserve"> / </w:t>
-            </w:r>
-            <w:r>
-              <w:rPr>
-                <w:rFonts w:ascii="Consolas" w:hAnsi="Consolas" w:eastAsia="Consolas"/>
-                <w:color w:val="4338CA"/>
-                <w:sz w:val="19"/>
-              </w:rPr>
-              <w:t>kv-key</w:t>
-            </w:r>
-            <w:r>
-              <w:t xml:space="preserve"> / </w:t>
-            </w:r>
-            <w:r>
-              <w:rPr>
-                <w:rFonts w:ascii="Consolas" w:hAnsi="Consolas" w:eastAsia="Consolas"/>
-                <w:color w:val="4338CA"/>
-                <w:sz w:val="19"/>
-              </w:rPr>
-              <w:t>kv-val</w:t>
-            </w:r>
-          </w:p>
-        </w:tc>
-        <w:tc>
-          <w:tcPr>
-            <w:tcW w:type="dxa" w:w="4706"/>
-          </w:tcPr>
-          <w:p>
-            <w:r>
-              <w:t>键值对列表</w:t>
-            </w:r>
-          </w:p>
-        </w:tc>
-      </w:tr>
-      <w:tr>
-        <w:tc>
-          <w:tcPr>
-            <w:tcW w:type="dxa" w:w="4706"/>
-          </w:tcPr>
-          <w:p>
-            <w:r>
-              <w:rPr>
-                <w:rFonts w:ascii="Consolas" w:hAnsi="Consolas" w:eastAsia="Consolas"/>
-                <w:color w:val="4338CA"/>
-                <w:sz w:val="19"/>
-              </w:rPr>
-              <w:t>modal-backdrop</w:t>
-            </w:r>
-            <w:r>
-              <w:t xml:space="preserve"> / </w:t>
-            </w:r>
-            <w:r>
-              <w:rPr>
-                <w:rFonts w:ascii="Consolas" w:hAnsi="Consolas" w:eastAsia="Consolas"/>
-                <w:color w:val="4338CA"/>
-                <w:sz w:val="19"/>
-              </w:rPr>
-              <w:t>modal</w:t>
-            </w:r>
-            <w:r>
-              <w:t xml:space="preserve"> / </w:t>
-            </w:r>
-            <w:r>
-              <w:rPr>
-                <w:rFonts w:ascii="Consolas" w:hAnsi="Consolas" w:eastAsia="Consolas"/>
-                <w:color w:val="4338CA"/>
-                <w:sz w:val="19"/>
-              </w:rPr>
-              <w:t>modal-head</w:t>
-            </w:r>
-            <w:r>
-              <w:t xml:space="preserve"> / </w:t>
-            </w:r>
-            <w:r>
-              <w:rPr>
-                <w:rFonts w:ascii="Consolas" w:hAnsi="Consolas" w:eastAsia="Consolas"/>
-                <w:color w:val="4338CA"/>
-                <w:sz w:val="19"/>
-              </w:rPr>
-              <w:t>modal-body</w:t>
-            </w:r>
-            <w:r>
-              <w:t xml:space="preserve"> / </w:t>
-            </w:r>
-            <w:r>
-              <w:rPr>
-                <w:rFonts w:ascii="Consolas" w:hAnsi="Consolas" w:eastAsia="Consolas"/>
-                <w:color w:val="4338CA"/>
-                <w:sz w:val="19"/>
-              </w:rPr>
-              <w:t>modal-foot</w:t>
-            </w:r>
-          </w:p>
-        </w:tc>
-        <w:tc>
-          <w:tcPr>
-            <w:tcW w:type="dxa" w:w="4706"/>
-          </w:tcPr>
-          <w:p>
-            <w:r>
-              <w:t>弹窗</w:t>
-            </w:r>
-          </w:p>
-        </w:tc>
-      </w:tr>
-    </w:tbl>
-    <w:p/>
-    <w:p>
-      <w:pPr>
-        <w:pStyle w:val="Heading3"/>
-      </w:pPr>
-      <w:r>
-        <w:t>11.2 图标</w:t>
-      </w:r>
-    </w:p>
-    <w:p>
-      <w:r>
-        <w:t>模板里这样用：</w:t>
-      </w:r>
-    </w:p>
-    <w:p>
-      <w:pPr>
-        <w:spacing w:line="276" w:lineRule="auto" w:after="160"/>
-        <w:ind w:left="227"/>
-        <w:shd w:val="clear" w:color="auto" w:fill="F3F4F6"/>
-      </w:pPr>
-      <w:r>
-        <w:rPr>
-          <w:rFonts w:ascii="Consolas" w:hAnsi="Consolas" w:eastAsia="Consolas"/>
-          <w:sz w:val="18"/>
-        </w:rPr>
-        <w:t>{% from "partials/ui.html" import icon %}</w:t>
-        <w:br/>
-        <w:t>{{ icon('gear') }}</w:t>
-        <w:br/>
-        <w:t>{{ icon('eye', 'i-lg') }}</w:t>
-      </w:r>
-    </w:p>
-    <w:p>
-      <w:r>
-        <w:rPr>
-          <w:rFonts w:ascii="Consolas" w:hAnsi="Consolas" w:eastAsia="Consolas"/>
-          <w:color w:val="4338CA"/>
-          <w:sz w:val="19"/>
-        </w:rPr>
-        <w:t>icon()</w:t>
-      </w:r>
-      <w:r>
-        <w:t xml:space="preserve"> 的第一个参数是图标名（见 16.3），第二个是附加样式（可省略）。</w:t>
-      </w:r>
-    </w:p>
-    <w:p>
-      <w:pPr>
-        <w:pStyle w:val="Heading3"/>
-      </w:pPr>
-      <w:r>
-        <w:t>11.3 手机适配</w:t>
-      </w:r>
-    </w:p>
-    <w:p>
-      <w:pPr>
-        <w:pStyle w:val="ListBullet"/>
-      </w:pPr>
-      <w:r>
-        <w:t xml:space="preserve">表格一定用 </w:t>
-      </w:r>
-      <w:r>
-        <w:rPr>
-          <w:rFonts w:ascii="Consolas" w:hAnsi="Consolas" w:eastAsia="Consolas"/>
-          <w:color w:val="4338CA"/>
-          <w:sz w:val="19"/>
-        </w:rPr>
-        <w:t>class="data responsive"</w:t>
-      </w:r>
-      <w:r>
-        <w:t xml:space="preserve">，每个 </w:t>
-      </w:r>
-      <w:r>
-        <w:rPr>
-          <w:rFonts w:ascii="Consolas" w:hAnsi="Consolas" w:eastAsia="Consolas"/>
-          <w:color w:val="4338CA"/>
-          <w:sz w:val="19"/>
-        </w:rPr>
-        <w:t>&lt;td&gt;</w:t>
-      </w:r>
-      <w:r>
-        <w:t xml:space="preserve"> 加 </w:t>
-      </w:r>
-      <w:r>
-        <w:rPr>
-          <w:rFonts w:ascii="Consolas" w:hAnsi="Consolas" w:eastAsia="Consolas"/>
-          <w:color w:val="4338CA"/>
-          <w:sz w:val="19"/>
-        </w:rPr>
-        <w:t>data-label="列名"</w:t>
-      </w:r>
-      <w:r>
-        <w:t>；</w:t>
-      </w:r>
-    </w:p>
-    <w:p>
-      <w:pPr>
-        <w:pStyle w:val="ListBullet"/>
-      </w:pPr>
-      <w:r>
-        <w:t>按钮不要太小（高度 ≥38px）；</w:t>
-      </w:r>
-    </w:p>
-    <w:p>
-      <w:pPr>
-        <w:pStyle w:val="ListBullet"/>
-      </w:pPr>
-      <w:r>
-        <w:t>输入框字号 ≥16px（否则 iPhone 会自动放大）；</w:t>
-      </w:r>
-    </w:p>
-    <w:p>
-      <w:pPr>
-        <w:pStyle w:val="ListBullet"/>
-      </w:pPr>
-      <w:r>
-        <w:t xml:space="preserve">长内容（代码、宽表格）外面包一层 </w:t>
-      </w:r>
-      <w:r>
-        <w:rPr>
-          <w:rFonts w:ascii="Consolas" w:hAnsi="Consolas" w:eastAsia="Consolas"/>
-          <w:color w:val="4338CA"/>
-          <w:sz w:val="19"/>
-        </w:rPr>
-        <w:t>table-wrap</w:t>
-      </w:r>
-      <w:r>
-        <w:t xml:space="preserve"> 或 </w:t>
-      </w:r>
-      <w:r>
-        <w:rPr>
-          <w:rFonts w:ascii="Consolas" w:hAnsi="Consolas" w:eastAsia="Consolas"/>
-          <w:color w:val="4338CA"/>
-          <w:sz w:val="19"/>
-        </w:rPr>
-        <w:t>overflow:auto</w:t>
-      </w:r>
-      <w:r>
-        <w:t>。</w:t>
-      </w:r>
-    </w:p>
-    <w:p>
-      <w:pPr>
-        <w:pStyle w:val="Heading3"/>
-      </w:pPr>
-      <w:r>
-        <w:t>11.4 不要用外网 CDN</w:t>
-      </w:r>
-    </w:p>
-    <w:p>
-      <w:r>
-        <w:t>系统要在内网/离线环境跑。字体、图标库、图表库都不要从网上引，</w:t>
-      </w:r>
-    </w:p>
-    <w:p>
-      <w:r>
-        <w:t xml:space="preserve">需要就把文件下载下来放进插件的 </w:t>
-      </w:r>
-      <w:r>
-        <w:rPr>
-          <w:rFonts w:ascii="Consolas" w:hAnsi="Consolas" w:eastAsia="Consolas"/>
-          <w:color w:val="4338CA"/>
-          <w:sz w:val="19"/>
-        </w:rPr>
-        <w:t>static/</w:t>
-      </w:r>
-      <w:r>
-        <w:t xml:space="preserve"> 目录。</w:t>
-      </w:r>
-    </w:p>
-    <w:p>
-      <w:pPr>
-        <w:pStyle w:val="Heading2"/>
-      </w:pPr>
-      <w:r>
-        <w:t>第 12 章 打包与安装（不用任何工具）</w:t>
-      </w:r>
-    </w:p>
-    <w:p>
-      <w:pPr>
-        <w:pStyle w:val="Heading3"/>
-      </w:pPr>
-      <w:r>
-        <w:t>12.1 zip 里必须有什么</w:t>
-      </w:r>
-    </w:p>
-    <w:p>
-      <w:pPr>
-        <w:spacing w:line="276" w:lineRule="auto" w:after="160"/>
-        <w:ind w:left="227"/>
-        <w:shd w:val="clear" w:color="auto" w:fill="F3F4F6"/>
-      </w:pPr>
-      <w:r>
-        <w:rPr>
-          <w:rFonts w:ascii="Consolas" w:hAnsi="Consolas" w:eastAsia="Consolas"/>
-          <w:sz w:val="18"/>
-        </w:rPr>
-        <w:t>你的zip.zip</w:t>
-        <w:br/>
-        <w:t>├── plugin.json        ← 打开 zip 第一眼必须看到它</w:t>
-        <w:br/>
-        <w:t>├── hooks.py</w:t>
-        <w:br/>
-        <w:t>├── templates/</w:t>
-        <w:br/>
-        <w:t>└── static/</w:t>
-      </w:r>
-    </w:p>
-    <w:p>
-      <w:r>
-        <w:rPr>
-          <w:b/>
-        </w:rPr>
-        <w:t>必须</w:t>
-      </w:r>
-      <w:r>
-        <w:t>：</w:t>
-      </w:r>
-      <w:r>
-        <w:rPr>
-          <w:rFonts w:ascii="Consolas" w:hAnsi="Consolas" w:eastAsia="Consolas"/>
-          <w:color w:val="4338CA"/>
-          <w:sz w:val="19"/>
-        </w:rPr>
-        <w:t>plugin.json</w:t>
-      </w:r>
-      <w:r>
-        <w:t xml:space="preserve"> 在 zip 的最外层。</w:t>
-      </w:r>
-    </w:p>
-    <w:p>
-      <w:r>
-        <w:rPr>
-          <w:b/>
-        </w:rPr>
-        <w:t>不要</w:t>
-      </w:r>
-      <w:r>
-        <w:t>：把整个文件夹套进去（</w:t>
-      </w:r>
-      <w:r>
-        <w:rPr>
-          <w:rFonts w:ascii="Consolas" w:hAnsi="Consolas" w:eastAsia="Consolas"/>
-          <w:color w:val="4338CA"/>
-          <w:sz w:val="19"/>
-        </w:rPr>
-        <w:t>zip.zip/你的插件/plugin.json</w:t>
-      </w:r>
-      <w:r>
-        <w:t xml:space="preserve"> 这样是错的）。</w:t>
-      </w:r>
-    </w:p>
-    <w:p>
-      <w:r>
-        <w:rPr>
-          <w:b/>
-        </w:rPr>
-        <w:t>不要</w:t>
-      </w:r>
-      <w:r>
-        <w:t xml:space="preserve">：把 </w:t>
-      </w:r>
-      <w:r>
-        <w:rPr>
-          <w:rFonts w:ascii="Consolas" w:hAnsi="Consolas" w:eastAsia="Consolas"/>
-          <w:color w:val="4338CA"/>
-          <w:sz w:val="19"/>
-        </w:rPr>
-        <w:t>data/</w:t>
-      </w:r>
-      <w:r>
-        <w:t>、</w:t>
-      </w:r>
-      <w:r>
-        <w:rPr>
-          <w:rFonts w:ascii="Consolas" w:hAnsi="Consolas" w:eastAsia="Consolas"/>
-          <w:color w:val="4338CA"/>
-          <w:sz w:val="19"/>
-        </w:rPr>
-        <w:t>__pycache__</w:t>
-      </w:r>
-      <w:r>
-        <w:t>、</w:t>
-      </w:r>
-      <w:r>
-        <w:rPr>
-          <w:rFonts w:ascii="Consolas" w:hAnsi="Consolas" w:eastAsia="Consolas"/>
-          <w:color w:val="4338CA"/>
-          <w:sz w:val="19"/>
-        </w:rPr>
-        <w:t>.git</w:t>
-      </w:r>
-      <w:r>
-        <w:t>、</w:t>
-      </w:r>
-      <w:r>
-        <w:rPr>
-          <w:rFonts w:ascii="Consolas" w:hAnsi="Consolas" w:eastAsia="Consolas"/>
-          <w:color w:val="4338CA"/>
-          <w:sz w:val="19"/>
-        </w:rPr>
-        <w:t>.venv</w:t>
-      </w:r>
-      <w:r>
-        <w:t>、</w:t>
-      </w:r>
-      <w:r>
-        <w:rPr>
-          <w:rFonts w:ascii="Consolas" w:hAnsi="Consolas" w:eastAsia="Consolas"/>
-          <w:color w:val="4338CA"/>
-          <w:sz w:val="19"/>
-        </w:rPr>
-        <w:t>*.pyc</w:t>
-      </w:r>
-      <w:r>
-        <w:t xml:space="preserve"> 打进去。</w:t>
-      </w:r>
-    </w:p>
-    <w:p>
-      <w:pPr>
-        <w:pStyle w:val="Heading3"/>
-      </w:pPr>
-      <w:r>
-        <w:t>12.2 三种压缩方法</w:t>
-      </w:r>
-    </w:p>
-    <w:p>
-      <w:r>
-        <w:rPr>
-          <w:b/>
-        </w:rPr>
-        <w:t>方法一：Windows 右键（推荐给新手）</w:t>
-      </w:r>
-    </w:p>
-    <w:p>
-      <w:pPr>
-        <w:pStyle w:val="ListNumber"/>
-      </w:pPr>
-      <w:r>
-        <w:t>打开插件文件夹，</w:t>
-      </w:r>
-      <w:r>
-        <w:rPr>
-          <w:rFonts w:ascii="Consolas" w:hAnsi="Consolas" w:eastAsia="Consolas"/>
-          <w:color w:val="4338CA"/>
-          <w:sz w:val="19"/>
-        </w:rPr>
-        <w:t>Ctrl+A</w:t>
-      </w:r>
-      <w:r>
-        <w:t xml:space="preserve"> 全选</w:t>
-      </w:r>
-      <w:r>
-        <w:rPr>
-          <w:b/>
-        </w:rPr>
-        <w:t>里面的所有内容</w:t>
-      </w:r>
-      <w:r>
-        <w:t>；</w:t>
-      </w:r>
-    </w:p>
-    <w:p>
-      <w:pPr>
-        <w:pStyle w:val="ListNumber"/>
-      </w:pPr>
-      <w:r>
-        <w:t>右键 → 发送到 → 压缩(zipped)文件夹；</w:t>
-      </w:r>
-    </w:p>
-    <w:p>
-      <w:pPr>
-        <w:pStyle w:val="ListNumber"/>
-      </w:pPr>
-      <w:r>
-        <w:t xml:space="preserve">改名成 </w:t>
-      </w:r>
-      <w:r>
-        <w:rPr>
-          <w:rFonts w:ascii="Consolas" w:hAnsi="Consolas" w:eastAsia="Consolas"/>
-          <w:color w:val="4338CA"/>
-          <w:sz w:val="19"/>
-        </w:rPr>
-        <w:t>zhangsan.tools.notice.zip</w:t>
-      </w:r>
-      <w:r>
-        <w:t>；</w:t>
-      </w:r>
-    </w:p>
-    <w:p>
-      <w:pPr>
-        <w:pStyle w:val="ListNumber"/>
-      </w:pPr>
-      <w:r>
-        <w:t xml:space="preserve">双击 zip 检查：第一层应该是 </w:t>
-      </w:r>
-      <w:r>
-        <w:rPr>
-          <w:rFonts w:ascii="Consolas" w:hAnsi="Consolas" w:eastAsia="Consolas"/>
-          <w:color w:val="4338CA"/>
-          <w:sz w:val="19"/>
-        </w:rPr>
-        <w:t>plugin.json</w:t>
-      </w:r>
-      <w:r>
-        <w:t>，而不是一个文件夹。</w:t>
-      </w:r>
-    </w:p>
-    <w:p>
-      <w:r>
-        <w:rPr>
-          <w:b/>
-        </w:rPr>
-        <w:t>方法二：PowerShell</w:t>
-      </w:r>
-    </w:p>
-    <w:p>
-      <w:pPr>
-        <w:spacing w:line="276" w:lineRule="auto" w:after="160"/>
-        <w:ind w:left="227"/>
-        <w:shd w:val="clear" w:color="auto" w:fill="F3F4F6"/>
-      </w:pPr>
-      <w:r>
-        <w:rPr>
-          <w:rFonts w:ascii="Consolas" w:hAnsi="Consolas" w:eastAsia="Consolas"/>
-          <w:sz w:val="18"/>
-        </w:rPr>
-        <w:t>cd C:\我的插件\zhangsan.tools.notice</w:t>
-        <w:br/>
-        <w:t>Compress-Archive -Path .\* -DestinationPath ..\zhangsan.tools.notice.zip -Force</w:t>
-      </w:r>
-    </w:p>
-    <w:p>
-      <w:pPr>
-        <w:spacing w:after="60"/>
-        <w:ind w:left="283"/>
-      </w:pPr>
-      <w:r>
-        <w:rPr>
-          <w:color w:val="64748B"/>
-        </w:rPr>
-        <w:t xml:space="preserve">注意 </w:t>
-      </w:r>
-      <w:r>
-        <w:rPr>
-          <w:rFonts w:ascii="Consolas" w:hAnsi="Consolas" w:eastAsia="Consolas"/>
-          <w:color w:val="64748B"/>
-          <w:sz w:val="19"/>
-        </w:rPr>
-        <w:t>.\*</w:t>
-      </w:r>
-      <w:r>
-        <w:rPr>
-          <w:color w:val="64748B"/>
-        </w:rPr>
-        <w:t>：表示压缩"文件夹里的内容"，不是文件夹本身。</w:t>
-      </w:r>
-    </w:p>
-    <w:p>
-      <w:r>
-        <w:rPr>
-          <w:b/>
-        </w:rPr>
-        <w:t>方法三：7-Zip / 好压</w:t>
-      </w:r>
-    </w:p>
-    <w:p>
-      <w:r>
-        <w:t>进入插件文件夹 → 全选内容 → 右键 → 添加到压缩包。</w:t>
-      </w:r>
-    </w:p>
-    <w:p>
-      <w:pPr>
-        <w:pStyle w:val="Heading3"/>
-      </w:pPr>
-      <w:r>
-        <w:t>12.3 安装步骤</w:t>
-      </w:r>
-    </w:p>
-    <w:p>
-      <w:pPr>
-        <w:pStyle w:val="ListNumber"/>
-      </w:pPr>
-      <w:r>
-        <w:t>超管登录 → 左侧「插件管理」；</w:t>
-      </w:r>
-    </w:p>
-    <w:p>
-      <w:pPr>
-        <w:pStyle w:val="ListNumber"/>
-      </w:pPr>
-      <w:r>
-        <w:t>点「安装插件」→ 选择 zip → 「上传并安装」；</w:t>
-      </w:r>
-    </w:p>
-    <w:p>
-      <w:pPr>
-        <w:pStyle w:val="ListNumber"/>
-      </w:pPr>
-      <w:r>
-        <w:t>提示"安装成功，重启后生效"；</w:t>
-      </w:r>
-    </w:p>
-    <w:p>
-      <w:pPr>
-        <w:pStyle w:val="ListNumber"/>
-      </w:pPr>
-      <w:r>
-        <w:t>左侧「服务控制」→「重启服务」；</w:t>
-      </w:r>
-    </w:p>
-    <w:p>
-      <w:pPr>
-        <w:pStyle w:val="ListNumber"/>
-      </w:pPr>
-      <w:r>
-        <w:t>等待服务恢复 → 插件状态变成「已加载」→ 菜单出现。</w:t>
-      </w:r>
-    </w:p>
-    <w:p>
-      <w:pPr>
-        <w:pStyle w:val="Heading3"/>
-      </w:pPr>
-      <w:r>
-        <w:t>12.4 安装后检查</w:t>
-      </w:r>
-    </w:p>
-    <w:tbl>
-      <w:tblPr>
-        <w:tblStyle w:val="TableGrid"/>
-        <w:tblW w:type="auto" w:w="0"/>
-        <w:jc w:val="center"/>
-        <w:tblLayout w:type="autofit"/>
-        <w:tblLook w:firstColumn="1" w:firstRow="1" w:lastColumn="0" w:lastRow="0" w:noHBand="0" w:noVBand="1" w:val="04A0"/>
-      </w:tblPr>
-      <w:tblGrid>
-        <w:gridCol w:w="4706"/>
-        <w:gridCol w:w="4706"/>
-      </w:tblGrid>
-      <w:tr>
-        <w:trPr>
-          <w:tblHeader w:val="true"/>
-        </w:trPr>
-        <w:tc>
-          <w:tcPr>
-            <w:tcW w:type="dxa" w:w="4706"/>
-          </w:tcPr>
-          <w:p>
-            <w:pPr>
-              <w:shd w:val="clear" w:color="auto" w:fill="EEEFF5"/>
-            </w:pPr>
-            <w:r>
-              <w:rPr>
-                <w:b/>
-              </w:rPr>
-              <w:t>检查项</w:t>
-            </w:r>
-          </w:p>
-        </w:tc>
-        <w:tc>
-          <w:tcPr>
-            <w:tcW w:type="dxa" w:w="4706"/>
-          </w:tcPr>
-          <w:p>
-            <w:pPr>
-              <w:shd w:val="clear" w:color="auto" w:fill="EEEFF5"/>
-            </w:pPr>
-            <w:r>
-              <w:rPr>
-                <w:b/>
-              </w:rPr>
-              <w:t>在哪看</w:t>
-            </w:r>
-          </w:p>
-        </w:tc>
-      </w:tr>
-      <w:tr>
-        <w:tc>
-          <w:tcPr>
-            <w:tcW w:type="dxa" w:w="4706"/>
-          </w:tcPr>
-          <w:p>
-            <w:r>
-              <w:t>插件状态是不是"已加载"</w:t>
-            </w:r>
-          </w:p>
-        </w:tc>
-        <w:tc>
-          <w:tcPr>
-            <w:tcW w:type="dxa" w:w="4706"/>
-          </w:tcPr>
-          <w:p>
-            <w:r>
-              <w:t>插件管理列表</w:t>
-            </w:r>
-          </w:p>
-        </w:tc>
-      </w:tr>
-      <w:tr>
-        <w:tc>
-          <w:tcPr>
-            <w:tcW w:type="dxa" w:w="4706"/>
-          </w:tcPr>
-          <w:p>
-            <w:r>
-              <w:t>实际 URL 前缀是多少</w:t>
-            </w:r>
-          </w:p>
-        </w:tc>
-        <w:tc>
-          <w:tcPr>
-            <w:tcW w:type="dxa" w:w="4706"/>
-          </w:tcPr>
-          <w:p>
-            <w:r>
-              <w:t>插件管理列表的"URL 前缀"列</w:t>
-            </w:r>
-          </w:p>
-        </w:tc>
-      </w:tr>
-      <w:tr>
-        <w:tc>
-          <w:tcPr>
-            <w:tcW w:type="dxa" w:w="4706"/>
-          </w:tcPr>
-          <w:p>
-            <w:r>
-              <w:t>有没有报错</w:t>
-            </w:r>
-          </w:p>
-        </w:tc>
-        <w:tc>
-          <w:tcPr>
-            <w:tcW w:type="dxa" w:w="4706"/>
-          </w:tcPr>
-          <w:p>
-            <w:r>
-              <w:t>状态旁边的错误信息 / 日志页</w:t>
-            </w:r>
-          </w:p>
-        </w:tc>
-      </w:tr>
-      <w:tr>
-        <w:tc>
-          <w:tcPr>
-            <w:tcW w:type="dxa" w:w="4706"/>
-          </w:tcPr>
-          <w:p>
-            <w:r>
-              <w:t>菜单有没有出来</w:t>
-            </w:r>
-          </w:p>
-        </w:tc>
-        <w:tc>
-          <w:tcPr>
-            <w:tcW w:type="dxa" w:w="4706"/>
-          </w:tcPr>
-          <w:p>
-            <w:r>
-              <w:t>左侧导航</w:t>
-            </w:r>
-          </w:p>
-        </w:tc>
-      </w:tr>
-      <w:tr>
-        <w:tc>
-          <w:tcPr>
-            <w:tcW w:type="dxa" w:w="4706"/>
-          </w:tcPr>
-          <w:p>
-            <w:r>
-              <w:t>页面能不能打开</w:t>
-            </w:r>
-          </w:p>
-        </w:tc>
-        <w:tc>
-          <w:tcPr>
-            <w:tcW w:type="dxa" w:w="4706"/>
-          </w:tcPr>
-          <w:p>
-            <w:r>
-              <w:t xml:space="preserve">访问 </w:t>
-            </w:r>
-            <w:r>
-              <w:rPr>
-                <w:rFonts w:ascii="Consolas" w:hAnsi="Consolas" w:eastAsia="Consolas"/>
-                <w:color w:val="4338CA"/>
-                <w:sz w:val="19"/>
-              </w:rPr>
-              <w:t>/&lt;前缀&gt;/</w:t>
-            </w:r>
-          </w:p>
-        </w:tc>
-      </w:tr>
-    </w:tbl>
-    <w:p/>
-    <w:p>
-      <w:pPr>
-        <w:pStyle w:val="Heading3"/>
-      </w:pPr>
-      <w:r>
-        <w:t>12.5 升级</w:t>
-      </w:r>
-    </w:p>
-    <w:p>
-      <w:pPr>
-        <w:pStyle w:val="ListNumber"/>
-      </w:pPr>
-      <w:r>
-        <w:t>把新代码重新压成同名 zip；</w:t>
-      </w:r>
-    </w:p>
-    <w:p>
-      <w:pPr>
-        <w:pStyle w:val="ListNumber"/>
-      </w:pPr>
-      <w:r>
-        <w:t>插件管理 → 安装插件 → 上传（会覆盖旧版本）；</w:t>
-      </w:r>
-    </w:p>
-    <w:p>
-      <w:pPr>
-        <w:pStyle w:val="ListNumber"/>
-      </w:pPr>
-      <w:r>
-        <w:t>重启服务。</w:t>
-      </w:r>
-    </w:p>
-    <w:p>
-      <w:r>
-        <w:t xml:space="preserve">⚠️ </w:t>
-      </w:r>
-      <w:r>
-        <w:rPr>
-          <w:b/>
-        </w:rPr>
-        <w:t>升级会清空 `data/`（插件的数据和设置）</w:t>
-      </w:r>
-      <w:r>
-        <w:t>，重要数据先导出。</w:t>
-      </w:r>
-    </w:p>
-    <w:p>
-      <w:pPr>
-        <w:pStyle w:val="Heading3"/>
-      </w:pPr>
-      <w:r>
-        <w:t>12.6 需要第三方 Python 库时</w:t>
-      </w:r>
-    </w:p>
-    <w:p>
-      <w:r>
-        <w:t xml:space="preserve">把库放进插件的 </w:t>
-      </w:r>
-      <w:r>
-        <w:rPr>
-          <w:rFonts w:ascii="Consolas" w:hAnsi="Consolas" w:eastAsia="Consolas"/>
-          <w:color w:val="4338CA"/>
-          <w:sz w:val="19"/>
-        </w:rPr>
-        <w:t>libs/</w:t>
-      </w:r>
-      <w:r>
-        <w:t xml:space="preserve"> 目录：</w:t>
-      </w:r>
-    </w:p>
-    <w:p>
-      <w:pPr>
-        <w:spacing w:line="276" w:lineRule="auto" w:after="160"/>
-        <w:ind w:left="227"/>
-        <w:shd w:val="clear" w:color="auto" w:fill="F3F4F6"/>
-      </w:pPr>
-      <w:r>
-        <w:rPr>
-          <w:rFonts w:ascii="Consolas" w:hAnsi="Consolas" w:eastAsia="Consolas"/>
-          <w:sz w:val="18"/>
-        </w:rPr>
-        <w:t>libs/</w:t>
-        <w:br/>
-        <w:t>└── requests/...</w:t>
-      </w:r>
-    </w:p>
-    <w:p>
-      <w:r>
-        <w:t>注意：</w:t>
-      </w:r>
-    </w:p>
-    <w:p>
-      <w:pPr>
-        <w:pStyle w:val="ListBullet"/>
-      </w:pPr>
-      <w:r>
-        <w:t>系统本身已有的库（Flask、SQLAlchemy 等）</w:t>
-      </w:r>
-      <w:r>
-        <w:rPr>
-          <w:b/>
-        </w:rPr>
-        <w:t>不要</w:t>
-      </w:r>
-      <w:r>
-        <w:t>放进 libs，会装不上；</w:t>
-      </w:r>
-    </w:p>
-    <w:p>
-      <w:pPr>
-        <w:pStyle w:val="ListBullet"/>
-      </w:pPr>
-      <w:r>
-        <w:t xml:space="preserve">自己打包时可以把 </w:t>
-      </w:r>
-      <w:r>
-        <w:rPr>
-          <w:rFonts w:ascii="Consolas" w:hAnsi="Consolas" w:eastAsia="Consolas"/>
-          <w:color w:val="4338CA"/>
-          <w:sz w:val="19"/>
-        </w:rPr>
-        <w:t>libs/</w:t>
-      </w:r>
-      <w:r>
-        <w:t xml:space="preserve"> 一起放进 zip；</w:t>
-      </w:r>
-    </w:p>
-    <w:p>
-      <w:pPr>
-        <w:pStyle w:val="ListBullet"/>
-      </w:pPr>
-      <w:r>
-        <w:t>一般的小插件用标准库就够了，不需要这一节。</w:t>
-      </w:r>
-    </w:p>
-    <w:p>
-      <w:pPr>
-        <w:pStyle w:val="Heading3"/>
-      </w:pPr>
-      <w:r>
-        <w:t>12.7 停用和卸载</w:t>
-      </w:r>
-    </w:p>
-    <w:tbl>
-      <w:tblPr>
-        <w:tblStyle w:val="TableGrid"/>
-        <w:tblW w:type="auto" w:w="0"/>
-        <w:jc w:val="center"/>
-        <w:tblLayout w:type="autofit"/>
-        <w:tblLook w:firstColumn="1" w:firstRow="1" w:lastColumn="0" w:lastRow="0" w:noHBand="0" w:noVBand="1" w:val="04A0"/>
-      </w:tblPr>
-      <w:tblGrid>
-        <w:gridCol w:w="4706"/>
-        <w:gridCol w:w="4706"/>
-      </w:tblGrid>
-      <w:tr>
-        <w:trPr>
-          <w:tblHeader w:val="true"/>
-        </w:trPr>
-        <w:tc>
-          <w:tcPr>
-            <w:tcW w:type="dxa" w:w="4706"/>
-          </w:tcPr>
-          <w:p>
-            <w:pPr>
-              <w:shd w:val="clear" w:color="auto" w:fill="EEEFF5"/>
-            </w:pPr>
-            <w:r>
-              <w:rPr>
-                <w:b/>
-              </w:rPr>
-              <w:t>操作</w:t>
-            </w:r>
-          </w:p>
-        </w:tc>
-        <w:tc>
-          <w:tcPr>
-            <w:tcW w:type="dxa" w:w="4706"/>
-          </w:tcPr>
-          <w:p>
-            <w:pPr>
-              <w:shd w:val="clear" w:color="auto" w:fill="EEEFF5"/>
-            </w:pPr>
-            <w:r>
-              <w:rPr>
-                <w:b/>
-              </w:rPr>
-              <w:t>效果</w:t>
-            </w:r>
-          </w:p>
-        </w:tc>
-      </w:tr>
-      <w:tr>
-        <w:tc>
-          <w:tcPr>
-            <w:tcW w:type="dxa" w:w="4706"/>
-          </w:tcPr>
-          <w:p>
-            <w:r>
-              <w:t>停用</w:t>
-            </w:r>
-          </w:p>
-        </w:tc>
-        <w:tc>
-          <w:tcPr>
-            <w:tcW w:type="dxa" w:w="4706"/>
-          </w:tcPr>
-          <w:p>
-            <w:r>
-              <w:t>菜单消失、页面不可用，但目录和数据保留，随时能启用</w:t>
-            </w:r>
-          </w:p>
-        </w:tc>
-      </w:tr>
-      <w:tr>
-        <w:tc>
-          <w:tcPr>
-            <w:tcW w:type="dxa" w:w="4706"/>
-          </w:tcPr>
-          <w:p>
-            <w:r>
-              <w:t>卸载</w:t>
-            </w:r>
-          </w:p>
-        </w:tc>
-        <w:tc>
-          <w:tcPr>
-            <w:tcW w:type="dxa" w:w="4706"/>
-          </w:tcPr>
-          <w:p>
-            <w:r>
-              <w:t>目录被移走、记录删除；</w:t>
-            </w:r>
-            <w:r>
-              <w:rPr>
-                <w:b/>
-              </w:rPr>
-              <w:t>数据也会没</w:t>
-            </w:r>
-            <w:r>
-              <w:t>；被其他插件依赖时不允许卸载</w:t>
-            </w:r>
-          </w:p>
-        </w:tc>
-      </w:tr>
-    </w:tbl>
-    <w:p/>
-    <w:p>
-      <w:pPr>
-        <w:pStyle w:val="Heading2"/>
-      </w:pPr>
-      <w:r>
-        <w:t>第 13 章 出错了怎么办</w:t>
-      </w:r>
-    </w:p>
-    <w:p>
-      <w:pPr>
-        <w:pStyle w:val="Heading3"/>
-      </w:pPr>
-      <w:r>
-        <w:t>13.1 先看三个地方</w:t>
-      </w:r>
-    </w:p>
-    <w:p>
-      <w:pPr>
-        <w:pStyle w:val="ListNumber"/>
-      </w:pPr>
-      <w:r>
-        <w:rPr>
-          <w:b/>
-        </w:rPr>
-        <w:t>插件管理</w:t>
-      </w:r>
-      <w:r>
-        <w:t>：插件状态是不是"错误"？后面有红色错误信息；</w:t>
-      </w:r>
-    </w:p>
-    <w:p>
-      <w:pPr>
-        <w:pStyle w:val="ListNumber"/>
-      </w:pPr>
-      <w:r>
-        <w:rPr>
-          <w:b/>
-        </w:rPr>
-        <w:t>日志页</w:t>
-      </w:r>
-      <w:r>
-        <w:t>：搜索你的插件名，看有没有报错；</w:t>
-      </w:r>
-    </w:p>
-    <w:p>
-      <w:pPr>
-        <w:pStyle w:val="ListNumber"/>
-      </w:pPr>
-      <w:r>
-        <w:rPr>
-          <w:b/>
-        </w:rPr>
-        <w:t>浏览器 F12 → Console / Network</w:t>
-      </w:r>
-      <w:r>
-        <w:t>：页面报错、接口返回什么。</w:t>
-      </w:r>
-    </w:p>
-    <w:p>
-      <w:pPr>
-        <w:pStyle w:val="Heading3"/>
-      </w:pPr>
-      <w:r>
-        <w:t>13.2 常见错误对照表</w:t>
+        <w:t>8.4 两种"被拦住"的情况</w:t>
       </w:r>
     </w:p>
     <w:tbl>
@@ -11813,7 +9772,7 @@
               <w:rPr>
                 <w:b/>
               </w:rPr>
-              <w:t>你看到的现象</w:t>
+              <w:t>现象</w:t>
             </w:r>
           </w:p>
         </w:tc>
@@ -11829,7 +9788,7 @@
               <w:rPr>
                 <w:b/>
               </w:rPr>
-              <w:t>最可能的原因</w:t>
+              <w:t>原因</w:t>
             </w:r>
           </w:p>
         </w:tc>
@@ -11845,7 +9804,7 @@
               <w:rPr>
                 <w:b/>
               </w:rPr>
-              <w:t>怎么办</w:t>
+              <w:t>解决</w:t>
             </w:r>
           </w:p>
         </w:tc>
@@ -11857,7 +9816,7 @@
           </w:tcPr>
           <w:p>
             <w:r>
-              <w:t>安装时说"压缩包内未找到 plugin.json"</w:t>
+              <w:t>报错"未在 dependencies 中声明对 xxx 的依赖"</w:t>
             </w:r>
           </w:p>
         </w:tc>
@@ -11867,71 +9826,7 @@
           </w:tcPr>
           <w:p>
             <w:r>
-              <w:t>zip 多套了一层文件夹</w:t>
-            </w:r>
-          </w:p>
-        </w:tc>
-        <w:tc>
-          <w:tcPr>
-            <w:tcW w:type="dxa" w:w="3137"/>
-          </w:tcPr>
-          <w:p>
-            <w:r>
-              <w:t>重新压：选中内容，不要选中文件夹</w:t>
-            </w:r>
-          </w:p>
-        </w:tc>
-      </w:tr>
-      <w:tr>
-        <w:tc>
-          <w:tcPr>
-            <w:tcW w:type="dxa" w:w="3137"/>
-          </w:tcPr>
-          <w:p>
-            <w:r>
-              <w:t>安装时说"字段 author 格式非法"</w:t>
-            </w:r>
-          </w:p>
-        </w:tc>
-        <w:tc>
-          <w:tcPr>
-            <w:tcW w:type="dxa" w:w="3137"/>
-          </w:tcPr>
-          <w:p>
-            <w:r>
-              <w:t>用了大写/中文/横线</w:t>
-            </w:r>
-          </w:p>
-        </w:tc>
-        <w:tc>
-          <w:tcPr>
-            <w:tcW w:type="dxa" w:w="3137"/>
-          </w:tcPr>
-          <w:p>
-            <w:r>
-              <w:t>改成小写字母+数字+下划线</w:t>
-            </w:r>
-          </w:p>
-        </w:tc>
-      </w:tr>
-      <w:tr>
-        <w:tc>
-          <w:tcPr>
-            <w:tcW w:type="dxa" w:w="3137"/>
-          </w:tcPr>
-          <w:p>
-            <w:r>
-              <w:t>安装时说"version 格式非法"</w:t>
-            </w:r>
-          </w:p>
-        </w:tc>
-        <w:tc>
-          <w:tcPr>
-            <w:tcW w:type="dxa" w:w="3137"/>
-          </w:tcPr>
-          <w:p>
-            <w:r>
-              <w:t xml:space="preserve">写了 </w:t>
+              <w:t xml:space="preserve">B 没在 </w:t>
             </w:r>
             <w:r>
               <w:rPr>
@@ -11939,7 +9834,10 @@
                 <w:color w:val="4338CA"/>
                 <w:sz w:val="19"/>
               </w:rPr>
-              <w:t>1.0</w:t>
+              <w:t>dependencies</w:t>
+            </w:r>
+            <w:r>
+              <w:t xml:space="preserve"> 里声明 A</w:t>
             </w:r>
           </w:p>
         </w:tc>
@@ -11949,7 +9847,29 @@
           </w:tcPr>
           <w:p>
             <w:r>
-              <w:t xml:space="preserve">改成 </w:t>
+              <w:t>加上声明，重新打包上传</w:t>
+            </w:r>
+          </w:p>
+        </w:tc>
+      </w:tr>
+      <w:tr>
+        <w:tc>
+          <w:tcPr>
+            <w:tcW w:type="dxa" w:w="3137"/>
+          </w:tcPr>
+          <w:p>
+            <w:r>
+              <w:t>报错"未声明使用权限 xxx.view"</w:t>
+            </w:r>
+          </w:p>
+        </w:tc>
+        <w:tc>
+          <w:tcPr>
+            <w:tcW w:type="dxa" w:w="3137"/>
+          </w:tcPr>
+          <w:p>
+            <w:r>
+              <w:t xml:space="preserve">B 没在 </w:t>
             </w:r>
             <w:r>
               <w:rPr>
@@ -11957,7 +9877,793 @@
                 <w:color w:val="4338CA"/>
                 <w:sz w:val="19"/>
               </w:rPr>
-              <w:t>1.0.0</w:t>
+              <w:t>uses_permissions</w:t>
+            </w:r>
+            <w:r>
+              <w:t xml:space="preserve"> 里声明</w:t>
+            </w:r>
+          </w:p>
+        </w:tc>
+        <w:tc>
+          <w:tcPr>
+            <w:tcW w:type="dxa" w:w="3137"/>
+          </w:tcPr>
+          <w:p>
+            <w:r>
+              <w:t>加上声明，重新打包上传</w:t>
+            </w:r>
+          </w:p>
+        </w:tc>
+      </w:tr>
+    </w:tbl>
+    <w:p/>
+    <w:p>
+      <w:pPr>
+        <w:pStyle w:val="Heading3"/>
+      </w:pPr>
+      <w:r>
+        <w:t>8.5 错误处理</w:t>
+      </w:r>
+    </w:p>
+    <w:p>
+      <w:pPr>
+        <w:spacing w:line="276" w:lineRule="auto" w:after="160"/>
+        <w:ind w:left="227"/>
+        <w:shd w:val="clear" w:color="auto" w:fill="F3F4F6"/>
+      </w:pPr>
+      <w:r>
+        <w:rPr>
+          <w:rFonts w:ascii="Consolas" w:hAnsi="Consolas" w:eastAsia="Consolas"/>
+          <w:sz w:val="18"/>
+        </w:rPr>
+        <w:t>try:</w:t>
+        <w:br/>
+        <w:t xml:space="preserve">    notice = ctx.require("notice.api")</w:t>
+        <w:br/>
+        <w:t xml:space="preserve">    posts = notice.list_posts(5)</w:t>
+        <w:br/>
+        <w:t>except LookupError:</w:t>
+        <w:br/>
+        <w:t xml:space="preserve">    posts = []                 # 对方没装/没启用</w:t>
+        <w:br/>
+        <w:t>except PermissionError as exc:</w:t>
+        <w:br/>
+        <w:t xml:space="preserve">    ctx.log().warning("接口权限不足：%s", exc)</w:t>
+        <w:br/>
+        <w:t xml:space="preserve">    posts = []</w:t>
+      </w:r>
+    </w:p>
+    <w:p>
+      <w:pPr>
+        <w:pStyle w:val="Heading3"/>
+      </w:pPr>
+      <w:r>
+        <w:t>8.6 谁调用谁要商量好</w:t>
+      </w:r>
+    </w:p>
+    <w:p>
+      <w:pPr>
+        <w:pStyle w:val="ListBullet"/>
+      </w:pPr>
+      <w:r>
+        <w:t>提供方负责：接口名（</w:t>
+      </w:r>
+      <w:r>
+        <w:rPr>
+          <w:rFonts w:ascii="Consolas" w:hAnsi="Consolas" w:eastAsia="Consolas"/>
+          <w:color w:val="4338CA"/>
+          <w:sz w:val="19"/>
+        </w:rPr>
+        <w:t>notice.api</w:t>
+      </w:r>
+      <w:r>
+        <w:t>）、方法名、参数、返回格式；</w:t>
+      </w:r>
+    </w:p>
+    <w:p>
+      <w:pPr>
+        <w:pStyle w:val="ListBullet"/>
+      </w:pPr>
+      <w:r>
+        <w:t>使用方负责：声明依赖和权限；</w:t>
+      </w:r>
+    </w:p>
+    <w:p>
+      <w:pPr>
+        <w:pStyle w:val="ListBullet"/>
+      </w:pPr>
+      <w:r>
+        <w:t>接口一旦被别人用了，</w:t>
+      </w:r>
+      <w:r>
+        <w:rPr>
+          <w:b/>
+        </w:rPr>
+        <w:t>不要随便改方法名和参数</w:t>
+      </w:r>
+      <w:r>
+        <w:t>；要改就加新方法。</w:t>
+      </w:r>
+    </w:p>
+    <w:p>
+      <w:pPr>
+        <w:pStyle w:val="Heading2"/>
+      </w:pPr>
+      <w:r>
+        <w:t>第 9 章 数据：存什么、存在哪</w:t>
+      </w:r>
+    </w:p>
+    <w:p>
+      <w:pPr>
+        <w:pStyle w:val="Heading3"/>
+      </w:pPr>
+      <w:r>
+        <w:t>9.1 存哪里</w:t>
+      </w:r>
+    </w:p>
+    <w:p>
+      <w:r>
+        <w:t>每个插件有自己的数据目录：</w:t>
+      </w:r>
+      <w:r>
+        <w:rPr>
+          <w:rFonts w:ascii="Consolas" w:hAnsi="Consolas" w:eastAsia="Consolas"/>
+          <w:color w:val="4338CA"/>
+          <w:sz w:val="19"/>
+        </w:rPr>
+        <w:t>plugins/&lt;full_id&gt;/data/</w:t>
+      </w:r>
+      <w:r>
+        <w:t>。</w:t>
+      </w:r>
+    </w:p>
+    <w:p>
+      <w:pPr>
+        <w:pStyle w:val="ListBullet"/>
+      </w:pPr>
+      <w:r>
+        <w:t>打包 zip 时</w:t>
+      </w:r>
+      <w:r>
+        <w:rPr>
+          <w:b/>
+        </w:rPr>
+        <w:t>不会</w:t>
+      </w:r>
+      <w:r>
+        <w:t>包含它；</w:t>
+      </w:r>
+    </w:p>
+    <w:p>
+      <w:pPr>
+        <w:pStyle w:val="ListBullet"/>
+      </w:pPr>
+      <w:r>
+        <w:t>重新上传插件时它会被</w:t>
+      </w:r>
+      <w:r>
+        <w:rPr>
+          <w:b/>
+        </w:rPr>
+        <w:t>清空</w:t>
+      </w:r>
+      <w:r>
+        <w:t>（重要！见 9.5）；</w:t>
+      </w:r>
+    </w:p>
+    <w:p>
+      <w:pPr>
+        <w:pStyle w:val="ListBullet"/>
+      </w:pPr>
+      <w:r>
+        <w:t>在代码里这样拿到它：</w:t>
+      </w:r>
+    </w:p>
+    <w:p>
+      <w:pPr>
+        <w:spacing w:line="276" w:lineRule="auto" w:after="160"/>
+        <w:ind w:left="227"/>
+        <w:shd w:val="clear" w:color="auto" w:fill="F3F4F6"/>
+      </w:pPr>
+      <w:r>
+        <w:rPr>
+          <w:rFonts w:ascii="Consolas" w:hAnsi="Consolas" w:eastAsia="Consolas"/>
+          <w:sz w:val="18"/>
+        </w:rPr>
+        <w:t>from pathlib import Path</w:t>
+        <w:br/>
+        <w:br/>
+        <w:t>def register(ctx):</w:t>
+        <w:br/>
+        <w:t xml:space="preserve">    data_dir = Path(ctx.data_dir)     # 直接给你一个可写目录</w:t>
+        <w:br/>
+        <w:t xml:space="preserve">    data_dir.mkdir(parents=True, exist_ok=True)</w:t>
+      </w:r>
+    </w:p>
+    <w:p>
+      <w:pPr>
+        <w:pStyle w:val="Heading3"/>
+      </w:pPr>
+      <w:r>
+        <w:t>9.2 存成 JSON 文件（简单够用）</w:t>
+      </w:r>
+    </w:p>
+    <w:p>
+      <w:pPr>
+        <w:spacing w:line="276" w:lineRule="auto" w:after="160"/>
+        <w:ind w:left="227"/>
+        <w:shd w:val="clear" w:color="auto" w:fill="F3F4F6"/>
+      </w:pPr>
+      <w:r>
+        <w:rPr>
+          <w:rFonts w:ascii="Consolas" w:hAnsi="Consolas" w:eastAsia="Consolas"/>
+          <w:sz w:val="18"/>
+        </w:rPr>
+        <w:t>import json</w:t>
+        <w:br/>
+        <w:t>import os</w:t>
+        <w:br/>
+        <w:t>import tempfile</w:t>
+        <w:br/>
+        <w:t>from pathlib import Path</w:t>
+        <w:br/>
+        <w:br/>
+        <w:br/>
+        <w:t>class Store:</w:t>
+        <w:br/>
+        <w:t xml:space="preserve">    def __init__(self, data_dir):</w:t>
+        <w:br/>
+        <w:t xml:space="preserve">        self.dir = Path(data_dir)</w:t>
+        <w:br/>
+        <w:t xml:space="preserve">        self.dir.mkdir(parents=True, exist_ok=True)</w:t>
+        <w:br/>
+        <w:t xml:space="preserve">        self.path = self.dir / "items.json"</w:t>
+        <w:br/>
+        <w:br/>
+        <w:t xml:space="preserve">    def load(self):</w:t>
+        <w:br/>
+        <w:t xml:space="preserve">        try:</w:t>
+        <w:br/>
+        <w:t xml:space="preserve">            data = json.loads(self.path.read_text(encoding="utf-8"))</w:t>
+        <w:br/>
+        <w:t xml:space="preserve">            return data if isinstance(data, list) else []</w:t>
+        <w:br/>
+        <w:t xml:space="preserve">        except (OSError, json.JSONDecodeError):</w:t>
+        <w:br/>
+        <w:t xml:space="preserve">            return []</w:t>
+        <w:br/>
+        <w:br/>
+        <w:t xml:space="preserve">    def save(self, rows):</w:t>
+        <w:br/>
+        <w:t xml:space="preserve">        # 先写临时文件再替换：写到一半断电也不会把原文件写坏</w:t>
+        <w:br/>
+        <w:t xml:space="preserve">        fd, tmp = tempfile.mkstemp(prefix="items.", suffix=".tmp", dir=str(self.dir))</w:t>
+        <w:br/>
+        <w:t xml:space="preserve">        try:</w:t>
+        <w:br/>
+        <w:t xml:space="preserve">            with os.fdopen(fd, "w", encoding="utf-8") as f:</w:t>
+        <w:br/>
+        <w:t xml:space="preserve">                json.dump(rows, f, ensure_ascii=False, indent=2)</w:t>
+        <w:br/>
+        <w:t xml:space="preserve">                f.flush()</w:t>
+        <w:br/>
+        <w:t xml:space="preserve">                os.fsync(f.fileno())</w:t>
+        <w:br/>
+        <w:t xml:space="preserve">            os.replace(tmp, self.path)</w:t>
+        <w:br/>
+        <w:t xml:space="preserve">        except Exception:</w:t>
+        <w:br/>
+        <w:t xml:space="preserve">            try:</w:t>
+        <w:br/>
+        <w:t xml:space="preserve">                os.unlink(tmp)</w:t>
+        <w:br/>
+        <w:t xml:space="preserve">            except OSError:</w:t>
+        <w:br/>
+        <w:t xml:space="preserve">                pass</w:t>
+        <w:br/>
+        <w:t xml:space="preserve">            raise</w:t>
+      </w:r>
+    </w:p>
+    <w:p>
+      <w:r>
+        <w:t>用法：</w:t>
+      </w:r>
+    </w:p>
+    <w:p>
+      <w:pPr>
+        <w:spacing w:line="276" w:lineRule="auto" w:after="160"/>
+        <w:ind w:left="227"/>
+        <w:shd w:val="clear" w:color="auto" w:fill="F3F4F6"/>
+      </w:pPr>
+      <w:r>
+        <w:rPr>
+          <w:rFonts w:ascii="Consolas" w:hAnsi="Consolas" w:eastAsia="Consolas"/>
+          <w:sz w:val="18"/>
+        </w:rPr>
+        <w:t>store = Store(ctx.data_dir)</w:t>
+        <w:br/>
+        <w:t>rows = store.load()</w:t>
+        <w:br/>
+        <w:t>rows.append({"id": 1, "title": "第一条"})</w:t>
+        <w:br/>
+        <w:t>store.save(rows)</w:t>
+      </w:r>
+    </w:p>
+    <w:p>
+      <w:pPr>
+        <w:pStyle w:val="Heading3"/>
+      </w:pPr>
+      <w:r>
+        <w:t>9.3 插件的设置项</w:t>
+      </w:r>
+    </w:p>
+    <w:p>
+      <w:r>
+        <w:t xml:space="preserve">不要把配置写进内核的配置文件，用你自己的 </w:t>
+      </w:r>
+      <w:r>
+        <w:rPr>
+          <w:rFonts w:ascii="Consolas" w:hAnsi="Consolas" w:eastAsia="Consolas"/>
+          <w:color w:val="4338CA"/>
+          <w:sz w:val="19"/>
+        </w:rPr>
+        <w:t>data/settings.json</w:t>
+      </w:r>
+      <w:r>
+        <w:t>：</w:t>
+      </w:r>
+    </w:p>
+    <w:p>
+      <w:pPr>
+        <w:spacing w:line="276" w:lineRule="auto" w:after="160"/>
+        <w:ind w:left="227"/>
+        <w:shd w:val="clear" w:color="auto" w:fill="F3F4F6"/>
+      </w:pPr>
+      <w:r>
+        <w:rPr>
+          <w:rFonts w:ascii="Consolas" w:hAnsi="Consolas" w:eastAsia="Consolas"/>
+          <w:sz w:val="18"/>
+        </w:rPr>
+        <w:t>class Settings:</w:t>
+        <w:br/>
+        <w:t xml:space="preserve">    def __init__(self, data_dir):</w:t>
+        <w:br/>
+        <w:t xml:space="preserve">        self.path = Path(data_dir) / "settings.json"</w:t>
+        <w:br/>
+        <w:br/>
+        <w:t xml:space="preserve">    def load(self):</w:t>
+        <w:br/>
+        <w:t xml:space="preserve">        try:</w:t>
+        <w:br/>
+        <w:t xml:space="preserve">            return json.loads(self.path.read_text(encoding="utf-8"))</w:t>
+        <w:br/>
+        <w:t xml:space="preserve">        except (OSError, json.JSONDecodeError):</w:t>
+        <w:br/>
+        <w:t xml:space="preserve">            return {"page_size": 20, "theme": "light"}</w:t>
+        <w:br/>
+        <w:br/>
+        <w:t xml:space="preserve">    def save(self, data):</w:t>
+        <w:br/>
+        <w:t xml:space="preserve">        self.path.write_text(json.dumps(data, ensure_ascii=False, indent=2),</w:t>
+        <w:br/>
+        <w:t xml:space="preserve">                             encoding="utf-8")</w:t>
+      </w:r>
+    </w:p>
+    <w:p>
+      <w:r>
+        <w:t>然后做一个设置页（</w:t>
+      </w:r>
+      <w:r>
+        <w:rPr>
+          <w:rFonts w:ascii="Consolas" w:hAnsi="Consolas" w:eastAsia="Consolas"/>
+          <w:color w:val="4338CA"/>
+          <w:sz w:val="19"/>
+        </w:rPr>
+        <w:t>@require_perm("manage")</w:t>
+      </w:r>
+      <w:r>
+        <w:t>），用表单读写它。</w:t>
+      </w:r>
+    </w:p>
+    <w:p>
+      <w:pPr>
+        <w:pStyle w:val="Heading3"/>
+      </w:pPr>
+      <w:r>
+        <w:t>9.4 用数据库（可选）</w:t>
+      </w:r>
+    </w:p>
+    <w:p>
+      <w:r>
+        <w:t>插件可以直接用系统自带的数据库，但</w:t>
+      </w:r>
+      <w:r>
+        <w:rPr>
+          <w:b/>
+        </w:rPr>
+        <w:t>表名要加前缀</w:t>
+      </w:r>
+      <w:r>
+        <w:t>，避免和内核的表撞名：</w:t>
+      </w:r>
+    </w:p>
+    <w:p>
+      <w:pPr>
+        <w:spacing w:line="276" w:lineRule="auto" w:after="160"/>
+        <w:ind w:left="227"/>
+        <w:shd w:val="clear" w:color="auto" w:fill="F3F4F6"/>
+      </w:pPr>
+      <w:r>
+        <w:rPr>
+          <w:rFonts w:ascii="Consolas" w:hAnsi="Consolas" w:eastAsia="Consolas"/>
+          <w:sz w:val="18"/>
+        </w:rPr>
+        <w:t>from core.db import db</w:t>
+        <w:br/>
+        <w:br/>
+        <w:br/>
+        <w:t>class NoticeItem(db.Model):</w:t>
+        <w:br/>
+        <w:t xml:space="preserve">    __tablename__ = "notice_items"      # 别用 users / plugins 这类名字</w:t>
+        <w:br/>
+        <w:t xml:space="preserve">    id = db.Column(db.Integer, primary_key=True)</w:t>
+        <w:br/>
+        <w:t xml:space="preserve">    title = db.Column(db.String(200), nullable=False)</w:t>
+      </w:r>
+    </w:p>
+    <w:p>
+      <w:pPr>
+        <w:spacing w:after="60"/>
+        <w:ind w:left="283"/>
+      </w:pPr>
+      <w:r>
+        <w:rPr>
+          <w:color w:val="64748B"/>
+        </w:rPr>
+        <w:t xml:space="preserve">模型文件必须在 </w:t>
+      </w:r>
+      <w:r>
+        <w:rPr>
+          <w:rFonts w:ascii="Consolas" w:hAnsi="Consolas" w:eastAsia="Consolas"/>
+          <w:color w:val="64748B"/>
+          <w:sz w:val="19"/>
+        </w:rPr>
+        <w:t>hooks.py</w:t>
+      </w:r>
+      <w:r>
+        <w:rPr>
+          <w:color w:val="64748B"/>
+        </w:rPr>
+        <w:t xml:space="preserve"> 里被 import 过，表才会建出来。</w:t>
+      </w:r>
+    </w:p>
+    <w:p>
+      <w:pPr>
+        <w:spacing w:after="60"/>
+        <w:ind w:left="283"/>
+      </w:pPr>
+      <w:r>
+        <w:rPr>
+          <w:color w:val="64748B"/>
+        </w:rPr>
+        <w:t>表结构改了要自己写迁移，或让用户重装插件（数据会丢，谨慎）。</w:t>
+      </w:r>
+    </w:p>
+    <w:p>
+      <w:pPr>
+        <w:pStyle w:val="Heading3"/>
+      </w:pPr>
+      <w:r>
+        <w:t>9.5 ⚠️ 升级会清空 data</w:t>
+      </w:r>
+    </w:p>
+    <w:p>
+      <w:r>
+        <w:rPr>
+          <w:b/>
+        </w:rPr>
+        <w:t>重新上传 zip（升级）时，插件的整个目录会被新 zip 替换，`data/` 不包含在 zip 里，因此会被清空。</w:t>
+      </w:r>
+    </w:p>
+    <w:p>
+      <w:r>
+        <w:t>对策：</w:t>
+      </w:r>
+    </w:p>
+    <w:p>
+      <w:pPr>
+        <w:pStyle w:val="ListNumber"/>
+      </w:pPr>
+      <w:r>
+        <w:t>升级前，先在你的插件里做一个"导出数据"按钮，导出成文件保存；</w:t>
+      </w:r>
+    </w:p>
+    <w:p>
+      <w:pPr>
+        <w:pStyle w:val="ListNumber"/>
+      </w:pPr>
+      <w:r>
+        <w:t xml:space="preserve">或者把重要数据存到系统 data 目录下你自己建的子目录（例如 </w:t>
+      </w:r>
+      <w:r>
+        <w:rPr>
+          <w:rFonts w:ascii="Consolas" w:hAnsi="Consolas" w:eastAsia="Consolas"/>
+          <w:color w:val="4338CA"/>
+          <w:sz w:val="19"/>
+        </w:rPr>
+        <w:t>data/notice/</w:t>
+      </w:r>
+      <w:r>
+        <w:t>），</w:t>
+      </w:r>
+    </w:p>
+    <w:p>
+      <w:r>
+        <w:t>这样不会随插件目录被替换 —— 但要自己处理权限和迁移；</w:t>
+      </w:r>
+    </w:p>
+    <w:p>
+      <w:pPr>
+        <w:pStyle w:val="ListNumber"/>
+      </w:pPr>
+      <w:r>
+        <w:t>小插件、测试阶段，直接接受清空。</w:t>
+      </w:r>
+    </w:p>
+    <w:p>
+      <w:pPr>
+        <w:pStyle w:val="Heading3"/>
+      </w:pPr>
+      <w:r>
+        <w:t>9.6 页面上不要显示绝对路径</w:t>
+      </w:r>
+    </w:p>
+    <w:p>
+      <w:r>
+        <w:t xml:space="preserve">如果要在页面上显示文件路径，请显示相对路径（例如 </w:t>
+      </w:r>
+      <w:r>
+        <w:rPr>
+          <w:rFonts w:ascii="Consolas" w:hAnsi="Consolas" w:eastAsia="Consolas"/>
+          <w:color w:val="4338CA"/>
+          <w:sz w:val="19"/>
+        </w:rPr>
+        <w:t>data/logs/app.log</w:t>
+      </w:r>
+      <w:r>
+        <w:t>），</w:t>
+      </w:r>
+    </w:p>
+    <w:p>
+      <w:r>
+        <w:t xml:space="preserve">不要显示 </w:t>
+      </w:r>
+      <w:r>
+        <w:rPr>
+          <w:rFonts w:ascii="Consolas" w:hAnsi="Consolas" w:eastAsia="Consolas"/>
+          <w:color w:val="4338CA"/>
+          <w:sz w:val="19"/>
+        </w:rPr>
+        <w:t>C:\...</w:t>
+      </w:r>
+      <w:r>
+        <w:t xml:space="preserve"> 这种完整路径。系统在模板里提供了现成的函数：</w:t>
+      </w:r>
+    </w:p>
+    <w:p>
+      <w:pPr>
+        <w:spacing w:line="276" w:lineRule="auto" w:after="160"/>
+        <w:ind w:left="227"/>
+        <w:shd w:val="clear" w:color="auto" w:fill="F3F4F6"/>
+      </w:pPr>
+      <w:r>
+        <w:rPr>
+          <w:rFonts w:ascii="Consolas" w:hAnsi="Consolas" w:eastAsia="Consolas"/>
+          <w:sz w:val="18"/>
+        </w:rPr>
+        <w:t>{{ rel_path(某个绝对路径) }}</w:t>
+      </w:r>
+    </w:p>
+    <w:p>
+      <w:pPr>
+        <w:pStyle w:val="Heading2"/>
+      </w:pPr>
+      <w:r>
+        <w:t>第 10 章 定时任务：让插件自己干活</w:t>
+      </w:r>
+    </w:p>
+    <w:p>
+      <w:pPr>
+        <w:pStyle w:val="Heading3"/>
+      </w:pPr>
+      <w:r>
+        <w:t>10.1 什么时候需要</w:t>
+      </w:r>
+    </w:p>
+    <w:p>
+      <w:pPr>
+        <w:pStyle w:val="ListBullet"/>
+      </w:pPr>
+      <w:r>
+        <w:t>定时去外部系统抓数据；</w:t>
+      </w:r>
+    </w:p>
+    <w:p>
+      <w:pPr>
+        <w:pStyle w:val="ListBullet"/>
+      </w:pPr>
+      <w:r>
+        <w:t>定时清理过期数据；</w:t>
+      </w:r>
+    </w:p>
+    <w:p>
+      <w:pPr>
+        <w:pStyle w:val="ListBullet"/>
+      </w:pPr>
+      <w:r>
+        <w:t>定时生成报表。</w:t>
+      </w:r>
+    </w:p>
+    <w:p>
+      <w:pPr>
+        <w:pStyle w:val="Heading3"/>
+      </w:pPr>
+      <w:r>
+        <w:t>10.2 线程模板（照抄）</w:t>
+      </w:r>
+    </w:p>
+    <w:p>
+      <w:pPr>
+        <w:spacing w:line="276" w:lineRule="auto" w:after="160"/>
+        <w:ind w:left="227"/>
+        <w:shd w:val="clear" w:color="auto" w:fill="F3F4F6"/>
+      </w:pPr>
+      <w:r>
+        <w:rPr>
+          <w:rFonts w:ascii="Consolas" w:hAnsi="Consolas" w:eastAsia="Consolas"/>
+          <w:sz w:val="18"/>
+        </w:rPr>
+        <w:t>import threading</w:t>
+        <w:br/>
+        <w:t>import time</w:t>
+        <w:br/>
+        <w:br/>
+        <w:br/>
+        <w:t>class Worker:</w:t>
+        <w:br/>
+        <w:t xml:space="preserve">    def __init__(self, interval_seconds, log):</w:t>
+        <w:br/>
+        <w:t xml:space="preserve">        self.interval = max(10, int(interval_seconds))</w:t>
+        <w:br/>
+        <w:t xml:space="preserve">        self.log = log</w:t>
+        <w:br/>
+        <w:t xml:space="preserve">        self._stop = threading.Event()</w:t>
+        <w:br/>
+        <w:t xml:space="preserve">        self._thread = None</w:t>
+        <w:br/>
+        <w:br/>
+        <w:t xml:space="preserve">    def start(self):</w:t>
+        <w:br/>
+        <w:t xml:space="preserve">        if self._thread and self._thread.is_alive():</w:t>
+        <w:br/>
+        <w:t xml:space="preserve">            return</w:t>
+        <w:br/>
+        <w:t xml:space="preserve">        self._stop.clear()</w:t>
+        <w:br/>
+        <w:t xml:space="preserve">        self._thread = threading.Thread(target=self._loop, daemon=True,</w:t>
+        <w:br/>
+        <w:t xml:space="preserve">                                        name="notice-worker")</w:t>
+        <w:br/>
+        <w:t xml:space="preserve">        self._thread.start()</w:t>
+        <w:br/>
+        <w:br/>
+        <w:t xml:space="preserve">    def _loop(self):</w:t>
+        <w:br/>
+        <w:t xml:space="preserve">        while not self._stop.is_set():</w:t>
+        <w:br/>
+        <w:t xml:space="preserve">            try:</w:t>
+        <w:br/>
+        <w:t xml:space="preserve">                self.tick()</w:t>
+        <w:br/>
+        <w:t xml:space="preserve">            except Exception as exc:</w:t>
+        <w:br/>
+        <w:t xml:space="preserve">                self.log.warning("定时任务出错：%s", exc)</w:t>
+        <w:br/>
+        <w:t xml:space="preserve">            self._stop.wait(self.interval)</w:t>
+        <w:br/>
+        <w:br/>
+        <w:t xml:space="preserve">    def tick(self):</w:t>
+        <w:br/>
+        <w:t xml:space="preserve">        # 这里写你真正要做的事</w:t>
+        <w:br/>
+        <w:t xml:space="preserve">        self.log.info("定时任务跑了一次")</w:t>
+      </w:r>
+    </w:p>
+    <w:p>
+      <w:r>
+        <w:t xml:space="preserve">在 </w:t>
+      </w:r>
+      <w:r>
+        <w:rPr>
+          <w:rFonts w:ascii="Consolas" w:hAnsi="Consolas" w:eastAsia="Consolas"/>
+          <w:color w:val="4338CA"/>
+          <w:sz w:val="19"/>
+        </w:rPr>
+        <w:t>register</w:t>
+      </w:r>
+      <w:r>
+        <w:t xml:space="preserve"> 里启动：</w:t>
+      </w:r>
+    </w:p>
+    <w:p>
+      <w:pPr>
+        <w:spacing w:line="276" w:lineRule="auto" w:after="160"/>
+        <w:ind w:left="227"/>
+        <w:shd w:val="clear" w:color="auto" w:fill="F3F4F6"/>
+      </w:pPr>
+      <w:r>
+        <w:rPr>
+          <w:rFonts w:ascii="Consolas" w:hAnsi="Consolas" w:eastAsia="Consolas"/>
+          <w:sz w:val="18"/>
+        </w:rPr>
+        <w:t>worker = Worker(60, ctx.log())</w:t>
+        <w:br/>
+        <w:t>worker.start()</w:t>
+      </w:r>
+    </w:p>
+    <w:p>
+      <w:pPr>
+        <w:pStyle w:val="Heading3"/>
+      </w:pPr>
+      <w:r>
+        <w:t>10.3 必须注意</w:t>
+      </w:r>
+    </w:p>
+    <w:tbl>
+      <w:tblPr>
+        <w:tblStyle w:val="TableGrid"/>
+        <w:tblW w:type="auto" w:w="0"/>
+        <w:jc w:val="center"/>
+        <w:tblLayout w:type="autofit"/>
+        <w:tblLook w:firstColumn="1" w:firstRow="1" w:lastColumn="0" w:lastRow="0" w:noHBand="0" w:noVBand="1" w:val="04A0"/>
+      </w:tblPr>
+      <w:tblGrid>
+        <w:gridCol w:w="4706"/>
+        <w:gridCol w:w="4706"/>
+      </w:tblGrid>
+      <w:tr>
+        <w:trPr>
+          <w:tblHeader w:val="true"/>
+        </w:trPr>
+        <w:tc>
+          <w:tcPr>
+            <w:tcW w:type="dxa" w:w="4706"/>
+          </w:tcPr>
+          <w:p>
+            <w:pPr>
+              <w:shd w:val="clear" w:color="auto" w:fill="EEEFF5"/>
+            </w:pPr>
+            <w:r>
+              <w:rPr>
+                <w:b/>
+              </w:rPr>
+              <w:t>注意点</w:t>
+            </w:r>
+          </w:p>
+        </w:tc>
+        <w:tc>
+          <w:tcPr>
+            <w:tcW w:type="dxa" w:w="4706"/>
+          </w:tcPr>
+          <w:p>
+            <w:pPr>
+              <w:shd w:val="clear" w:color="auto" w:fill="EEEFF5"/>
+            </w:pPr>
+            <w:r>
+              <w:rPr>
+                <w:b/>
+              </w:rPr>
+              <w:t>说明</w:t>
             </w:r>
           </w:p>
         </w:tc>
@@ -11965,31 +10671,21 @@
       <w:tr>
         <w:tc>
           <w:tcPr>
-            <w:tcW w:type="dxa" w:w="3137"/>
-          </w:tcPr>
-          <w:p>
-            <w:r>
-              <w:t>安装时说"plugin.json 解析失败"</w:t>
-            </w:r>
-          </w:p>
-        </w:tc>
-        <w:tc>
-          <w:tcPr>
-            <w:tcW w:type="dxa" w:w="3137"/>
-          </w:tcPr>
-          <w:p>
-            <w:r>
-              <w:t>JSON 语法错（多逗号、少引号）</w:t>
-            </w:r>
-          </w:p>
-        </w:tc>
-        <w:tc>
-          <w:tcPr>
-            <w:tcW w:type="dxa" w:w="3137"/>
-          </w:tcPr>
-          <w:p>
-            <w:r>
-              <w:t>用编辑器检查 JSON</w:t>
+            <w:tcW w:type="dxa" w:w="4706"/>
+          </w:tcPr>
+          <w:p>
+            <w:r>
+              <w:t>一定是 daemon 线程</w:t>
+            </w:r>
+          </w:p>
+        </w:tc>
+        <w:tc>
+          <w:tcPr>
+            <w:tcW w:type="dxa" w:w="4706"/>
+          </w:tcPr>
+          <w:p>
+            <w:r>
+              <w:t>否则服务停不掉</w:t>
             </w:r>
           </w:p>
         </w:tc>
@@ -11997,31 +10693,21 @@
       <w:tr>
         <w:tc>
           <w:tcPr>
-            <w:tcW w:type="dxa" w:w="3137"/>
-          </w:tcPr>
-          <w:p>
-            <w:r>
-              <w:t>插件状态"错误"，提示缺少依赖</w:t>
-            </w:r>
-          </w:p>
-        </w:tc>
-        <w:tc>
-          <w:tcPr>
-            <w:tcW w:type="dxa" w:w="3137"/>
-          </w:tcPr>
-          <w:p>
-            <w:r>
-              <w:t>依赖的插件没装/被停用</w:t>
-            </w:r>
-          </w:p>
-        </w:tc>
-        <w:tc>
-          <w:tcPr>
-            <w:tcW w:type="dxa" w:w="3137"/>
-          </w:tcPr>
-          <w:p>
-            <w:r>
-              <w:t>先装好对方，或去掉依赖</w:t>
+            <w:tcW w:type="dxa" w:w="4706"/>
+          </w:tcPr>
+          <w:p>
+            <w:r>
+              <w:t>循环里要 try/except</w:t>
+            </w:r>
+          </w:p>
+        </w:tc>
+        <w:tc>
+          <w:tcPr>
+            <w:tcW w:type="dxa" w:w="4706"/>
+          </w:tcPr>
+          <w:p>
+            <w:r>
+              <w:t>一次报错不能把线程打死</w:t>
             </w:r>
           </w:p>
         </w:tc>
@@ -12029,31 +10715,21 @@
       <w:tr>
         <w:tc>
           <w:tcPr>
-            <w:tcW w:type="dxa" w:w="3137"/>
-          </w:tcPr>
-          <w:p>
-            <w:r>
-              <w:t>插件状态"错误"，提示未声明依赖</w:t>
-            </w:r>
-          </w:p>
-        </w:tc>
-        <w:tc>
-          <w:tcPr>
-            <w:tcW w:type="dxa" w:w="3137"/>
-          </w:tcPr>
-          <w:p>
-            <w:r>
-              <w:t>调用了没声明的插件接口</w:t>
-            </w:r>
-          </w:p>
-        </w:tc>
-        <w:tc>
-          <w:tcPr>
-            <w:tcW w:type="dxa" w:w="3137"/>
-          </w:tcPr>
-          <w:p>
-            <w:r>
-              <w:t>在 dependencies 里加声明并重装</w:t>
+            <w:tcW w:type="dxa" w:w="4706"/>
+          </w:tcPr>
+          <w:p>
+            <w:r>
+              <w:t>不要开外部进程</w:t>
+            </w:r>
+          </w:p>
+        </w:tc>
+        <w:tc>
+          <w:tcPr>
+            <w:tcW w:type="dxa" w:w="4706"/>
+          </w:tcPr>
+          <w:p>
+            <w:r>
+              <w:t>服务重启会重复启动</w:t>
             </w:r>
           </w:p>
         </w:tc>
@@ -12061,39 +10737,187 @@
       <w:tr>
         <w:tc>
           <w:tcPr>
-            <w:tcW w:type="dxa" w:w="3137"/>
-          </w:tcPr>
-          <w:p>
-            <w:r>
-              <w:t>插件状态"错误"，提示 hooks.py 缺少 register</w:t>
-            </w:r>
-          </w:p>
-        </w:tc>
-        <w:tc>
-          <w:tcPr>
-            <w:tcW w:type="dxa" w:w="3137"/>
-          </w:tcPr>
-          <w:p>
-            <w:r>
-              <w:t>函数名写错/没定义</w:t>
-            </w:r>
-          </w:p>
-        </w:tc>
-        <w:tc>
-          <w:tcPr>
-            <w:tcW w:type="dxa" w:w="3137"/>
-          </w:tcPr>
-          <w:p>
-            <w:r>
-              <w:t xml:space="preserve">改成 </w:t>
-            </w:r>
+            <w:tcW w:type="dxa" w:w="4706"/>
+          </w:tcPr>
+          <w:p>
+            <w:r>
+              <w:t>状态要落盘</w:t>
+            </w:r>
+          </w:p>
+        </w:tc>
+        <w:tc>
+          <w:tcPr>
+            <w:tcW w:type="dxa" w:w="4706"/>
+          </w:tcPr>
+          <w:p>
+            <w:r>
+              <w:t>内存里的"上次执行时间"重启就没了</w:t>
+            </w:r>
+          </w:p>
+        </w:tc>
+      </w:tr>
+      <w:tr>
+        <w:tc>
+          <w:tcPr>
+            <w:tcW w:type="dxa" w:w="4706"/>
+          </w:tcPr>
+          <w:p>
+            <w:r>
+              <w:t>不要阻塞 register</w:t>
+            </w:r>
+          </w:p>
+        </w:tc>
+        <w:tc>
+          <w:tcPr>
+            <w:tcW w:type="dxa" w:w="4706"/>
+          </w:tcPr>
+          <w:p>
             <w:r>
               <w:rPr>
                 <w:rFonts w:ascii="Consolas" w:hAnsi="Consolas" w:eastAsia="Consolas"/>
                 <w:color w:val="4338CA"/>
                 <w:sz w:val="19"/>
               </w:rPr>
-              <w:t>def register(ctx):</w:t>
+              <w:t>register</w:t>
+            </w:r>
+            <w:r>
+              <w:t xml:space="preserve"> 里只 start，不要 sleep 等待</w:t>
+            </w:r>
+          </w:p>
+        </w:tc>
+      </w:tr>
+    </w:tbl>
+    <w:p/>
+    <w:p>
+      <w:pPr>
+        <w:pStyle w:val="Heading2"/>
+      </w:pPr>
+      <w:r>
+        <w:t>第 11 章 界面：好看、手机也能用</w:t>
+      </w:r>
+    </w:p>
+    <w:p>
+      <w:pPr>
+        <w:pStyle w:val="Heading3"/>
+      </w:pPr>
+      <w:r>
+        <w:t>11.1 直接用系统样式，不要从零写</w:t>
+      </w:r>
+    </w:p>
+    <w:p>
+      <w:r>
+        <w:t xml:space="preserve">系统自带一套样式，你的页面套上 </w:t>
+      </w:r>
+      <w:r>
+        <w:rPr>
+          <w:rFonts w:ascii="Consolas" w:hAnsi="Consolas" w:eastAsia="Consolas"/>
+          <w:color w:val="4338CA"/>
+          <w:sz w:val="19"/>
+        </w:rPr>
+        <w:t>&lt;link&gt;</w:t>
+      </w:r>
+      <w:r>
+        <w:t xml:space="preserve"> 或用外观 A（</w:t>
+      </w:r>
+      <w:r>
+        <w:rPr>
+          <w:rFonts w:ascii="Consolas" w:hAnsi="Consolas" w:eastAsia="Consolas"/>
+          <w:color w:val="4338CA"/>
+          <w:sz w:val="19"/>
+        </w:rPr>
+        <w:t>extends "base.html"</w:t>
+      </w:r>
+      <w:r>
+        <w:t>）就能用。</w:t>
+      </w:r>
+    </w:p>
+    <w:p>
+      <w:r>
+        <w:t>常用颜色变量（写 CSS 时用）：</w:t>
+      </w:r>
+    </w:p>
+    <w:p>
+      <w:pPr>
+        <w:spacing w:line="276" w:lineRule="auto" w:after="160"/>
+        <w:ind w:left="227"/>
+        <w:shd w:val="clear" w:color="auto" w:fill="F3F4F6"/>
+      </w:pPr>
+      <w:r>
+        <w:rPr>
+          <w:rFonts w:ascii="Consolas" w:hAnsi="Consolas" w:eastAsia="Consolas"/>
+          <w:sz w:val="18"/>
+        </w:rPr>
+        <w:t>--brand          主色</w:t>
+        <w:br/>
+        <w:t>--brand-strong   主色深</w:t>
+        <w:br/>
+        <w:t>--brand-soft     主色浅底</w:t>
+        <w:br/>
+        <w:t>--surface        卡片底色</w:t>
+        <w:br/>
+        <w:t>--surface-2      次要底色</w:t>
+        <w:br/>
+        <w:t>--border         边框色</w:t>
+        <w:br/>
+        <w:t>--text           正文色</w:t>
+        <w:br/>
+        <w:t>--muted          弱化文字</w:t>
+        <w:br/>
+        <w:t>--success --warn --danger --info</w:t>
+        <w:br/>
+        <w:t>--radius         圆角</w:t>
+      </w:r>
+    </w:p>
+    <w:p>
+      <w:r>
+        <w:t>常用类名：</w:t>
+      </w:r>
+    </w:p>
+    <w:tbl>
+      <w:tblPr>
+        <w:tblStyle w:val="TableGrid"/>
+        <w:tblW w:type="auto" w:w="0"/>
+        <w:jc w:val="center"/>
+        <w:tblLayout w:type="autofit"/>
+        <w:tblLook w:firstColumn="1" w:firstRow="1" w:lastColumn="0" w:lastRow="0" w:noHBand="0" w:noVBand="1" w:val="04A0"/>
+      </w:tblPr>
+      <w:tblGrid>
+        <w:gridCol w:w="4706"/>
+        <w:gridCol w:w="4706"/>
+      </w:tblGrid>
+      <w:tr>
+        <w:trPr>
+          <w:tblHeader w:val="true"/>
+        </w:trPr>
+        <w:tc>
+          <w:tcPr>
+            <w:tcW w:type="dxa" w:w="4706"/>
+          </w:tcPr>
+          <w:p>
+            <w:pPr>
+              <w:shd w:val="clear" w:color="auto" w:fill="EEEFF5"/>
+            </w:pPr>
+            <w:r>
+              <w:rPr>
+                <w:b/>
+              </w:rPr>
+              <w:t>类名</w:t>
+            </w:r>
+          </w:p>
+        </w:tc>
+        <w:tc>
+          <w:tcPr>
+            <w:tcW w:type="dxa" w:w="4706"/>
+          </w:tcPr>
+          <w:p>
+            <w:pPr>
+              <w:shd w:val="clear" w:color="auto" w:fill="EEEFF5"/>
+            </w:pPr>
+            <w:r>
+              <w:rPr>
+                <w:b/>
+              </w:rPr>
+              <w:t>效果</w:t>
             </w:r>
           </w:p>
         </w:tc>
@@ -12101,362 +10925,19 @@
       <w:tr>
         <w:tc>
           <w:tcPr>
-            <w:tcW w:type="dxa" w:w="3137"/>
-          </w:tcPr>
-          <w:p>
-            <w:r>
-              <w:t>插件状态"错误"，提示 libs 包含内核已有库</w:t>
-            </w:r>
-          </w:p>
-        </w:tc>
-        <w:tc>
-          <w:tcPr>
-            <w:tcW w:type="dxa" w:w="3137"/>
-          </w:tcPr>
-          <w:p>
-            <w:r>
-              <w:t>libs 里放了 Flask 等</w:t>
-            </w:r>
-          </w:p>
-        </w:tc>
-        <w:tc>
-          <w:tcPr>
-            <w:tcW w:type="dxa" w:w="3137"/>
-          </w:tcPr>
-          <w:p>
-            <w:r>
-              <w:t>删掉那些目录</w:t>
-            </w:r>
-          </w:p>
-        </w:tc>
-      </w:tr>
-      <w:tr>
-        <w:tc>
-          <w:tcPr>
-            <w:tcW w:type="dxa" w:w="3137"/>
-          </w:tcPr>
-          <w:p>
-            <w:r>
-              <w:t>菜单没有出现</w:t>
-            </w:r>
-          </w:p>
-        </w:tc>
-        <w:tc>
-          <w:tcPr>
-            <w:tcW w:type="dxa" w:w="3137"/>
-          </w:tcPr>
-          <w:p>
-            <w:r>
-              <w:t>没权限 / 插件没启用 / 没重启</w:t>
-            </w:r>
-          </w:p>
-        </w:tc>
-        <w:tc>
-          <w:tcPr>
-            <w:tcW w:type="dxa" w:w="3137"/>
-          </w:tcPr>
-          <w:p>
-            <w:r>
-              <w:t>检查权限与插件状态，重启服务</w:t>
-            </w:r>
-          </w:p>
-        </w:tc>
-      </w:tr>
-      <w:tr>
-        <w:tc>
-          <w:tcPr>
-            <w:tcW w:type="dxa" w:w="3137"/>
-          </w:tcPr>
-          <w:p>
-            <w:r>
-              <w:t>页面 404</w:t>
-            </w:r>
-          </w:p>
-        </w:tc>
-        <w:tc>
-          <w:tcPr>
-            <w:tcW w:type="dxa" w:w="3137"/>
-          </w:tcPr>
-          <w:p>
-            <w:r>
-              <w:t>地址前缀不对</w:t>
-            </w:r>
-          </w:p>
-        </w:tc>
-        <w:tc>
-          <w:tcPr>
-            <w:tcW w:type="dxa" w:w="3137"/>
-          </w:tcPr>
-          <w:p>
-            <w:r>
-              <w:t>看插件管理里的"URL 前缀"，用它访问</w:t>
-            </w:r>
-          </w:p>
-        </w:tc>
-      </w:tr>
-      <w:tr>
-        <w:tc>
-          <w:tcPr>
-            <w:tcW w:type="dxa" w:w="3137"/>
-          </w:tcPr>
-          <w:p>
-            <w:r>
-              <w:t>页面 403</w:t>
-            </w:r>
-          </w:p>
-        </w:tc>
-        <w:tc>
-          <w:tcPr>
-            <w:tcW w:type="dxa" w:w="3137"/>
-          </w:tcPr>
-          <w:p>
-            <w:r>
-              <w:t>当前账号没这个权限</w:t>
-            </w:r>
-          </w:p>
-        </w:tc>
-        <w:tc>
-          <w:tcPr>
-            <w:tcW w:type="dxa" w:w="3137"/>
-          </w:tcPr>
-          <w:p>
-            <w:r>
-              <w:t>用户管理里勾权限</w:t>
-            </w:r>
-          </w:p>
-        </w:tc>
-      </w:tr>
-      <w:tr>
-        <w:tc>
-          <w:tcPr>
-            <w:tcW w:type="dxa" w:w="3137"/>
-          </w:tcPr>
-          <w:p>
-            <w:r>
-              <w:t>跳到登录页</w:t>
-            </w:r>
-          </w:p>
-        </w:tc>
-        <w:tc>
-          <w:tcPr>
-            <w:tcW w:type="dxa" w:w="3137"/>
-          </w:tcPr>
-          <w:p>
-            <w:r>
-              <w:t>没登录，正常</w:t>
-            </w:r>
-          </w:p>
-        </w:tc>
-        <w:tc>
-          <w:tcPr>
-            <w:tcW w:type="dxa" w:w="3137"/>
-          </w:tcPr>
-          <w:p>
-            <w:r>
-              <w:t>登录后会自动回到原页面</w:t>
-            </w:r>
-          </w:p>
-        </w:tc>
-      </w:tr>
-      <w:tr>
-        <w:tc>
-          <w:tcPr>
-            <w:tcW w:type="dxa" w:w="3137"/>
-          </w:tcPr>
-          <w:p>
-            <w:r>
-              <w:t>前端请求返回 401</w:t>
-            </w:r>
-          </w:p>
-        </w:tc>
-        <w:tc>
-          <w:tcPr>
-            <w:tcW w:type="dxa" w:w="3137"/>
-          </w:tcPr>
-          <w:p>
-            <w:r>
-              <w:t>登录过期</w:t>
-            </w:r>
-          </w:p>
-        </w:tc>
-        <w:tc>
-          <w:tcPr>
-            <w:tcW w:type="dxa" w:w="3137"/>
-          </w:tcPr>
-          <w:p>
-            <w:r>
-              <w:t>重新登录</w:t>
-            </w:r>
-          </w:p>
-        </w:tc>
-      </w:tr>
-      <w:tr>
-        <w:tc>
-          <w:tcPr>
-            <w:tcW w:type="dxa" w:w="3137"/>
-          </w:tcPr>
-          <w:p>
-            <w:r>
-              <w:t>页面报"模板找不到"</w:t>
-            </w:r>
-          </w:p>
-        </w:tc>
-        <w:tc>
-          <w:tcPr>
-            <w:tcW w:type="dxa" w:w="3137"/>
-          </w:tcPr>
-          <w:p>
-            <w:r>
-              <w:t>模板目录名不是 full_id 或路径漏了</w:t>
-            </w:r>
-          </w:p>
-        </w:tc>
-        <w:tc>
-          <w:tcPr>
-            <w:tcW w:type="dxa" w:w="3137"/>
-          </w:tcPr>
-          <w:p>
-            <w:r>
-              <w:t xml:space="preserve">放 </w:t>
-            </w:r>
+            <w:tcW w:type="dxa" w:w="4706"/>
+          </w:tcPr>
+          <w:p>
             <w:r>
               <w:rPr>
                 <w:rFonts w:ascii="Consolas" w:hAnsi="Consolas" w:eastAsia="Consolas"/>
                 <w:color w:val="4338CA"/>
                 <w:sz w:val="19"/>
               </w:rPr>
-              <w:t>templates/&lt;full_id&gt;/xxx.html</w:t>
-            </w:r>
-            <w:r>
-              <w:t>，渲染写全路径</w:t>
-            </w:r>
-          </w:p>
-        </w:tc>
-      </w:tr>
-      <w:tr>
-        <w:tc>
-          <w:tcPr>
-            <w:tcW w:type="dxa" w:w="3137"/>
-          </w:tcPr>
-          <w:p>
-            <w:r>
-              <w:t>样式没生效</w:t>
-            </w:r>
-          </w:p>
-        </w:tc>
-        <w:tc>
-          <w:tcPr>
-            <w:tcW w:type="dxa" w:w="3137"/>
-          </w:tcPr>
-          <w:p>
-            <w:r>
-              <w:t>静态文件缓存</w:t>
-            </w:r>
-          </w:p>
-        </w:tc>
-        <w:tc>
-          <w:tcPr>
-            <w:tcW w:type="dxa" w:w="3137"/>
-          </w:tcPr>
-          <w:p>
-            <w:r>
-              <w:t>Ctrl+F5 强刷</w:t>
-            </w:r>
-          </w:p>
-        </w:tc>
-      </w:tr>
-      <w:tr>
-        <w:tc>
-          <w:tcPr>
-            <w:tcW w:type="dxa" w:w="3137"/>
-          </w:tcPr>
-          <w:p>
-            <w:r>
-              <w:t>改了代码没变化</w:t>
-            </w:r>
-          </w:p>
-        </w:tc>
-        <w:tc>
-          <w:tcPr>
-            <w:tcW w:type="dxa" w:w="3137"/>
-          </w:tcPr>
-          <w:p>
-            <w:r>
-              <w:t>没重启</w:t>
-            </w:r>
-          </w:p>
-        </w:tc>
-        <w:tc>
-          <w:tcPr>
-            <w:tcW w:type="dxa" w:w="3137"/>
-          </w:tcPr>
-          <w:p>
-            <w:r>
-              <w:t>服务控制 → 重启</w:t>
-            </w:r>
-          </w:p>
-        </w:tc>
-      </w:tr>
-      <w:tr>
-        <w:tc>
-          <w:tcPr>
-            <w:tcW w:type="dxa" w:w="3137"/>
-          </w:tcPr>
-          <w:p>
-            <w:r>
-              <w:t>升级后设置都没了</w:t>
-            </w:r>
-          </w:p>
-        </w:tc>
-        <w:tc>
-          <w:tcPr>
-            <w:tcW w:type="dxa" w:w="3137"/>
-          </w:tcPr>
-          <w:p>
-            <w:r>
-              <w:t>升级会清空 data</w:t>
-            </w:r>
-          </w:p>
-        </w:tc>
-        <w:tc>
-          <w:tcPr>
-            <w:tcW w:type="dxa" w:w="3137"/>
-          </w:tcPr>
-          <w:p>
-            <w:r>
-              <w:t>以后先导出，或改变存储位置</w:t>
-            </w:r>
-          </w:p>
-        </w:tc>
-      </w:tr>
-      <w:tr>
-        <w:tc>
-          <w:tcPr>
-            <w:tcW w:type="dxa" w:w="3137"/>
-          </w:tcPr>
-          <w:p>
-            <w:r>
-              <w:t>接口调用报"接口不存在"</w:t>
-            </w:r>
-          </w:p>
-        </w:tc>
-        <w:tc>
-          <w:tcPr>
-            <w:tcW w:type="dxa" w:w="3137"/>
-          </w:tcPr>
-          <w:p>
-            <w:r>
-              <w:t>对方插件没装/没启用</w:t>
-            </w:r>
-          </w:p>
-        </w:tc>
-        <w:tc>
-          <w:tcPr>
-            <w:tcW w:type="dxa" w:w="3137"/>
-          </w:tcPr>
-          <w:p>
-            <w:r>
-              <w:t xml:space="preserve">检查插件状态；用 </w:t>
+              <w:t>card</w:t>
+            </w:r>
+            <w:r>
+              <w:t xml:space="preserve"> / </w:t>
             </w:r>
             <w:r>
               <w:rPr>
@@ -12464,10 +10945,39 @@
                 <w:color w:val="4338CA"/>
                 <w:sz w:val="19"/>
               </w:rPr>
-              <w:t>ctx.get()</w:t>
-            </w:r>
-            <w:r>
-              <w:t xml:space="preserve"> 做可选</w:t>
+              <w:t>card-head</w:t>
+            </w:r>
+            <w:r>
+              <w:t xml:space="preserve"> / </w:t>
+            </w:r>
+            <w:r>
+              <w:rPr>
+                <w:rFonts w:ascii="Consolas" w:hAnsi="Consolas" w:eastAsia="Consolas"/>
+                <w:color w:val="4338CA"/>
+                <w:sz w:val="19"/>
+              </w:rPr>
+              <w:t>card-body</w:t>
+            </w:r>
+            <w:r>
+              <w:t xml:space="preserve"> / </w:t>
+            </w:r>
+            <w:r>
+              <w:rPr>
+                <w:rFonts w:ascii="Consolas" w:hAnsi="Consolas" w:eastAsia="Consolas"/>
+                <w:color w:val="4338CA"/>
+                <w:sz w:val="19"/>
+              </w:rPr>
+              <w:t>card-foot</w:t>
+            </w:r>
+          </w:p>
+        </w:tc>
+        <w:tc>
+          <w:tcPr>
+            <w:tcW w:type="dxa" w:w="4706"/>
+          </w:tcPr>
+          <w:p>
+            <w:r>
+              <w:t>卡片</w:t>
             </w:r>
           </w:p>
         </w:tc>
@@ -12475,31 +10985,489 @@
       <w:tr>
         <w:tc>
           <w:tcPr>
-            <w:tcW w:type="dxa" w:w="3137"/>
-          </w:tcPr>
-          <w:p>
-            <w:r>
-              <w:t>接口调用报"未声明使用权限"</w:t>
-            </w:r>
-          </w:p>
-        </w:tc>
-        <w:tc>
-          <w:tcPr>
-            <w:tcW w:type="dxa" w:w="3137"/>
-          </w:tcPr>
-          <w:p>
-            <w:r>
-              <w:t>uses_permissions 没写</w:t>
-            </w:r>
-          </w:p>
-        </w:tc>
-        <w:tc>
-          <w:tcPr>
-            <w:tcW w:type="dxa" w:w="3137"/>
-          </w:tcPr>
-          <w:p>
-            <w:r>
-              <w:t>补声明并重装</w:t>
+            <w:tcW w:type="dxa" w:w="4706"/>
+          </w:tcPr>
+          <w:p>
+            <w:r>
+              <w:rPr>
+                <w:rFonts w:ascii="Consolas" w:hAnsi="Consolas" w:eastAsia="Consolas"/>
+                <w:color w:val="4338CA"/>
+                <w:sz w:val="19"/>
+              </w:rPr>
+              <w:t>btn btn-primary</w:t>
+            </w:r>
+            <w:r>
+              <w:t xml:space="preserve"> / </w:t>
+            </w:r>
+            <w:r>
+              <w:rPr>
+                <w:rFonts w:ascii="Consolas" w:hAnsi="Consolas" w:eastAsia="Consolas"/>
+                <w:color w:val="4338CA"/>
+                <w:sz w:val="19"/>
+              </w:rPr>
+              <w:t>btn-outline</w:t>
+            </w:r>
+            <w:r>
+              <w:t xml:space="preserve"> / </w:t>
+            </w:r>
+            <w:r>
+              <w:rPr>
+                <w:rFonts w:ascii="Consolas" w:hAnsi="Consolas" w:eastAsia="Consolas"/>
+                <w:color w:val="4338CA"/>
+                <w:sz w:val="19"/>
+              </w:rPr>
+              <w:t>btn-ghost</w:t>
+            </w:r>
+            <w:r>
+              <w:t xml:space="preserve"> / </w:t>
+            </w:r>
+            <w:r>
+              <w:rPr>
+                <w:rFonts w:ascii="Consolas" w:hAnsi="Consolas" w:eastAsia="Consolas"/>
+                <w:color w:val="4338CA"/>
+                <w:sz w:val="19"/>
+              </w:rPr>
+              <w:t>btn-danger</w:t>
+            </w:r>
+            <w:r>
+              <w:t xml:space="preserve"> / </w:t>
+            </w:r>
+            <w:r>
+              <w:rPr>
+                <w:rFonts w:ascii="Consolas" w:hAnsi="Consolas" w:eastAsia="Consolas"/>
+                <w:color w:val="4338CA"/>
+                <w:sz w:val="19"/>
+              </w:rPr>
+              <w:t>btn-sm</w:t>
+            </w:r>
+          </w:p>
+        </w:tc>
+        <w:tc>
+          <w:tcPr>
+            <w:tcW w:type="dxa" w:w="4706"/>
+          </w:tcPr>
+          <w:p>
+            <w:r>
+              <w:t>按钮</w:t>
+            </w:r>
+          </w:p>
+        </w:tc>
+      </w:tr>
+      <w:tr>
+        <w:tc>
+          <w:tcPr>
+            <w:tcW w:type="dxa" w:w="4706"/>
+          </w:tcPr>
+          <w:p>
+            <w:r>
+              <w:rPr>
+                <w:rFonts w:ascii="Consolas" w:hAnsi="Consolas" w:eastAsia="Consolas"/>
+                <w:color w:val="4338CA"/>
+                <w:sz w:val="19"/>
+              </w:rPr>
+              <w:t>input</w:t>
+            </w:r>
+            <w:r>
+              <w:t xml:space="preserve"> / </w:t>
+            </w:r>
+            <w:r>
+              <w:rPr>
+                <w:rFonts w:ascii="Consolas" w:hAnsi="Consolas" w:eastAsia="Consolas"/>
+                <w:color w:val="4338CA"/>
+                <w:sz w:val="19"/>
+              </w:rPr>
+              <w:t>select</w:t>
+            </w:r>
+            <w:r>
+              <w:t xml:space="preserve"> / </w:t>
+            </w:r>
+            <w:r>
+              <w:rPr>
+                <w:rFonts w:ascii="Consolas" w:hAnsi="Consolas" w:eastAsia="Consolas"/>
+                <w:color w:val="4338CA"/>
+                <w:sz w:val="19"/>
+              </w:rPr>
+              <w:t>textarea</w:t>
+            </w:r>
+            <w:r>
+              <w:t xml:space="preserve"> / </w:t>
+            </w:r>
+            <w:r>
+              <w:rPr>
+                <w:rFonts w:ascii="Consolas" w:hAnsi="Consolas" w:eastAsia="Consolas"/>
+                <w:color w:val="4338CA"/>
+                <w:sz w:val="19"/>
+              </w:rPr>
+              <w:t>field</w:t>
+            </w:r>
+          </w:p>
+        </w:tc>
+        <w:tc>
+          <w:tcPr>
+            <w:tcW w:type="dxa" w:w="4706"/>
+          </w:tcPr>
+          <w:p>
+            <w:r>
+              <w:t>表单</w:t>
+            </w:r>
+          </w:p>
+        </w:tc>
+      </w:tr>
+      <w:tr>
+        <w:tc>
+          <w:tcPr>
+            <w:tcW w:type="dxa" w:w="4706"/>
+          </w:tcPr>
+          <w:p>
+            <w:r>
+              <w:rPr>
+                <w:rFonts w:ascii="Consolas" w:hAnsi="Consolas" w:eastAsia="Consolas"/>
+                <w:color w:val="4338CA"/>
+                <w:sz w:val="19"/>
+              </w:rPr>
+              <w:t>table data responsive</w:t>
+            </w:r>
+            <w:r>
+              <w:t xml:space="preserve"> + </w:t>
+            </w:r>
+            <w:r>
+              <w:rPr>
+                <w:rFonts w:ascii="Consolas" w:hAnsi="Consolas" w:eastAsia="Consolas"/>
+                <w:color w:val="4338CA"/>
+                <w:sz w:val="19"/>
+              </w:rPr>
+              <w:t>&lt;td data-label="列名"&gt;</w:t>
+            </w:r>
+          </w:p>
+        </w:tc>
+        <w:tc>
+          <w:tcPr>
+            <w:tcW w:type="dxa" w:w="4706"/>
+          </w:tcPr>
+          <w:p>
+            <w:r>
+              <w:t>手机自动转卡片</w:t>
+            </w:r>
+          </w:p>
+        </w:tc>
+      </w:tr>
+      <w:tr>
+        <w:tc>
+          <w:tcPr>
+            <w:tcW w:type="dxa" w:w="4706"/>
+          </w:tcPr>
+          <w:p>
+            <w:r>
+              <w:rPr>
+                <w:rFonts w:ascii="Consolas" w:hAnsi="Consolas" w:eastAsia="Consolas"/>
+                <w:color w:val="4338CA"/>
+                <w:sz w:val="19"/>
+              </w:rPr>
+              <w:t>badge badge-outline</w:t>
+            </w:r>
+            <w:r>
+              <w:t xml:space="preserve"> / </w:t>
+            </w:r>
+            <w:r>
+              <w:rPr>
+                <w:rFonts w:ascii="Consolas" w:hAnsi="Consolas" w:eastAsia="Consolas"/>
+                <w:color w:val="4338CA"/>
+                <w:sz w:val="19"/>
+              </w:rPr>
+              <w:t>badge-brand</w:t>
+            </w:r>
+            <w:r>
+              <w:t xml:space="preserve"> / </w:t>
+            </w:r>
+            <w:r>
+              <w:rPr>
+                <w:rFonts w:ascii="Consolas" w:hAnsi="Consolas" w:eastAsia="Consolas"/>
+                <w:color w:val="4338CA"/>
+                <w:sz w:val="19"/>
+              </w:rPr>
+              <w:t>badge-success</w:t>
+            </w:r>
+          </w:p>
+        </w:tc>
+        <w:tc>
+          <w:tcPr>
+            <w:tcW w:type="dxa" w:w="4706"/>
+          </w:tcPr>
+          <w:p>
+            <w:r>
+              <w:t>小标签</w:t>
+            </w:r>
+          </w:p>
+        </w:tc>
+      </w:tr>
+      <w:tr>
+        <w:tc>
+          <w:tcPr>
+            <w:tcW w:type="dxa" w:w="4706"/>
+          </w:tcPr>
+          <w:p>
+            <w:r>
+              <w:rPr>
+                <w:rFonts w:ascii="Consolas" w:hAnsi="Consolas" w:eastAsia="Consolas"/>
+                <w:color w:val="4338CA"/>
+                <w:sz w:val="19"/>
+              </w:rPr>
+              <w:t>alert alert-success</w:t>
+            </w:r>
+            <w:r>
+              <w:t xml:space="preserve"> / </w:t>
+            </w:r>
+            <w:r>
+              <w:rPr>
+                <w:rFonts w:ascii="Consolas" w:hAnsi="Consolas" w:eastAsia="Consolas"/>
+                <w:color w:val="4338CA"/>
+                <w:sz w:val="19"/>
+              </w:rPr>
+              <w:t>alert-error</w:t>
+            </w:r>
+            <w:r>
+              <w:t xml:space="preserve"> / </w:t>
+            </w:r>
+            <w:r>
+              <w:rPr>
+                <w:rFonts w:ascii="Consolas" w:hAnsi="Consolas" w:eastAsia="Consolas"/>
+                <w:color w:val="4338CA"/>
+                <w:sz w:val="19"/>
+              </w:rPr>
+              <w:t>alert-warning</w:t>
+            </w:r>
+          </w:p>
+        </w:tc>
+        <w:tc>
+          <w:tcPr>
+            <w:tcW w:type="dxa" w:w="4706"/>
+          </w:tcPr>
+          <w:p>
+            <w:r>
+              <w:t>提示条</w:t>
+            </w:r>
+          </w:p>
+        </w:tc>
+      </w:tr>
+      <w:tr>
+        <w:tc>
+          <w:tcPr>
+            <w:tcW w:type="dxa" w:w="4706"/>
+          </w:tcPr>
+          <w:p>
+            <w:r>
+              <w:rPr>
+                <w:rFonts w:ascii="Consolas" w:hAnsi="Consolas" w:eastAsia="Consolas"/>
+                <w:color w:val="4338CA"/>
+                <w:sz w:val="19"/>
+              </w:rPr>
+              <w:t>page-head</w:t>
+            </w:r>
+          </w:p>
+        </w:tc>
+        <w:tc>
+          <w:tcPr>
+            <w:tcW w:type="dxa" w:w="4706"/>
+          </w:tcPr>
+          <w:p>
+            <w:r>
+              <w:t>页面标题区</w:t>
+            </w:r>
+          </w:p>
+        </w:tc>
+      </w:tr>
+      <w:tr>
+        <w:tc>
+          <w:tcPr>
+            <w:tcW w:type="dxa" w:w="4706"/>
+          </w:tcPr>
+          <w:p>
+            <w:r>
+              <w:rPr>
+                <w:rFonts w:ascii="Consolas" w:hAnsi="Consolas" w:eastAsia="Consolas"/>
+                <w:color w:val="4338CA"/>
+                <w:sz w:val="19"/>
+              </w:rPr>
+              <w:t>stat-grid</w:t>
+            </w:r>
+            <w:r>
+              <w:t xml:space="preserve"> / </w:t>
+            </w:r>
+            <w:r>
+              <w:rPr>
+                <w:rFonts w:ascii="Consolas" w:hAnsi="Consolas" w:eastAsia="Consolas"/>
+                <w:color w:val="4338CA"/>
+                <w:sz w:val="19"/>
+              </w:rPr>
+              <w:t>stat</w:t>
+            </w:r>
+          </w:p>
+        </w:tc>
+        <w:tc>
+          <w:tcPr>
+            <w:tcW w:type="dxa" w:w="4706"/>
+          </w:tcPr>
+          <w:p>
+            <w:r>
+              <w:t>统计卡片</w:t>
+            </w:r>
+          </w:p>
+        </w:tc>
+      </w:tr>
+      <w:tr>
+        <w:tc>
+          <w:tcPr>
+            <w:tcW w:type="dxa" w:w="4706"/>
+          </w:tcPr>
+          <w:p>
+            <w:r>
+              <w:rPr>
+                <w:rFonts w:ascii="Consolas" w:hAnsi="Consolas" w:eastAsia="Consolas"/>
+                <w:color w:val="4338CA"/>
+                <w:sz w:val="19"/>
+              </w:rPr>
+              <w:t>empty</w:t>
+            </w:r>
+          </w:p>
+        </w:tc>
+        <w:tc>
+          <w:tcPr>
+            <w:tcW w:type="dxa" w:w="4706"/>
+          </w:tcPr>
+          <w:p>
+            <w:r>
+              <w:t>空状态</w:t>
+            </w:r>
+          </w:p>
+        </w:tc>
+      </w:tr>
+      <w:tr>
+        <w:tc>
+          <w:tcPr>
+            <w:tcW w:type="dxa" w:w="4706"/>
+          </w:tcPr>
+          <w:p>
+            <w:r>
+              <w:rPr>
+                <w:rFonts w:ascii="Consolas" w:hAnsi="Consolas" w:eastAsia="Consolas"/>
+                <w:color w:val="4338CA"/>
+                <w:sz w:val="19"/>
+              </w:rPr>
+              <w:t>kv</w:t>
+            </w:r>
+            <w:r>
+              <w:t xml:space="preserve"> / </w:t>
+            </w:r>
+            <w:r>
+              <w:rPr>
+                <w:rFonts w:ascii="Consolas" w:hAnsi="Consolas" w:eastAsia="Consolas"/>
+                <w:color w:val="4338CA"/>
+                <w:sz w:val="19"/>
+              </w:rPr>
+              <w:t>kv-row</w:t>
+            </w:r>
+            <w:r>
+              <w:t xml:space="preserve"> / </w:t>
+            </w:r>
+            <w:r>
+              <w:rPr>
+                <w:rFonts w:ascii="Consolas" w:hAnsi="Consolas" w:eastAsia="Consolas"/>
+                <w:color w:val="4338CA"/>
+                <w:sz w:val="19"/>
+              </w:rPr>
+              <w:t>kv-key</w:t>
+            </w:r>
+            <w:r>
+              <w:t xml:space="preserve"> / </w:t>
+            </w:r>
+            <w:r>
+              <w:rPr>
+                <w:rFonts w:ascii="Consolas" w:hAnsi="Consolas" w:eastAsia="Consolas"/>
+                <w:color w:val="4338CA"/>
+                <w:sz w:val="19"/>
+              </w:rPr>
+              <w:t>kv-val</w:t>
+            </w:r>
+          </w:p>
+        </w:tc>
+        <w:tc>
+          <w:tcPr>
+            <w:tcW w:type="dxa" w:w="4706"/>
+          </w:tcPr>
+          <w:p>
+            <w:r>
+              <w:t>键值对列表</w:t>
+            </w:r>
+          </w:p>
+        </w:tc>
+      </w:tr>
+      <w:tr>
+        <w:tc>
+          <w:tcPr>
+            <w:tcW w:type="dxa" w:w="4706"/>
+          </w:tcPr>
+          <w:p>
+            <w:r>
+              <w:rPr>
+                <w:rFonts w:ascii="Consolas" w:hAnsi="Consolas" w:eastAsia="Consolas"/>
+                <w:color w:val="4338CA"/>
+                <w:sz w:val="19"/>
+              </w:rPr>
+              <w:t>modal-backdrop</w:t>
+            </w:r>
+            <w:r>
+              <w:t xml:space="preserve"> / </w:t>
+            </w:r>
+            <w:r>
+              <w:rPr>
+                <w:rFonts w:ascii="Consolas" w:hAnsi="Consolas" w:eastAsia="Consolas"/>
+                <w:color w:val="4338CA"/>
+                <w:sz w:val="19"/>
+              </w:rPr>
+              <w:t>modal</w:t>
+            </w:r>
+            <w:r>
+              <w:t xml:space="preserve"> / </w:t>
+            </w:r>
+            <w:r>
+              <w:rPr>
+                <w:rFonts w:ascii="Consolas" w:hAnsi="Consolas" w:eastAsia="Consolas"/>
+                <w:color w:val="4338CA"/>
+                <w:sz w:val="19"/>
+              </w:rPr>
+              <w:t>modal-head</w:t>
+            </w:r>
+            <w:r>
+              <w:t xml:space="preserve"> / </w:t>
+            </w:r>
+            <w:r>
+              <w:rPr>
+                <w:rFonts w:ascii="Consolas" w:hAnsi="Consolas" w:eastAsia="Consolas"/>
+                <w:color w:val="4338CA"/>
+                <w:sz w:val="19"/>
+              </w:rPr>
+              <w:t>modal-body</w:t>
+            </w:r>
+            <w:r>
+              <w:t xml:space="preserve"> / </w:t>
+            </w:r>
+            <w:r>
+              <w:rPr>
+                <w:rFonts w:ascii="Consolas" w:hAnsi="Consolas" w:eastAsia="Consolas"/>
+                <w:color w:val="4338CA"/>
+                <w:sz w:val="19"/>
+              </w:rPr>
+              <w:t>modal-foot</w:t>
+            </w:r>
+          </w:p>
+        </w:tc>
+        <w:tc>
+          <w:tcPr>
+            <w:tcW w:type="dxa" w:w="4706"/>
+          </w:tcPr>
+          <w:p>
+            <w:r>
+              <w:t>弹窗</w:t>
             </w:r>
           </w:p>
         </w:tc>
@@ -12511,7 +11479,12 @@
         <w:pStyle w:val="Heading3"/>
       </w:pPr>
       <w:r>
-        <w:t>13.3 5 分钟排查流程</w:t>
+        <w:t>11.2 图标</w:t>
+      </w:r>
+    </w:p>
+    <w:p>
+      <w:r>
+        <w:t>模板里这样用：</w:t>
       </w:r>
     </w:p>
     <w:p>
@@ -12525,206 +11498,40 @@
           <w:rFonts w:ascii="Consolas" w:hAnsi="Consolas" w:eastAsia="Consolas"/>
           <w:sz w:val="18"/>
         </w:rPr>
-        <w:t>页面打不开？</w:t>
-        <w:br/>
-        <w:t xml:space="preserve"> ├─ 插件状态是不是"错误"？ → 看错误信息 → 对照上表</w:t>
-        <w:br/>
-        <w:t xml:space="preserve"> ├─ 菜单有没有？ → 没有：检查权限 / 是否重启过</w:t>
-        <w:br/>
-        <w:t xml:space="preserve"> ├─ 地址对不对？ → 看插件管理里的 URL 前缀</w:t>
-        <w:br/>
-        <w:t xml:space="preserve"> ├─ 403？ → 权限没勾</w:t>
-        <w:br/>
-        <w:t xml:space="preserve"> └─ 500？ → 看日志页，通常是你代码里的异常</w:t>
-      </w:r>
-    </w:p>
-    <w:p>
-      <w:pPr>
-        <w:pStyle w:val="Heading2"/>
-      </w:pPr>
-      <w:r>
-        <w:t>第 14 章 让插件当网站首页</w:t>
-      </w:r>
-    </w:p>
-    <w:p>
-      <w:pPr>
-        <w:pStyle w:val="Heading3"/>
-      </w:pPr>
-      <w:r>
-        <w:t>14.1 目标形态</w:t>
-      </w:r>
-    </w:p>
-    <w:p>
-      <w:r>
-        <w:t>现在（以后台为主）：</w:t>
-      </w:r>
-    </w:p>
-    <w:p>
-      <w:pPr>
-        <w:spacing w:line="276" w:lineRule="auto" w:after="160"/>
-        <w:ind w:left="227"/>
-        <w:shd w:val="clear" w:color="auto" w:fill="F3F4F6"/>
-      </w:pPr>
-      <w:r>
-        <w:rPr>
-          <w:rFonts w:ascii="Consolas" w:hAnsi="Consolas" w:eastAsia="Consolas"/>
-          <w:sz w:val="18"/>
-        </w:rPr>
-        <w:t>打开网站 → 后台仪表盘（左边菜单：插件管理、用户管理…）</w:t>
-        <w:br/>
-        <w:t xml:space="preserve">              └─ 插件页面在菜单里</w:t>
-      </w:r>
-    </w:p>
-    <w:p>
-      <w:r>
-        <w:t>以后（前台 + 后台分离）：</w:t>
-      </w:r>
-    </w:p>
-    <w:p>
-      <w:pPr>
-        <w:spacing w:line="276" w:lineRule="auto" w:after="160"/>
-        <w:ind w:left="227"/>
-        <w:shd w:val="clear" w:color="auto" w:fill="F3F4F6"/>
-      </w:pPr>
-      <w:r>
-        <w:rPr>
-          <w:rFonts w:ascii="Consolas" w:hAnsi="Consolas" w:eastAsia="Consolas"/>
-          <w:sz w:val="18"/>
-        </w:rPr>
-        <w:t>打开网站 → 你的插件首页（门户：公告、看板、业务入口）</w:t>
-        <w:br/>
-        <w:t xml:space="preserve">              └─ 超管点"后台" → 插件管理 / 用户 / 权限 / 日志</w:t>
-      </w:r>
-    </w:p>
-    <w:p>
-      <w:pPr>
-        <w:pStyle w:val="Heading3"/>
-      </w:pPr>
-      <w:r>
-        <w:t>14.2 现在就能做的：插件自带一套界面</w:t>
-      </w:r>
-    </w:p>
-    <w:p>
-      <w:r>
-        <w:t>用第 4.5 节的</w:t>
-      </w:r>
-      <w:r>
-        <w:rPr>
-          <w:b/>
-        </w:rPr>
-        <w:t>外观 B</w:t>
-      </w:r>
-      <w:r>
-        <w:t>，页面完全不套后台菜单，只复用样式和登录。</w:t>
-      </w:r>
-    </w:p>
-    <w:p>
-      <w:r>
-        <w:t>这样以后切换首页时，你的页面不用重写。</w:t>
-      </w:r>
-    </w:p>
-    <w:p>
-      <w:r>
-        <w:t>示例（完整 layout）：</w:t>
-      </w:r>
-    </w:p>
-    <w:p>
-      <w:pPr>
-        <w:spacing w:line="276" w:lineRule="auto" w:after="160"/>
-        <w:ind w:left="227"/>
-        <w:shd w:val="clear" w:color="auto" w:fill="F3F4F6"/>
-      </w:pPr>
-      <w:r>
-        <w:rPr>
-          <w:rFonts w:ascii="Consolas" w:hAnsi="Consolas" w:eastAsia="Consolas"/>
-          <w:sz w:val="18"/>
-        </w:rPr>
-        <w:t>&lt;!DOCTYPE html&gt;</w:t>
-        <w:br/>
-        <w:t>&lt;html lang="zh-CN"&gt;</w:t>
-        <w:br/>
-        <w:t>&lt;head&gt;</w:t>
-        <w:br/>
-        <w:t xml:space="preserve">  &lt;meta charset="UTF-8"&gt;</w:t>
-        <w:br/>
-        <w:t xml:space="preserve">  &lt;meta name="viewport" content="width=device-width, initial-scale=1"&gt;</w:t>
-        <w:br/>
-        <w:t xml:space="preserve">  &lt;title&gt;{% block title %}公告通知{% endblock %}&lt;/title&gt;</w:t>
-        <w:br/>
-        <w:t xml:space="preserve">  &lt;link rel="stylesheet" href="{{ url_for('static', filename='css/base.css') }}"&gt;</w:t>
-        <w:br/>
-        <w:t xml:space="preserve">  &lt;link rel="stylesheet" href="{{ url_for('static', filename='css/components.css') }}"&gt;</w:t>
-        <w:br/>
-        <w:t>&lt;/head&gt;</w:t>
-        <w:br/>
-        <w:t>&lt;body class="portal"&gt;</w:t>
-        <w:br/>
-        <w:t xml:space="preserve">  &lt;header class="portal-top"&gt;</w:t>
-        <w:br/>
-        <w:t xml:space="preserve">    &lt;strong&gt;公告通知&lt;/strong&gt;</w:t>
-        <w:br/>
-        <w:t xml:space="preserve">    &lt;nav&gt;</w:t>
-        <w:br/>
-        <w:t xml:space="preserve">      &lt;a href="{{ url_for('.index') }}"&gt;全部公告&lt;/a&gt;</w:t>
-        <w:br/>
-        <w:t xml:space="preserve">      {% if can_kernel('zhangsan.tools.notice.create') or is_superadmin %}</w:t>
-        <w:br/>
-        <w:t xml:space="preserve">      &lt;a href="{{ url_for('.new') }}"&gt;发布&lt;/a&gt;</w:t>
-        <w:br/>
-        <w:t xml:space="preserve">      {% endif %}</w:t>
-        <w:br/>
-        <w:t xml:space="preserve">      {% if is_superadmin %}</w:t>
-        <w:br/>
-        <w:t xml:space="preserve">      &lt;a href="{{ url_for('core.index') }}"&gt;后台&lt;/a&gt;</w:t>
-        <w:br/>
-        <w:t xml:space="preserve">      {% endif %}</w:t>
-        <w:br/>
-        <w:t xml:space="preserve">    &lt;/nav&gt;</w:t>
-        <w:br/>
-        <w:t xml:space="preserve">    &lt;span&gt;{{ current_user.username }}&lt;/span&gt;</w:t>
-        <w:br/>
-        <w:t xml:space="preserve">    &lt;a href="{{ url_for('auth.logout') }}"&gt;退出&lt;/a&gt;</w:t>
-        <w:br/>
-        <w:t xml:space="preserve">  &lt;/header&gt;</w:t>
-        <w:br/>
-        <w:t xml:space="preserve">  &lt;main class="portal-main"&gt;</w:t>
-        <w:br/>
-        <w:t xml:space="preserve">    {% block content %}{% endblock %}</w:t>
-        <w:br/>
-        <w:t xml:space="preserve">  &lt;/main&gt;</w:t>
-        <w:br/>
-        <w:t>&lt;/body&gt;</w:t>
-        <w:br/>
-        <w:t>&lt;/html&gt;</w:t>
-      </w:r>
-    </w:p>
-    <w:p>
-      <w:pPr>
-        <w:pStyle w:val="Heading3"/>
-      </w:pPr>
-      <w:r>
-        <w:t>14.3 让"打开网站就是插件首页"需要什么</w:t>
-      </w:r>
-    </w:p>
-    <w:p>
-      <w:r>
-        <w:t xml:space="preserve">插件不能自己占用网站根地址 </w:t>
-      </w:r>
+        <w:t>{% from "partials/ui.html" import icon %}</w:t>
+        <w:br/>
+        <w:t>{{ icon('gear') }}</w:t>
+        <w:br/>
+        <w:t>{{ icon('eye', 'i-lg') }}</w:t>
+      </w:r>
+    </w:p>
+    <w:p>
       <w:r>
         <w:rPr>
           <w:rFonts w:ascii="Consolas" w:hAnsi="Consolas" w:eastAsia="Consolas"/>
           <w:color w:val="4338CA"/>
           <w:sz w:val="19"/>
         </w:rPr>
-        <w:t>/</w:t>
-      </w:r>
-      <w:r>
-        <w:t>（这是系统的保留地址）。</w:t>
-      </w:r>
-    </w:p>
-    <w:p>
-      <w:r>
-        <w:t xml:space="preserve">要让 </w:t>
+        <w:t>icon()</w:t>
+      </w:r>
+      <w:r>
+        <w:t xml:space="preserve"> 的第一个参数是图标名（见 16.3），第二个是附加样式（可省略）。</w:t>
+      </w:r>
+    </w:p>
+    <w:p>
+      <w:pPr>
+        <w:pStyle w:val="Heading3"/>
+      </w:pPr>
+      <w:r>
+        <w:t>11.3 手机适配</w:t>
+      </w:r>
+    </w:p>
+    <w:p>
+      <w:pPr>
+        <w:pStyle w:val="ListBullet"/>
+      </w:pPr>
+      <w:r>
+        <w:t xml:space="preserve">表格一定用 </w:t>
       </w:r>
       <w:r>
         <w:rPr>
@@ -12732,19 +11539,946 @@
           <w:color w:val="4338CA"/>
           <w:sz w:val="19"/>
         </w:rPr>
-        <w:t>/</w:t>
-      </w:r>
-      <w:r>
-        <w:t xml:space="preserve"> 变成你的插件首页，需要</w:t>
-      </w:r>
+        <w:t>class="data responsive"</w:t>
+      </w:r>
+      <w:r>
+        <w:t xml:space="preserve">，每个 </w:t>
+      </w:r>
+      <w:r>
+        <w:rPr>
+          <w:rFonts w:ascii="Consolas" w:hAnsi="Consolas" w:eastAsia="Consolas"/>
+          <w:color w:val="4338CA"/>
+          <w:sz w:val="19"/>
+        </w:rPr>
+        <w:t>&lt;td&gt;</w:t>
+      </w:r>
+      <w:r>
+        <w:t xml:space="preserve"> 加 </w:t>
+      </w:r>
+      <w:r>
+        <w:rPr>
+          <w:rFonts w:ascii="Consolas" w:hAnsi="Consolas" w:eastAsia="Consolas"/>
+          <w:color w:val="4338CA"/>
+          <w:sz w:val="19"/>
+        </w:rPr>
+        <w:t>data-label="列名"</w:t>
+      </w:r>
+      <w:r>
+        <w:t>；</w:t>
+      </w:r>
+    </w:p>
+    <w:p>
+      <w:pPr>
+        <w:pStyle w:val="ListBullet"/>
+      </w:pPr>
+      <w:r>
+        <w:t>按钮不要太小（高度 ≥38px）；</w:t>
+      </w:r>
+    </w:p>
+    <w:p>
+      <w:pPr>
+        <w:pStyle w:val="ListBullet"/>
+      </w:pPr>
+      <w:r>
+        <w:t>输入框字号 ≥16px（否则 iPhone 会自动放大）；</w:t>
+      </w:r>
+    </w:p>
+    <w:p>
+      <w:pPr>
+        <w:pStyle w:val="ListBullet"/>
+      </w:pPr>
+      <w:r>
+        <w:t xml:space="preserve">长内容（代码、宽表格）外面包一层 </w:t>
+      </w:r>
+      <w:r>
+        <w:rPr>
+          <w:rFonts w:ascii="Consolas" w:hAnsi="Consolas" w:eastAsia="Consolas"/>
+          <w:color w:val="4338CA"/>
+          <w:sz w:val="19"/>
+        </w:rPr>
+        <w:t>table-wrap</w:t>
+      </w:r>
+      <w:r>
+        <w:t xml:space="preserve"> 或 </w:t>
+      </w:r>
+      <w:r>
+        <w:rPr>
+          <w:rFonts w:ascii="Consolas" w:hAnsi="Consolas" w:eastAsia="Consolas"/>
+          <w:color w:val="4338CA"/>
+          <w:sz w:val="19"/>
+        </w:rPr>
+        <w:t>overflow:auto</w:t>
+      </w:r>
+      <w:r>
+        <w:t>。</w:t>
+      </w:r>
+    </w:p>
+    <w:p>
+      <w:pPr>
+        <w:pStyle w:val="Heading3"/>
+      </w:pPr>
+      <w:r>
+        <w:t>11.4 不要用外网 CDN</w:t>
+      </w:r>
+    </w:p>
+    <w:p>
+      <w:r>
+        <w:t>系统要在内网/离线环境跑。字体、图标库、图表库都不要从网上引，</w:t>
+      </w:r>
+    </w:p>
+    <w:p>
+      <w:r>
+        <w:t xml:space="preserve">需要就把文件下载下来放进插件的 </w:t>
+      </w:r>
+      <w:r>
+        <w:rPr>
+          <w:rFonts w:ascii="Consolas" w:hAnsi="Consolas" w:eastAsia="Consolas"/>
+          <w:color w:val="4338CA"/>
+          <w:sz w:val="19"/>
+        </w:rPr>
+        <w:t>static/</w:t>
+      </w:r>
+      <w:r>
+        <w:t xml:space="preserve"> 目录。</w:t>
+      </w:r>
+    </w:p>
+    <w:p>
+      <w:pPr>
+        <w:pStyle w:val="Heading2"/>
+      </w:pPr>
+      <w:r>
+        <w:t>第 12 章 打包与安装（不用任何工具）</w:t>
+      </w:r>
+    </w:p>
+    <w:p>
+      <w:pPr>
+        <w:pStyle w:val="Heading3"/>
+      </w:pPr>
+      <w:r>
+        <w:t>12.1 zip 里必须有什么</w:t>
+      </w:r>
+    </w:p>
+    <w:p>
+      <w:pPr>
+        <w:spacing w:line="276" w:lineRule="auto" w:after="160"/>
+        <w:ind w:left="227"/>
+        <w:shd w:val="clear" w:color="auto" w:fill="F3F4F6"/>
+      </w:pPr>
+      <w:r>
+        <w:rPr>
+          <w:rFonts w:ascii="Consolas" w:hAnsi="Consolas" w:eastAsia="Consolas"/>
+          <w:sz w:val="18"/>
+        </w:rPr>
+        <w:t>你的zip.zip</w:t>
+        <w:br/>
+        <w:t>├── plugin.json        ← 打开 zip 第一眼必须看到它</w:t>
+        <w:br/>
+        <w:t>├── hooks.py</w:t>
+        <w:br/>
+        <w:t>├── templates/</w:t>
+        <w:br/>
+        <w:t>└── static/</w:t>
+      </w:r>
+    </w:p>
+    <w:p>
       <w:r>
         <w:rPr>
           <w:b/>
         </w:rPr>
-        <w:t>管理员在系统侧做配置</w:t>
-      </w:r>
-      <w:r>
-        <w:t>，两种做法：</w:t>
+        <w:t>必须</w:t>
+      </w:r>
+      <w:r>
+        <w:t>：</w:t>
+      </w:r>
+      <w:r>
+        <w:rPr>
+          <w:rFonts w:ascii="Consolas" w:hAnsi="Consolas" w:eastAsia="Consolas"/>
+          <w:color w:val="4338CA"/>
+          <w:sz w:val="19"/>
+        </w:rPr>
+        <w:t>plugin.json</w:t>
+      </w:r>
+      <w:r>
+        <w:t xml:space="preserve"> 在 zip 的最外层。</w:t>
+      </w:r>
+    </w:p>
+    <w:p>
+      <w:r>
+        <w:rPr>
+          <w:b/>
+        </w:rPr>
+        <w:t>不要</w:t>
+      </w:r>
+      <w:r>
+        <w:t>：把整个文件夹套进去（</w:t>
+      </w:r>
+      <w:r>
+        <w:rPr>
+          <w:rFonts w:ascii="Consolas" w:hAnsi="Consolas" w:eastAsia="Consolas"/>
+          <w:color w:val="4338CA"/>
+          <w:sz w:val="19"/>
+        </w:rPr>
+        <w:t>zip.zip/你的插件/plugin.json</w:t>
+      </w:r>
+      <w:r>
+        <w:t xml:space="preserve"> 这样是错的）。</w:t>
+      </w:r>
+    </w:p>
+    <w:p>
+      <w:r>
+        <w:rPr>
+          <w:b/>
+        </w:rPr>
+        <w:t>不要</w:t>
+      </w:r>
+      <w:r>
+        <w:t xml:space="preserve">：把 </w:t>
+      </w:r>
+      <w:r>
+        <w:rPr>
+          <w:rFonts w:ascii="Consolas" w:hAnsi="Consolas" w:eastAsia="Consolas"/>
+          <w:color w:val="4338CA"/>
+          <w:sz w:val="19"/>
+        </w:rPr>
+        <w:t>data/</w:t>
+      </w:r>
+      <w:r>
+        <w:t>、</w:t>
+      </w:r>
+      <w:r>
+        <w:rPr>
+          <w:rFonts w:ascii="Consolas" w:hAnsi="Consolas" w:eastAsia="Consolas"/>
+          <w:color w:val="4338CA"/>
+          <w:sz w:val="19"/>
+        </w:rPr>
+        <w:t>__pycache__</w:t>
+      </w:r>
+      <w:r>
+        <w:t>、</w:t>
+      </w:r>
+      <w:r>
+        <w:rPr>
+          <w:rFonts w:ascii="Consolas" w:hAnsi="Consolas" w:eastAsia="Consolas"/>
+          <w:color w:val="4338CA"/>
+          <w:sz w:val="19"/>
+        </w:rPr>
+        <w:t>.git</w:t>
+      </w:r>
+      <w:r>
+        <w:t>、</w:t>
+      </w:r>
+      <w:r>
+        <w:rPr>
+          <w:rFonts w:ascii="Consolas" w:hAnsi="Consolas" w:eastAsia="Consolas"/>
+          <w:color w:val="4338CA"/>
+          <w:sz w:val="19"/>
+        </w:rPr>
+        <w:t>.venv</w:t>
+      </w:r>
+      <w:r>
+        <w:t>、</w:t>
+      </w:r>
+      <w:r>
+        <w:rPr>
+          <w:rFonts w:ascii="Consolas" w:hAnsi="Consolas" w:eastAsia="Consolas"/>
+          <w:color w:val="4338CA"/>
+          <w:sz w:val="19"/>
+        </w:rPr>
+        <w:t>*.pyc</w:t>
+      </w:r>
+      <w:r>
+        <w:t xml:space="preserve"> 打进去。</w:t>
+      </w:r>
+    </w:p>
+    <w:p>
+      <w:pPr>
+        <w:pStyle w:val="Heading3"/>
+      </w:pPr>
+      <w:r>
+        <w:t>12.2 三种压缩方法</w:t>
+      </w:r>
+    </w:p>
+    <w:p>
+      <w:r>
+        <w:rPr>
+          <w:b/>
+        </w:rPr>
+        <w:t>方法一：Windows 右键（推荐给新手）</w:t>
+      </w:r>
+    </w:p>
+    <w:p>
+      <w:pPr>
+        <w:pStyle w:val="ListNumber"/>
+      </w:pPr>
+      <w:r>
+        <w:t>打开插件文件夹，</w:t>
+      </w:r>
+      <w:r>
+        <w:rPr>
+          <w:rFonts w:ascii="Consolas" w:hAnsi="Consolas" w:eastAsia="Consolas"/>
+          <w:color w:val="4338CA"/>
+          <w:sz w:val="19"/>
+        </w:rPr>
+        <w:t>Ctrl+A</w:t>
+      </w:r>
+      <w:r>
+        <w:t xml:space="preserve"> 全选</w:t>
+      </w:r>
+      <w:r>
+        <w:rPr>
+          <w:b/>
+        </w:rPr>
+        <w:t>里面的所有内容</w:t>
+      </w:r>
+      <w:r>
+        <w:t>；</w:t>
+      </w:r>
+    </w:p>
+    <w:p>
+      <w:pPr>
+        <w:pStyle w:val="ListNumber"/>
+      </w:pPr>
+      <w:r>
+        <w:t>右键 → 发送到 → 压缩(zipped)文件夹；</w:t>
+      </w:r>
+    </w:p>
+    <w:p>
+      <w:pPr>
+        <w:pStyle w:val="ListNumber"/>
+      </w:pPr>
+      <w:r>
+        <w:t xml:space="preserve">改名成 </w:t>
+      </w:r>
+      <w:r>
+        <w:rPr>
+          <w:rFonts w:ascii="Consolas" w:hAnsi="Consolas" w:eastAsia="Consolas"/>
+          <w:color w:val="4338CA"/>
+          <w:sz w:val="19"/>
+        </w:rPr>
+        <w:t>zhangsan.tools.notice.zip</w:t>
+      </w:r>
+      <w:r>
+        <w:t>；</w:t>
+      </w:r>
+    </w:p>
+    <w:p>
+      <w:pPr>
+        <w:pStyle w:val="ListNumber"/>
+      </w:pPr>
+      <w:r>
+        <w:t xml:space="preserve">双击 zip 检查：第一层应该是 </w:t>
+      </w:r>
+      <w:r>
+        <w:rPr>
+          <w:rFonts w:ascii="Consolas" w:hAnsi="Consolas" w:eastAsia="Consolas"/>
+          <w:color w:val="4338CA"/>
+          <w:sz w:val="19"/>
+        </w:rPr>
+        <w:t>plugin.json</w:t>
+      </w:r>
+      <w:r>
+        <w:t>，而不是一个文件夹。</w:t>
+      </w:r>
+    </w:p>
+    <w:p>
+      <w:r>
+        <w:rPr>
+          <w:b/>
+        </w:rPr>
+        <w:t>方法二：PowerShell</w:t>
+      </w:r>
+    </w:p>
+    <w:p>
+      <w:pPr>
+        <w:spacing w:line="276" w:lineRule="auto" w:after="160"/>
+        <w:ind w:left="227"/>
+        <w:shd w:val="clear" w:color="auto" w:fill="F3F4F6"/>
+      </w:pPr>
+      <w:r>
+        <w:rPr>
+          <w:rFonts w:ascii="Consolas" w:hAnsi="Consolas" w:eastAsia="Consolas"/>
+          <w:sz w:val="18"/>
+        </w:rPr>
+        <w:t>cd C:\我的插件\zhangsan.tools.notice</w:t>
+        <w:br/>
+        <w:t>Compress-Archive -Path .\* -DestinationPath ..\zhangsan.tools.notice.zip -Force</w:t>
+      </w:r>
+    </w:p>
+    <w:p>
+      <w:pPr>
+        <w:spacing w:after="60"/>
+        <w:ind w:left="283"/>
+      </w:pPr>
+      <w:r>
+        <w:rPr>
+          <w:color w:val="64748B"/>
+        </w:rPr>
+        <w:t xml:space="preserve">注意 </w:t>
+      </w:r>
+      <w:r>
+        <w:rPr>
+          <w:rFonts w:ascii="Consolas" w:hAnsi="Consolas" w:eastAsia="Consolas"/>
+          <w:color w:val="64748B"/>
+          <w:sz w:val="19"/>
+        </w:rPr>
+        <w:t>.\*</w:t>
+      </w:r>
+      <w:r>
+        <w:rPr>
+          <w:color w:val="64748B"/>
+        </w:rPr>
+        <w:t>：表示压缩"文件夹里的内容"，不是文件夹本身。</w:t>
+      </w:r>
+    </w:p>
+    <w:p>
+      <w:r>
+        <w:rPr>
+          <w:b/>
+        </w:rPr>
+        <w:t>方法三：7-Zip / 好压</w:t>
+      </w:r>
+    </w:p>
+    <w:p>
+      <w:r>
+        <w:t>进入插件文件夹 → 全选内容 → 右键 → 添加到压缩包。</w:t>
+      </w:r>
+    </w:p>
+    <w:p>
+      <w:pPr>
+        <w:pStyle w:val="Heading3"/>
+      </w:pPr>
+      <w:r>
+        <w:t>12.3 安装步骤</w:t>
+      </w:r>
+    </w:p>
+    <w:p>
+      <w:pPr>
+        <w:pStyle w:val="ListNumber"/>
+      </w:pPr>
+      <w:r>
+        <w:t>超管登录 → 左侧「插件管理」；</w:t>
+      </w:r>
+    </w:p>
+    <w:p>
+      <w:pPr>
+        <w:pStyle w:val="ListNumber"/>
+      </w:pPr>
+      <w:r>
+        <w:t>点「安装插件」→ 选择 zip → 「上传并安装」；</w:t>
+      </w:r>
+    </w:p>
+    <w:p>
+      <w:pPr>
+        <w:pStyle w:val="ListNumber"/>
+      </w:pPr>
+      <w:r>
+        <w:t>提示"安装成功，重启后生效"；</w:t>
+      </w:r>
+    </w:p>
+    <w:p>
+      <w:pPr>
+        <w:pStyle w:val="ListNumber"/>
+      </w:pPr>
+      <w:r>
+        <w:t>左侧「服务控制」→「重启服务」；</w:t>
+      </w:r>
+    </w:p>
+    <w:p>
+      <w:pPr>
+        <w:pStyle w:val="ListNumber"/>
+      </w:pPr>
+      <w:r>
+        <w:t>等待服务恢复 → 插件状态变成「已加载」→ 菜单出现。</w:t>
+      </w:r>
+    </w:p>
+    <w:p>
+      <w:pPr>
+        <w:pStyle w:val="Heading3"/>
+      </w:pPr>
+      <w:r>
+        <w:t>12.4 安装后检查</w:t>
+      </w:r>
+    </w:p>
+    <w:tbl>
+      <w:tblPr>
+        <w:tblStyle w:val="TableGrid"/>
+        <w:tblW w:type="auto" w:w="0"/>
+        <w:jc w:val="center"/>
+        <w:tblLayout w:type="autofit"/>
+        <w:tblLook w:firstColumn="1" w:firstRow="1" w:lastColumn="0" w:lastRow="0" w:noHBand="0" w:noVBand="1" w:val="04A0"/>
+      </w:tblPr>
+      <w:tblGrid>
+        <w:gridCol w:w="4706"/>
+        <w:gridCol w:w="4706"/>
+      </w:tblGrid>
+      <w:tr>
+        <w:trPr>
+          <w:tblHeader w:val="true"/>
+        </w:trPr>
+        <w:tc>
+          <w:tcPr>
+            <w:tcW w:type="dxa" w:w="4706"/>
+          </w:tcPr>
+          <w:p>
+            <w:pPr>
+              <w:shd w:val="clear" w:color="auto" w:fill="EEEFF5"/>
+            </w:pPr>
+            <w:r>
+              <w:rPr>
+                <w:b/>
+              </w:rPr>
+              <w:t>检查项</w:t>
+            </w:r>
+          </w:p>
+        </w:tc>
+        <w:tc>
+          <w:tcPr>
+            <w:tcW w:type="dxa" w:w="4706"/>
+          </w:tcPr>
+          <w:p>
+            <w:pPr>
+              <w:shd w:val="clear" w:color="auto" w:fill="EEEFF5"/>
+            </w:pPr>
+            <w:r>
+              <w:rPr>
+                <w:b/>
+              </w:rPr>
+              <w:t>在哪看</w:t>
+            </w:r>
+          </w:p>
+        </w:tc>
+      </w:tr>
+      <w:tr>
+        <w:tc>
+          <w:tcPr>
+            <w:tcW w:type="dxa" w:w="4706"/>
+          </w:tcPr>
+          <w:p>
+            <w:r>
+              <w:t>插件状态是不是"已加载"</w:t>
+            </w:r>
+          </w:p>
+        </w:tc>
+        <w:tc>
+          <w:tcPr>
+            <w:tcW w:type="dxa" w:w="4706"/>
+          </w:tcPr>
+          <w:p>
+            <w:r>
+              <w:t>插件管理列表</w:t>
+            </w:r>
+          </w:p>
+        </w:tc>
+      </w:tr>
+      <w:tr>
+        <w:tc>
+          <w:tcPr>
+            <w:tcW w:type="dxa" w:w="4706"/>
+          </w:tcPr>
+          <w:p>
+            <w:r>
+              <w:t>实际 URL 前缀是多少</w:t>
+            </w:r>
+          </w:p>
+        </w:tc>
+        <w:tc>
+          <w:tcPr>
+            <w:tcW w:type="dxa" w:w="4706"/>
+          </w:tcPr>
+          <w:p>
+            <w:r>
+              <w:t>插件管理列表的"URL 前缀"列</w:t>
+            </w:r>
+          </w:p>
+        </w:tc>
+      </w:tr>
+      <w:tr>
+        <w:tc>
+          <w:tcPr>
+            <w:tcW w:type="dxa" w:w="4706"/>
+          </w:tcPr>
+          <w:p>
+            <w:r>
+              <w:t>有没有报错</w:t>
+            </w:r>
+          </w:p>
+        </w:tc>
+        <w:tc>
+          <w:tcPr>
+            <w:tcW w:type="dxa" w:w="4706"/>
+          </w:tcPr>
+          <w:p>
+            <w:r>
+              <w:t>状态旁边的错误信息 / 日志页</w:t>
+            </w:r>
+          </w:p>
+        </w:tc>
+      </w:tr>
+      <w:tr>
+        <w:tc>
+          <w:tcPr>
+            <w:tcW w:type="dxa" w:w="4706"/>
+          </w:tcPr>
+          <w:p>
+            <w:r>
+              <w:t>菜单有没有出来</w:t>
+            </w:r>
+          </w:p>
+        </w:tc>
+        <w:tc>
+          <w:tcPr>
+            <w:tcW w:type="dxa" w:w="4706"/>
+          </w:tcPr>
+          <w:p>
+            <w:r>
+              <w:t>左侧导航</w:t>
+            </w:r>
+          </w:p>
+        </w:tc>
+      </w:tr>
+      <w:tr>
+        <w:tc>
+          <w:tcPr>
+            <w:tcW w:type="dxa" w:w="4706"/>
+          </w:tcPr>
+          <w:p>
+            <w:r>
+              <w:t>页面能不能打开</w:t>
+            </w:r>
+          </w:p>
+        </w:tc>
+        <w:tc>
+          <w:tcPr>
+            <w:tcW w:type="dxa" w:w="4706"/>
+          </w:tcPr>
+          <w:p>
+            <w:r>
+              <w:t xml:space="preserve">访问 </w:t>
+            </w:r>
+            <w:r>
+              <w:rPr>
+                <w:rFonts w:ascii="Consolas" w:hAnsi="Consolas" w:eastAsia="Consolas"/>
+                <w:color w:val="4338CA"/>
+                <w:sz w:val="19"/>
+              </w:rPr>
+              <w:t>/&lt;前缀&gt;/</w:t>
+            </w:r>
+          </w:p>
+        </w:tc>
+      </w:tr>
+    </w:tbl>
+    <w:p/>
+    <w:p>
+      <w:pPr>
+        <w:pStyle w:val="Heading3"/>
+      </w:pPr>
+      <w:r>
+        <w:t>12.5 升级</w:t>
+      </w:r>
+    </w:p>
+    <w:p>
+      <w:pPr>
+        <w:pStyle w:val="ListNumber"/>
+      </w:pPr>
+      <w:r>
+        <w:t>把新代码重新压成同名 zip；</w:t>
+      </w:r>
+    </w:p>
+    <w:p>
+      <w:pPr>
+        <w:pStyle w:val="ListNumber"/>
+      </w:pPr>
+      <w:r>
+        <w:t>插件管理 → 安装插件 → 上传（会覆盖旧版本）；</w:t>
+      </w:r>
+    </w:p>
+    <w:p>
+      <w:pPr>
+        <w:pStyle w:val="ListNumber"/>
+      </w:pPr>
+      <w:r>
+        <w:t>重启服务。</w:t>
+      </w:r>
+    </w:p>
+    <w:p>
+      <w:r>
+        <w:t xml:space="preserve">⚠️ </w:t>
+      </w:r>
+      <w:r>
+        <w:rPr>
+          <w:b/>
+        </w:rPr>
+        <w:t>升级会清空 `data/`（插件的数据和设置）</w:t>
+      </w:r>
+      <w:r>
+        <w:t>，重要数据先导出。</w:t>
+      </w:r>
+    </w:p>
+    <w:p>
+      <w:pPr>
+        <w:pStyle w:val="Heading3"/>
+      </w:pPr>
+      <w:r>
+        <w:t>12.6 需要第三方 Python 库时</w:t>
+      </w:r>
+    </w:p>
+    <w:p>
+      <w:r>
+        <w:t xml:space="preserve">把库放进插件的 </w:t>
+      </w:r>
+      <w:r>
+        <w:rPr>
+          <w:rFonts w:ascii="Consolas" w:hAnsi="Consolas" w:eastAsia="Consolas"/>
+          <w:color w:val="4338CA"/>
+          <w:sz w:val="19"/>
+        </w:rPr>
+        <w:t>libs/</w:t>
+      </w:r>
+      <w:r>
+        <w:t xml:space="preserve"> 目录：</w:t>
+      </w:r>
+    </w:p>
+    <w:p>
+      <w:pPr>
+        <w:spacing w:line="276" w:lineRule="auto" w:after="160"/>
+        <w:ind w:left="227"/>
+        <w:shd w:val="clear" w:color="auto" w:fill="F3F4F6"/>
+      </w:pPr>
+      <w:r>
+        <w:rPr>
+          <w:rFonts w:ascii="Consolas" w:hAnsi="Consolas" w:eastAsia="Consolas"/>
+          <w:sz w:val="18"/>
+        </w:rPr>
+        <w:t>libs/</w:t>
+        <w:br/>
+        <w:t>└── requests/...</w:t>
+      </w:r>
+    </w:p>
+    <w:p>
+      <w:r>
+        <w:t>注意：</w:t>
+      </w:r>
+    </w:p>
+    <w:p>
+      <w:pPr>
+        <w:pStyle w:val="ListBullet"/>
+      </w:pPr>
+      <w:r>
+        <w:t>系统本身已有的库（Flask、SQLAlchemy 等）</w:t>
+      </w:r>
+      <w:r>
+        <w:rPr>
+          <w:b/>
+        </w:rPr>
+        <w:t>不要</w:t>
+      </w:r>
+      <w:r>
+        <w:t>放进 libs，会装不上；</w:t>
+      </w:r>
+    </w:p>
+    <w:p>
+      <w:pPr>
+        <w:pStyle w:val="ListBullet"/>
+      </w:pPr>
+      <w:r>
+        <w:t xml:space="preserve">自己打包时可以把 </w:t>
+      </w:r>
+      <w:r>
+        <w:rPr>
+          <w:rFonts w:ascii="Consolas" w:hAnsi="Consolas" w:eastAsia="Consolas"/>
+          <w:color w:val="4338CA"/>
+          <w:sz w:val="19"/>
+        </w:rPr>
+        <w:t>libs/</w:t>
+      </w:r>
+      <w:r>
+        <w:t xml:space="preserve"> 一起放进 zip；</w:t>
+      </w:r>
+    </w:p>
+    <w:p>
+      <w:pPr>
+        <w:pStyle w:val="ListBullet"/>
+      </w:pPr>
+      <w:r>
+        <w:t>一般的小插件用标准库就够了，不需要这一节。</w:t>
+      </w:r>
+    </w:p>
+    <w:p>
+      <w:pPr>
+        <w:pStyle w:val="Heading3"/>
+      </w:pPr>
+      <w:r>
+        <w:t>12.7 停用和卸载</w:t>
+      </w:r>
+    </w:p>
+    <w:tbl>
+      <w:tblPr>
+        <w:tblStyle w:val="TableGrid"/>
+        <w:tblW w:type="auto" w:w="0"/>
+        <w:jc w:val="center"/>
+        <w:tblLayout w:type="autofit"/>
+        <w:tblLook w:firstColumn="1" w:firstRow="1" w:lastColumn="0" w:lastRow="0" w:noHBand="0" w:noVBand="1" w:val="04A0"/>
+      </w:tblPr>
+      <w:tblGrid>
+        <w:gridCol w:w="4706"/>
+        <w:gridCol w:w="4706"/>
+      </w:tblGrid>
+      <w:tr>
+        <w:trPr>
+          <w:tblHeader w:val="true"/>
+        </w:trPr>
+        <w:tc>
+          <w:tcPr>
+            <w:tcW w:type="dxa" w:w="4706"/>
+          </w:tcPr>
+          <w:p>
+            <w:pPr>
+              <w:shd w:val="clear" w:color="auto" w:fill="EEEFF5"/>
+            </w:pPr>
+            <w:r>
+              <w:rPr>
+                <w:b/>
+              </w:rPr>
+              <w:t>操作</w:t>
+            </w:r>
+          </w:p>
+        </w:tc>
+        <w:tc>
+          <w:tcPr>
+            <w:tcW w:type="dxa" w:w="4706"/>
+          </w:tcPr>
+          <w:p>
+            <w:pPr>
+              <w:shd w:val="clear" w:color="auto" w:fill="EEEFF5"/>
+            </w:pPr>
+            <w:r>
+              <w:rPr>
+                <w:b/>
+              </w:rPr>
+              <w:t>效果</w:t>
+            </w:r>
+          </w:p>
+        </w:tc>
+      </w:tr>
+      <w:tr>
+        <w:tc>
+          <w:tcPr>
+            <w:tcW w:type="dxa" w:w="4706"/>
+          </w:tcPr>
+          <w:p>
+            <w:r>
+              <w:t>停用</w:t>
+            </w:r>
+          </w:p>
+        </w:tc>
+        <w:tc>
+          <w:tcPr>
+            <w:tcW w:type="dxa" w:w="4706"/>
+          </w:tcPr>
+          <w:p>
+            <w:r>
+              <w:t>菜单消失、页面不可用，但目录和数据保留，随时能启用</w:t>
+            </w:r>
+          </w:p>
+        </w:tc>
+      </w:tr>
+      <w:tr>
+        <w:tc>
+          <w:tcPr>
+            <w:tcW w:type="dxa" w:w="4706"/>
+          </w:tcPr>
+          <w:p>
+            <w:r>
+              <w:t>卸载</w:t>
+            </w:r>
+          </w:p>
+        </w:tc>
+        <w:tc>
+          <w:tcPr>
+            <w:tcW w:type="dxa" w:w="4706"/>
+          </w:tcPr>
+          <w:p>
+            <w:r>
+              <w:t>目录被移走、记录删除；</w:t>
+            </w:r>
+            <w:r>
+              <w:rPr>
+                <w:b/>
+              </w:rPr>
+              <w:t>数据也会没</w:t>
+            </w:r>
+            <w:r>
+              <w:t>；被其他插件依赖时不允许卸载</w:t>
+            </w:r>
+          </w:p>
+        </w:tc>
+      </w:tr>
+    </w:tbl>
+    <w:p/>
+    <w:p>
+      <w:pPr>
+        <w:pStyle w:val="Heading2"/>
+      </w:pPr>
+      <w:r>
+        <w:t>第 13 章 出错了怎么办</w:t>
+      </w:r>
+    </w:p>
+    <w:p>
+      <w:pPr>
+        <w:pStyle w:val="Heading3"/>
+      </w:pPr>
+      <w:r>
+        <w:t>13.1 先看三个地方</w:t>
+      </w:r>
+    </w:p>
+    <w:p>
+      <w:pPr>
+        <w:pStyle w:val="ListNumber"/>
+      </w:pPr>
+      <w:r>
+        <w:rPr>
+          <w:b/>
+        </w:rPr>
+        <w:t>插件管理</w:t>
+      </w:r>
+      <w:r>
+        <w:t>：插件状态是不是"错误"？后面有红色错误信息；</w:t>
+      </w:r>
+    </w:p>
+    <w:p>
+      <w:pPr>
+        <w:pStyle w:val="ListNumber"/>
+      </w:pPr>
+      <w:r>
+        <w:rPr>
+          <w:b/>
+        </w:rPr>
+        <w:t>日志页</w:t>
+      </w:r>
+      <w:r>
+        <w:t>：搜索你的插件名，看有没有报错；</w:t>
+      </w:r>
+    </w:p>
+    <w:p>
+      <w:pPr>
+        <w:pStyle w:val="ListNumber"/>
+      </w:pPr>
+      <w:r>
+        <w:rPr>
+          <w:b/>
+        </w:rPr>
+        <w:t>浏览器 F12 → Console / Network</w:t>
+      </w:r>
+      <w:r>
+        <w:t>：页面报错、接口返回什么。</w:t>
+      </w:r>
+    </w:p>
+    <w:p>
+      <w:pPr>
+        <w:pStyle w:val="Heading3"/>
+      </w:pPr>
+      <w:r>
+        <w:t>13.2 常见错误对照表</w:t>
       </w:r>
     </w:p>
     <w:tbl>
@@ -12776,6 +12510,969 @@
               <w:rPr>
                 <w:b/>
               </w:rPr>
+              <w:t>你看到的现象</w:t>
+            </w:r>
+          </w:p>
+        </w:tc>
+        <w:tc>
+          <w:tcPr>
+            <w:tcW w:type="dxa" w:w="3137"/>
+          </w:tcPr>
+          <w:p>
+            <w:pPr>
+              <w:shd w:val="clear" w:color="auto" w:fill="EEEFF5"/>
+            </w:pPr>
+            <w:r>
+              <w:rPr>
+                <w:b/>
+              </w:rPr>
+              <w:t>最可能的原因</w:t>
+            </w:r>
+          </w:p>
+        </w:tc>
+        <w:tc>
+          <w:tcPr>
+            <w:tcW w:type="dxa" w:w="3137"/>
+          </w:tcPr>
+          <w:p>
+            <w:pPr>
+              <w:shd w:val="clear" w:color="auto" w:fill="EEEFF5"/>
+            </w:pPr>
+            <w:r>
+              <w:rPr>
+                <w:b/>
+              </w:rPr>
+              <w:t>怎么办</w:t>
+            </w:r>
+          </w:p>
+        </w:tc>
+      </w:tr>
+      <w:tr>
+        <w:tc>
+          <w:tcPr>
+            <w:tcW w:type="dxa" w:w="3137"/>
+          </w:tcPr>
+          <w:p>
+            <w:r>
+              <w:t>安装时说"压缩包内未找到 plugin.json"</w:t>
+            </w:r>
+          </w:p>
+        </w:tc>
+        <w:tc>
+          <w:tcPr>
+            <w:tcW w:type="dxa" w:w="3137"/>
+          </w:tcPr>
+          <w:p>
+            <w:r>
+              <w:t>zip 多套了一层文件夹</w:t>
+            </w:r>
+          </w:p>
+        </w:tc>
+        <w:tc>
+          <w:tcPr>
+            <w:tcW w:type="dxa" w:w="3137"/>
+          </w:tcPr>
+          <w:p>
+            <w:r>
+              <w:t>重新压：选中内容，不要选中文件夹</w:t>
+            </w:r>
+          </w:p>
+        </w:tc>
+      </w:tr>
+      <w:tr>
+        <w:tc>
+          <w:tcPr>
+            <w:tcW w:type="dxa" w:w="3137"/>
+          </w:tcPr>
+          <w:p>
+            <w:r>
+              <w:t>安装时说"字段 author 格式非法"</w:t>
+            </w:r>
+          </w:p>
+        </w:tc>
+        <w:tc>
+          <w:tcPr>
+            <w:tcW w:type="dxa" w:w="3137"/>
+          </w:tcPr>
+          <w:p>
+            <w:r>
+              <w:t>用了大写/中文/横线</w:t>
+            </w:r>
+          </w:p>
+        </w:tc>
+        <w:tc>
+          <w:tcPr>
+            <w:tcW w:type="dxa" w:w="3137"/>
+          </w:tcPr>
+          <w:p>
+            <w:r>
+              <w:t>改成小写字母+数字+下划线</w:t>
+            </w:r>
+          </w:p>
+        </w:tc>
+      </w:tr>
+      <w:tr>
+        <w:tc>
+          <w:tcPr>
+            <w:tcW w:type="dxa" w:w="3137"/>
+          </w:tcPr>
+          <w:p>
+            <w:r>
+              <w:t>安装时说"version 格式非法"</w:t>
+            </w:r>
+          </w:p>
+        </w:tc>
+        <w:tc>
+          <w:tcPr>
+            <w:tcW w:type="dxa" w:w="3137"/>
+          </w:tcPr>
+          <w:p>
+            <w:r>
+              <w:t xml:space="preserve">写了 </w:t>
+            </w:r>
+            <w:r>
+              <w:rPr>
+                <w:rFonts w:ascii="Consolas" w:hAnsi="Consolas" w:eastAsia="Consolas"/>
+                <w:color w:val="4338CA"/>
+                <w:sz w:val="19"/>
+              </w:rPr>
+              <w:t>1.0</w:t>
+            </w:r>
+          </w:p>
+        </w:tc>
+        <w:tc>
+          <w:tcPr>
+            <w:tcW w:type="dxa" w:w="3137"/>
+          </w:tcPr>
+          <w:p>
+            <w:r>
+              <w:t xml:space="preserve">改成 </w:t>
+            </w:r>
+            <w:r>
+              <w:rPr>
+                <w:rFonts w:ascii="Consolas" w:hAnsi="Consolas" w:eastAsia="Consolas"/>
+                <w:color w:val="4338CA"/>
+                <w:sz w:val="19"/>
+              </w:rPr>
+              <w:t>1.0.0</w:t>
+            </w:r>
+          </w:p>
+        </w:tc>
+      </w:tr>
+      <w:tr>
+        <w:tc>
+          <w:tcPr>
+            <w:tcW w:type="dxa" w:w="3137"/>
+          </w:tcPr>
+          <w:p>
+            <w:r>
+              <w:t>安装时说"plugin.json 解析失败"</w:t>
+            </w:r>
+          </w:p>
+        </w:tc>
+        <w:tc>
+          <w:tcPr>
+            <w:tcW w:type="dxa" w:w="3137"/>
+          </w:tcPr>
+          <w:p>
+            <w:r>
+              <w:t>JSON 语法错（多逗号、少引号）</w:t>
+            </w:r>
+          </w:p>
+        </w:tc>
+        <w:tc>
+          <w:tcPr>
+            <w:tcW w:type="dxa" w:w="3137"/>
+          </w:tcPr>
+          <w:p>
+            <w:r>
+              <w:t>用编辑器检查 JSON</w:t>
+            </w:r>
+          </w:p>
+        </w:tc>
+      </w:tr>
+      <w:tr>
+        <w:tc>
+          <w:tcPr>
+            <w:tcW w:type="dxa" w:w="3137"/>
+          </w:tcPr>
+          <w:p>
+            <w:r>
+              <w:t>插件状态"错误"，提示缺少依赖</w:t>
+            </w:r>
+          </w:p>
+        </w:tc>
+        <w:tc>
+          <w:tcPr>
+            <w:tcW w:type="dxa" w:w="3137"/>
+          </w:tcPr>
+          <w:p>
+            <w:r>
+              <w:t>依赖的插件没装/被停用</w:t>
+            </w:r>
+          </w:p>
+        </w:tc>
+        <w:tc>
+          <w:tcPr>
+            <w:tcW w:type="dxa" w:w="3137"/>
+          </w:tcPr>
+          <w:p>
+            <w:r>
+              <w:t>先装好对方，或去掉依赖</w:t>
+            </w:r>
+          </w:p>
+        </w:tc>
+      </w:tr>
+      <w:tr>
+        <w:tc>
+          <w:tcPr>
+            <w:tcW w:type="dxa" w:w="3137"/>
+          </w:tcPr>
+          <w:p>
+            <w:r>
+              <w:t>插件状态"错误"，提示未声明依赖</w:t>
+            </w:r>
+          </w:p>
+        </w:tc>
+        <w:tc>
+          <w:tcPr>
+            <w:tcW w:type="dxa" w:w="3137"/>
+          </w:tcPr>
+          <w:p>
+            <w:r>
+              <w:t>调用了没声明的插件接口</w:t>
+            </w:r>
+          </w:p>
+        </w:tc>
+        <w:tc>
+          <w:tcPr>
+            <w:tcW w:type="dxa" w:w="3137"/>
+          </w:tcPr>
+          <w:p>
+            <w:r>
+              <w:t>在 dependencies 里加声明并重装</w:t>
+            </w:r>
+          </w:p>
+        </w:tc>
+      </w:tr>
+      <w:tr>
+        <w:tc>
+          <w:tcPr>
+            <w:tcW w:type="dxa" w:w="3137"/>
+          </w:tcPr>
+          <w:p>
+            <w:r>
+              <w:t>插件状态"错误"，提示 hooks.py 缺少 register</w:t>
+            </w:r>
+          </w:p>
+        </w:tc>
+        <w:tc>
+          <w:tcPr>
+            <w:tcW w:type="dxa" w:w="3137"/>
+          </w:tcPr>
+          <w:p>
+            <w:r>
+              <w:t>函数名写错/没定义</w:t>
+            </w:r>
+          </w:p>
+        </w:tc>
+        <w:tc>
+          <w:tcPr>
+            <w:tcW w:type="dxa" w:w="3137"/>
+          </w:tcPr>
+          <w:p>
+            <w:r>
+              <w:t xml:space="preserve">改成 </w:t>
+            </w:r>
+            <w:r>
+              <w:rPr>
+                <w:rFonts w:ascii="Consolas" w:hAnsi="Consolas" w:eastAsia="Consolas"/>
+                <w:color w:val="4338CA"/>
+                <w:sz w:val="19"/>
+              </w:rPr>
+              <w:t>def register(ctx):</w:t>
+            </w:r>
+          </w:p>
+        </w:tc>
+      </w:tr>
+      <w:tr>
+        <w:tc>
+          <w:tcPr>
+            <w:tcW w:type="dxa" w:w="3137"/>
+          </w:tcPr>
+          <w:p>
+            <w:r>
+              <w:t>插件状态"错误"，提示 libs 包含内核已有库</w:t>
+            </w:r>
+          </w:p>
+        </w:tc>
+        <w:tc>
+          <w:tcPr>
+            <w:tcW w:type="dxa" w:w="3137"/>
+          </w:tcPr>
+          <w:p>
+            <w:r>
+              <w:t>libs 里放了 Flask 等</w:t>
+            </w:r>
+          </w:p>
+        </w:tc>
+        <w:tc>
+          <w:tcPr>
+            <w:tcW w:type="dxa" w:w="3137"/>
+          </w:tcPr>
+          <w:p>
+            <w:r>
+              <w:t>删掉那些目录</w:t>
+            </w:r>
+          </w:p>
+        </w:tc>
+      </w:tr>
+      <w:tr>
+        <w:tc>
+          <w:tcPr>
+            <w:tcW w:type="dxa" w:w="3137"/>
+          </w:tcPr>
+          <w:p>
+            <w:r>
+              <w:t>菜单没有出现</w:t>
+            </w:r>
+          </w:p>
+        </w:tc>
+        <w:tc>
+          <w:tcPr>
+            <w:tcW w:type="dxa" w:w="3137"/>
+          </w:tcPr>
+          <w:p>
+            <w:r>
+              <w:t>没权限 / 插件没启用 / 没重启</w:t>
+            </w:r>
+          </w:p>
+        </w:tc>
+        <w:tc>
+          <w:tcPr>
+            <w:tcW w:type="dxa" w:w="3137"/>
+          </w:tcPr>
+          <w:p>
+            <w:r>
+              <w:t>检查权限与插件状态，重启服务</w:t>
+            </w:r>
+          </w:p>
+        </w:tc>
+      </w:tr>
+      <w:tr>
+        <w:tc>
+          <w:tcPr>
+            <w:tcW w:type="dxa" w:w="3137"/>
+          </w:tcPr>
+          <w:p>
+            <w:r>
+              <w:t>页面 404</w:t>
+            </w:r>
+          </w:p>
+        </w:tc>
+        <w:tc>
+          <w:tcPr>
+            <w:tcW w:type="dxa" w:w="3137"/>
+          </w:tcPr>
+          <w:p>
+            <w:r>
+              <w:t>地址前缀不对</w:t>
+            </w:r>
+          </w:p>
+        </w:tc>
+        <w:tc>
+          <w:tcPr>
+            <w:tcW w:type="dxa" w:w="3137"/>
+          </w:tcPr>
+          <w:p>
+            <w:r>
+              <w:t>看插件管理里的"URL 前缀"，用它访问</w:t>
+            </w:r>
+          </w:p>
+        </w:tc>
+      </w:tr>
+      <w:tr>
+        <w:tc>
+          <w:tcPr>
+            <w:tcW w:type="dxa" w:w="3137"/>
+          </w:tcPr>
+          <w:p>
+            <w:r>
+              <w:t>页面 403</w:t>
+            </w:r>
+          </w:p>
+        </w:tc>
+        <w:tc>
+          <w:tcPr>
+            <w:tcW w:type="dxa" w:w="3137"/>
+          </w:tcPr>
+          <w:p>
+            <w:r>
+              <w:t>当前账号没这个权限</w:t>
+            </w:r>
+          </w:p>
+        </w:tc>
+        <w:tc>
+          <w:tcPr>
+            <w:tcW w:type="dxa" w:w="3137"/>
+          </w:tcPr>
+          <w:p>
+            <w:r>
+              <w:t>用户管理里勾权限</w:t>
+            </w:r>
+          </w:p>
+        </w:tc>
+      </w:tr>
+      <w:tr>
+        <w:tc>
+          <w:tcPr>
+            <w:tcW w:type="dxa" w:w="3137"/>
+          </w:tcPr>
+          <w:p>
+            <w:r>
+              <w:t>跳到登录页</w:t>
+            </w:r>
+          </w:p>
+        </w:tc>
+        <w:tc>
+          <w:tcPr>
+            <w:tcW w:type="dxa" w:w="3137"/>
+          </w:tcPr>
+          <w:p>
+            <w:r>
+              <w:t>没登录，正常</w:t>
+            </w:r>
+          </w:p>
+        </w:tc>
+        <w:tc>
+          <w:tcPr>
+            <w:tcW w:type="dxa" w:w="3137"/>
+          </w:tcPr>
+          <w:p>
+            <w:r>
+              <w:t>登录后会自动回到原页面</w:t>
+            </w:r>
+          </w:p>
+        </w:tc>
+      </w:tr>
+      <w:tr>
+        <w:tc>
+          <w:tcPr>
+            <w:tcW w:type="dxa" w:w="3137"/>
+          </w:tcPr>
+          <w:p>
+            <w:r>
+              <w:t>前端请求返回 401</w:t>
+            </w:r>
+          </w:p>
+        </w:tc>
+        <w:tc>
+          <w:tcPr>
+            <w:tcW w:type="dxa" w:w="3137"/>
+          </w:tcPr>
+          <w:p>
+            <w:r>
+              <w:t>登录过期</w:t>
+            </w:r>
+          </w:p>
+        </w:tc>
+        <w:tc>
+          <w:tcPr>
+            <w:tcW w:type="dxa" w:w="3137"/>
+          </w:tcPr>
+          <w:p>
+            <w:r>
+              <w:t>重新登录</w:t>
+            </w:r>
+          </w:p>
+        </w:tc>
+      </w:tr>
+      <w:tr>
+        <w:tc>
+          <w:tcPr>
+            <w:tcW w:type="dxa" w:w="3137"/>
+          </w:tcPr>
+          <w:p>
+            <w:r>
+              <w:t>页面报"模板找不到"</w:t>
+            </w:r>
+          </w:p>
+        </w:tc>
+        <w:tc>
+          <w:tcPr>
+            <w:tcW w:type="dxa" w:w="3137"/>
+          </w:tcPr>
+          <w:p>
+            <w:r>
+              <w:t>模板目录名不是 full_id 或路径漏了</w:t>
+            </w:r>
+          </w:p>
+        </w:tc>
+        <w:tc>
+          <w:tcPr>
+            <w:tcW w:type="dxa" w:w="3137"/>
+          </w:tcPr>
+          <w:p>
+            <w:r>
+              <w:t xml:space="preserve">放 </w:t>
+            </w:r>
+            <w:r>
+              <w:rPr>
+                <w:rFonts w:ascii="Consolas" w:hAnsi="Consolas" w:eastAsia="Consolas"/>
+                <w:color w:val="4338CA"/>
+                <w:sz w:val="19"/>
+              </w:rPr>
+              <w:t>templates/&lt;full_id&gt;/xxx.html</w:t>
+            </w:r>
+            <w:r>
+              <w:t>，渲染写全路径</w:t>
+            </w:r>
+          </w:p>
+        </w:tc>
+      </w:tr>
+      <w:tr>
+        <w:tc>
+          <w:tcPr>
+            <w:tcW w:type="dxa" w:w="3137"/>
+          </w:tcPr>
+          <w:p>
+            <w:r>
+              <w:t>样式没生效</w:t>
+            </w:r>
+          </w:p>
+        </w:tc>
+        <w:tc>
+          <w:tcPr>
+            <w:tcW w:type="dxa" w:w="3137"/>
+          </w:tcPr>
+          <w:p>
+            <w:r>
+              <w:t>静态文件缓存</w:t>
+            </w:r>
+          </w:p>
+        </w:tc>
+        <w:tc>
+          <w:tcPr>
+            <w:tcW w:type="dxa" w:w="3137"/>
+          </w:tcPr>
+          <w:p>
+            <w:r>
+              <w:t>Ctrl+F5 强刷</w:t>
+            </w:r>
+          </w:p>
+        </w:tc>
+      </w:tr>
+      <w:tr>
+        <w:tc>
+          <w:tcPr>
+            <w:tcW w:type="dxa" w:w="3137"/>
+          </w:tcPr>
+          <w:p>
+            <w:r>
+              <w:t>改了代码没变化</w:t>
+            </w:r>
+          </w:p>
+        </w:tc>
+        <w:tc>
+          <w:tcPr>
+            <w:tcW w:type="dxa" w:w="3137"/>
+          </w:tcPr>
+          <w:p>
+            <w:r>
+              <w:t>没重启</w:t>
+            </w:r>
+          </w:p>
+        </w:tc>
+        <w:tc>
+          <w:tcPr>
+            <w:tcW w:type="dxa" w:w="3137"/>
+          </w:tcPr>
+          <w:p>
+            <w:r>
+              <w:t>服务控制 → 重启</w:t>
+            </w:r>
+          </w:p>
+        </w:tc>
+      </w:tr>
+      <w:tr>
+        <w:tc>
+          <w:tcPr>
+            <w:tcW w:type="dxa" w:w="3137"/>
+          </w:tcPr>
+          <w:p>
+            <w:r>
+              <w:t>升级后设置都没了</w:t>
+            </w:r>
+          </w:p>
+        </w:tc>
+        <w:tc>
+          <w:tcPr>
+            <w:tcW w:type="dxa" w:w="3137"/>
+          </w:tcPr>
+          <w:p>
+            <w:r>
+              <w:t>升级会清空 data</w:t>
+            </w:r>
+          </w:p>
+        </w:tc>
+        <w:tc>
+          <w:tcPr>
+            <w:tcW w:type="dxa" w:w="3137"/>
+          </w:tcPr>
+          <w:p>
+            <w:r>
+              <w:t>以后先导出，或改变存储位置</w:t>
+            </w:r>
+          </w:p>
+        </w:tc>
+      </w:tr>
+      <w:tr>
+        <w:tc>
+          <w:tcPr>
+            <w:tcW w:type="dxa" w:w="3137"/>
+          </w:tcPr>
+          <w:p>
+            <w:r>
+              <w:t>接口调用报"接口不存在"</w:t>
+            </w:r>
+          </w:p>
+        </w:tc>
+        <w:tc>
+          <w:tcPr>
+            <w:tcW w:type="dxa" w:w="3137"/>
+          </w:tcPr>
+          <w:p>
+            <w:r>
+              <w:t>对方插件没装/没启用</w:t>
+            </w:r>
+          </w:p>
+        </w:tc>
+        <w:tc>
+          <w:tcPr>
+            <w:tcW w:type="dxa" w:w="3137"/>
+          </w:tcPr>
+          <w:p>
+            <w:r>
+              <w:t xml:space="preserve">检查插件状态；用 </w:t>
+            </w:r>
+            <w:r>
+              <w:rPr>
+                <w:rFonts w:ascii="Consolas" w:hAnsi="Consolas" w:eastAsia="Consolas"/>
+                <w:color w:val="4338CA"/>
+                <w:sz w:val="19"/>
+              </w:rPr>
+              <w:t>ctx.get()</w:t>
+            </w:r>
+            <w:r>
+              <w:t xml:space="preserve"> 做可选</w:t>
+            </w:r>
+          </w:p>
+        </w:tc>
+      </w:tr>
+      <w:tr>
+        <w:tc>
+          <w:tcPr>
+            <w:tcW w:type="dxa" w:w="3137"/>
+          </w:tcPr>
+          <w:p>
+            <w:r>
+              <w:t>接口调用报"未声明使用权限"</w:t>
+            </w:r>
+          </w:p>
+        </w:tc>
+        <w:tc>
+          <w:tcPr>
+            <w:tcW w:type="dxa" w:w="3137"/>
+          </w:tcPr>
+          <w:p>
+            <w:r>
+              <w:t>uses_permissions 没写</w:t>
+            </w:r>
+          </w:p>
+        </w:tc>
+        <w:tc>
+          <w:tcPr>
+            <w:tcW w:type="dxa" w:w="3137"/>
+          </w:tcPr>
+          <w:p>
+            <w:r>
+              <w:t>补声明并重装</w:t>
+            </w:r>
+          </w:p>
+        </w:tc>
+      </w:tr>
+    </w:tbl>
+    <w:p/>
+    <w:p>
+      <w:pPr>
+        <w:pStyle w:val="Heading3"/>
+      </w:pPr>
+      <w:r>
+        <w:t>13.3 5 分钟排查流程</w:t>
+      </w:r>
+    </w:p>
+    <w:p>
+      <w:pPr>
+        <w:spacing w:line="276" w:lineRule="auto" w:after="160"/>
+        <w:ind w:left="227"/>
+        <w:shd w:val="clear" w:color="auto" w:fill="F3F4F6"/>
+      </w:pPr>
+      <w:r>
+        <w:rPr>
+          <w:rFonts w:ascii="Consolas" w:hAnsi="Consolas" w:eastAsia="Consolas"/>
+          <w:sz w:val="18"/>
+        </w:rPr>
+        <w:t>页面打不开？</w:t>
+        <w:br/>
+        <w:t xml:space="preserve"> ├─ 插件状态是不是"错误"？ → 看错误信息 → 对照上表</w:t>
+        <w:br/>
+        <w:t xml:space="preserve"> ├─ 菜单有没有？ → 没有：检查权限 / 是否重启过</w:t>
+        <w:br/>
+        <w:t xml:space="preserve"> ├─ 地址对不对？ → 看插件管理里的 URL 前缀</w:t>
+        <w:br/>
+        <w:t xml:space="preserve"> ├─ 403？ → 权限没勾</w:t>
+        <w:br/>
+        <w:t xml:space="preserve"> └─ 500？ → 看日志页，通常是你代码里的异常</w:t>
+      </w:r>
+    </w:p>
+    <w:p>
+      <w:pPr>
+        <w:pStyle w:val="Heading2"/>
+      </w:pPr>
+      <w:r>
+        <w:t>第 14 章 让插件当网站首页</w:t>
+      </w:r>
+    </w:p>
+    <w:p>
+      <w:pPr>
+        <w:pStyle w:val="Heading3"/>
+      </w:pPr>
+      <w:r>
+        <w:t>14.1 目标形态</w:t>
+      </w:r>
+    </w:p>
+    <w:p>
+      <w:r>
+        <w:t>现在（以后台为主）：</w:t>
+      </w:r>
+    </w:p>
+    <w:p>
+      <w:pPr>
+        <w:spacing w:line="276" w:lineRule="auto" w:after="160"/>
+        <w:ind w:left="227"/>
+        <w:shd w:val="clear" w:color="auto" w:fill="F3F4F6"/>
+      </w:pPr>
+      <w:r>
+        <w:rPr>
+          <w:rFonts w:ascii="Consolas" w:hAnsi="Consolas" w:eastAsia="Consolas"/>
+          <w:sz w:val="18"/>
+        </w:rPr>
+        <w:t>打开网站 → 后台仪表盘（左边菜单：插件管理、用户管理…）</w:t>
+        <w:br/>
+        <w:t xml:space="preserve">              └─ 插件页面在菜单里</w:t>
+      </w:r>
+    </w:p>
+    <w:p>
+      <w:r>
+        <w:t>以后（前台 + 后台分离）：</w:t>
+      </w:r>
+    </w:p>
+    <w:p>
+      <w:pPr>
+        <w:spacing w:line="276" w:lineRule="auto" w:after="160"/>
+        <w:ind w:left="227"/>
+        <w:shd w:val="clear" w:color="auto" w:fill="F3F4F6"/>
+      </w:pPr>
+      <w:r>
+        <w:rPr>
+          <w:rFonts w:ascii="Consolas" w:hAnsi="Consolas" w:eastAsia="Consolas"/>
+          <w:sz w:val="18"/>
+        </w:rPr>
+        <w:t>打开网站 → 你的插件首页（门户：公告、看板、业务入口）</w:t>
+        <w:br/>
+        <w:t xml:space="preserve">              └─ 超管点"后台" → 插件管理 / 用户 / 权限 / 日志</w:t>
+      </w:r>
+    </w:p>
+    <w:p>
+      <w:pPr>
+        <w:pStyle w:val="Heading3"/>
+      </w:pPr>
+      <w:r>
+        <w:t>14.2 现在就能做的：插件自带一套界面</w:t>
+      </w:r>
+    </w:p>
+    <w:p>
+      <w:r>
+        <w:t>用第 4.5 节的</w:t>
+      </w:r>
+      <w:r>
+        <w:rPr>
+          <w:b/>
+        </w:rPr>
+        <w:t>外观 B</w:t>
+      </w:r>
+      <w:r>
+        <w:t>，页面完全不套后台菜单，只复用样式和登录。</w:t>
+      </w:r>
+    </w:p>
+    <w:p>
+      <w:r>
+        <w:t>这样以后切换首页时，你的页面不用重写。</w:t>
+      </w:r>
+    </w:p>
+    <w:p>
+      <w:r>
+        <w:t>示例（完整 layout）：</w:t>
+      </w:r>
+    </w:p>
+    <w:p>
+      <w:pPr>
+        <w:spacing w:line="276" w:lineRule="auto" w:after="160"/>
+        <w:ind w:left="227"/>
+        <w:shd w:val="clear" w:color="auto" w:fill="F3F4F6"/>
+      </w:pPr>
+      <w:r>
+        <w:rPr>
+          <w:rFonts w:ascii="Consolas" w:hAnsi="Consolas" w:eastAsia="Consolas"/>
+          <w:sz w:val="18"/>
+        </w:rPr>
+        <w:t>&lt;!DOCTYPE html&gt;</w:t>
+        <w:br/>
+        <w:t>&lt;html lang="zh-CN"&gt;</w:t>
+        <w:br/>
+        <w:t>&lt;head&gt;</w:t>
+        <w:br/>
+        <w:t xml:space="preserve">  &lt;meta charset="UTF-8"&gt;</w:t>
+        <w:br/>
+        <w:t xml:space="preserve">  &lt;meta name="viewport" content="width=device-width, initial-scale=1"&gt;</w:t>
+        <w:br/>
+        <w:t xml:space="preserve">  &lt;title&gt;{% block title %}公告通知{% endblock %}&lt;/title&gt;</w:t>
+        <w:br/>
+        <w:t xml:space="preserve">  &lt;link rel="stylesheet" href="{{ url_for('static', filename='css/base.css') }}"&gt;</w:t>
+        <w:br/>
+        <w:t xml:space="preserve">  &lt;link rel="stylesheet" href="{{ url_for('static', filename='css/components.css') }}"&gt;</w:t>
+        <w:br/>
+        <w:t>&lt;/head&gt;</w:t>
+        <w:br/>
+        <w:t>&lt;body class="portal"&gt;</w:t>
+        <w:br/>
+        <w:t xml:space="preserve">  &lt;header class="portal-top"&gt;</w:t>
+        <w:br/>
+        <w:t xml:space="preserve">    &lt;strong&gt;公告通知&lt;/strong&gt;</w:t>
+        <w:br/>
+        <w:t xml:space="preserve">    &lt;nav&gt;</w:t>
+        <w:br/>
+        <w:t xml:space="preserve">      &lt;a href="{{ url_for('.index') }}"&gt;全部公告&lt;/a&gt;</w:t>
+        <w:br/>
+        <w:t xml:space="preserve">      {% if can_kernel('zhangsan.tools.notice.create') or is_superadmin %}</w:t>
+        <w:br/>
+        <w:t xml:space="preserve">      &lt;a href="{{ url_for('.new') }}"&gt;发布&lt;/a&gt;</w:t>
+        <w:br/>
+        <w:t xml:space="preserve">      {% endif %}</w:t>
+        <w:br/>
+        <w:t xml:space="preserve">      {% if is_superadmin %}</w:t>
+        <w:br/>
+        <w:t xml:space="preserve">      &lt;a href="{{ url_for('core.index') }}"&gt;后台&lt;/a&gt;</w:t>
+        <w:br/>
+        <w:t xml:space="preserve">      {% endif %}</w:t>
+        <w:br/>
+        <w:t xml:space="preserve">    &lt;/nav&gt;</w:t>
+        <w:br/>
+        <w:t xml:space="preserve">    &lt;span&gt;{{ current_user.username }}&lt;/span&gt;</w:t>
+        <w:br/>
+        <w:t xml:space="preserve">    &lt;a href="{{ url_for('auth.logout') }}"&gt;退出&lt;/a&gt;</w:t>
+        <w:br/>
+        <w:t xml:space="preserve">  &lt;/header&gt;</w:t>
+        <w:br/>
+        <w:t xml:space="preserve">  &lt;main class="portal-main"&gt;</w:t>
+        <w:br/>
+        <w:t xml:space="preserve">    {% block content %}{% endblock %}</w:t>
+        <w:br/>
+        <w:t xml:space="preserve">  &lt;/main&gt;</w:t>
+        <w:br/>
+        <w:t>&lt;/body&gt;</w:t>
+        <w:br/>
+        <w:t>&lt;/html&gt;</w:t>
+      </w:r>
+    </w:p>
+    <w:p>
+      <w:pPr>
+        <w:pStyle w:val="Heading3"/>
+      </w:pPr>
+      <w:r>
+        <w:t>14.3 让"打开网站就是插件首页"需要什么</w:t>
+      </w:r>
+    </w:p>
+    <w:p>
+      <w:r>
+        <w:t xml:space="preserve">插件不能自己占用网站根地址 </w:t>
+      </w:r>
+      <w:r>
+        <w:rPr>
+          <w:rFonts w:ascii="Consolas" w:hAnsi="Consolas" w:eastAsia="Consolas"/>
+          <w:color w:val="4338CA"/>
+          <w:sz w:val="19"/>
+        </w:rPr>
+        <w:t>/</w:t>
+      </w:r>
+      <w:r>
+        <w:t>（这是系统的保留地址）。</w:t>
+      </w:r>
+    </w:p>
+    <w:p>
+      <w:r>
+        <w:t xml:space="preserve">要让 </w:t>
+      </w:r>
+      <w:r>
+        <w:rPr>
+          <w:rFonts w:ascii="Consolas" w:hAnsi="Consolas" w:eastAsia="Consolas"/>
+          <w:color w:val="4338CA"/>
+          <w:sz w:val="19"/>
+        </w:rPr>
+        <w:t>/</w:t>
+      </w:r>
+      <w:r>
+        <w:t xml:space="preserve"> 变成你的插件首页，需要</w:t>
+      </w:r>
+      <w:r>
+        <w:rPr>
+          <w:b/>
+        </w:rPr>
+        <w:t>管理员在系统侧做配置</w:t>
+      </w:r>
+      <w:r>
+        <w:t>，两种做法：</w:t>
+      </w:r>
+    </w:p>
+    <w:tbl>
+      <w:tblPr>
+        <w:tblStyle w:val="TableGrid"/>
+        <w:tblW w:type="auto" w:w="0"/>
+        <w:jc w:val="center"/>
+        <w:tblLayout w:type="autofit"/>
+        <w:tblLook w:firstColumn="1" w:firstRow="1" w:lastColumn="0" w:lastRow="0" w:noHBand="0" w:noVBand="1" w:val="04A0"/>
+      </w:tblPr>
+      <w:tblGrid>
+        <w:gridCol w:w="3137"/>
+        <w:gridCol w:w="3137"/>
+        <w:gridCol w:w="3137"/>
+      </w:tblGrid>
+      <w:tr>
+        <w:trPr>
+          <w:tblHeader w:val="true"/>
+        </w:trPr>
+        <w:tc>
+          <w:tcPr>
+            <w:tcW w:type="dxa" w:w="3137"/>
+          </w:tcPr>
+          <w:p>
+            <w:pPr>
+              <w:shd w:val="clear" w:color="auto" w:fill="EEEFF5"/>
+            </w:pPr>
+            <w:r>
+              <w:rPr>
+                <w:b/>
+              </w:rPr>
               <w:t>做法</w:t>
             </w:r>
           </w:p>
@@ -13845,19 +14542,19 @@
         <w:t xml:space="preserve">    ctx.register_blueprint(views.bp)</w:t>
         <w:br/>
         <w:br/>
-        <w:t xml:space="preserve">    prefix = ctx.url_prefix</w:t>
+        <w:t xml:space="preserve">    # 菜单用 endpoint 声明：改了 URL 前缀也会自动跳到新地址</w:t>
         <w:br/>
         <w:t xml:space="preserve">    ctx.register_menus([</w:t>
         <w:br/>
-        <w:t xml:space="preserve">        {"name": "guestbook-list", "label": "留言板", "url": f"{prefix}/",</w:t>
+        <w:t xml:space="preserve">        {"name": "guestbook-list", "label": "留言板", "endpoint": "index",</w:t>
         <w:br/>
         <w:t xml:space="preserve">         "perm": "view", "order": 55, "icon": "list"},</w:t>
         <w:br/>
-        <w:t xml:space="preserve">        {"name": "guestbook-new", "label": "写留言", "url": f"{prefix}/new",</w:t>
+        <w:t xml:space="preserve">        {"name": "guestbook-new", "label": "写留言", "endpoint": "new",</w:t>
         <w:br/>
         <w:t xml:space="preserve">         "perm": "create", "order": 56, "icon": "plus"},</w:t>
         <w:br/>
-        <w:t xml:space="preserve">        {"name": "guestbook-members", "label": "留言板成员", "url": f"{prefix}/members",</w:t>
+        <w:t xml:space="preserve">        {"name": "guestbook-members", "label": "留言板成员", "endpoint": "members",</w:t>
         <w:br/>
         <w:t xml:space="preserve">         "perm": "manage", "order": 57, "icon": "users"},</w:t>
         <w:br/>
@@ -14658,7 +15355,7 @@
         <w:br/>
         <w:t xml:space="preserve">    ctx.register_menus([</w:t>
         <w:br/>
-        <w:t xml:space="preserve">        {"name": "demo-home", "label": "示例", "url": f"{ctx.url_prefix}/",</w:t>
+        <w:t xml:space="preserve">        {"name": "demo-home", "label": "示例", "endpoint": "index",</w:t>
         <w:br/>
         <w:t xml:space="preserve">         "perm": "view", "order": 50, "icon": "plugin"},</w:t>
         <w:br/>
